--- a/docs/reference/B3_Code_Demo_Guide.docx
+++ b/docs/reference/B3_Code_Demo_Guide.docx
@@ -63,7 +63,79 @@
           <w:color w:val="465368"/>
           <w:sz w:val="17"/>
         </w:rPr>
-        <w:t>How to run our code, show SUMO live, and read the code aloud if the panel asks. Written for MSA 1 (EO 1.1: data, corridor, calibration). Every command and output below was run on 13–14 September 2026 on Jared’s laptop.</w:t>
+        <w:t>How to run our code, show it live, and read it aloud if the panel asks.</w:t>
+      </w:r>
+    </w:p>
+    <w:p>
+      <w:pPr>
+        <w:jc w:val="center"/>
+        <w:spacing w:before="0" w:after="200" w:line="264" w:lineRule="auto"/>
+      </w:pPr>
+      <w:r>
+        <w:rPr>
+          <w:rFonts w:ascii="Calibri" w:hAnsi="Calibri" w:cs="Calibri" w:eastAsia="Calibri"/>
+          <w:b w:val="0"/>
+          <w:i w:val="0"/>
+          <w:color w:val="465368"/>
+          <w:sz w:val="17"/>
+        </w:rPr>
+        <w:t xml:space="preserve">The guide is in two parts. </w:t>
+      </w:r>
+      <w:r>
+        <w:rPr>
+          <w:rFonts w:ascii="Calibri" w:hAnsi="Calibri" w:cs="Calibri" w:eastAsia="Calibri"/>
+          <w:b/>
+          <w:i w:val="0"/>
+          <w:color w:val="465368"/>
+          <w:sz w:val="17"/>
+        </w:rPr>
+        <w:t>Part 1 (sections 1–10)</w:t>
+      </w:r>
+      <w:r>
+        <w:rPr>
+          <w:rFonts w:ascii="Calibri" w:hAnsi="Calibri" w:cs="Calibri" w:eastAsia="Calibri"/>
+          <w:b w:val="0"/>
+          <w:i w:val="0"/>
+          <w:color w:val="465368"/>
+          <w:sz w:val="17"/>
+        </w:rPr>
+        <w:t xml:space="preserve"> is MSA 1: the data, the corridor and the calibration, run on 13–14 September 2026. </w:t>
+      </w:r>
+      <w:r>
+        <w:rPr>
+          <w:rFonts w:ascii="Calibri" w:hAnsi="Calibri" w:cs="Calibri" w:eastAsia="Calibri"/>
+          <w:b/>
+          <w:i w:val="0"/>
+          <w:color w:val="465368"/>
+          <w:sz w:val="17"/>
+        </w:rPr>
+        <w:t>Part 2 (sections 11–17)</w:t>
+      </w:r>
+      <w:r>
+        <w:rPr>
+          <w:rFonts w:ascii="Calibri" w:hAnsi="Calibri" w:cs="Calibri" w:eastAsia="Calibri"/>
+          <w:b w:val="0"/>
+          <w:i w:val="0"/>
+          <w:color w:val="465368"/>
+          <w:sz w:val="17"/>
+        </w:rPr>
+        <w:t xml:space="preserve"> is MSA 2: the learning half — what a bus sees, how it is scored, how it learns, and what the four training runs found, run on 16 September 2026. Each part stands on its own; nothing in Part 2 changes anything in Part 1.</w:t>
+      </w:r>
+    </w:p>
+    <w:p>
+      <w:pPr>
+        <w:jc w:val="center"/>
+        <w:spacing w:before="0" w:after="200" w:line="264" w:lineRule="auto"/>
+      </w:pPr>
+      <w:r>
+        <w:rPr>
+          <w:rFonts w:ascii="Calibri" w:hAnsi="Calibri" w:cs="Calibri" w:eastAsia="Calibri"/>
+          <w:b w:val="0"/>
+          <w:i/>
+          <w:color w:val="465368"/>
+          <w:sz w:val="17"/>
+        </w:rPr>
+        <w:t>Sections 1–10. Nothing here involves the learning agent.</w:t>
       </w:r>
     </w:p>
     <w:p>
@@ -13016,6 +13088,5380 @@
       <w:pPr>
         <w:spacing w:after="60" w:line="200" w:lineRule="auto"/>
       </w:pPr>
+    </w:p>
+    <w:p>
+      <w:pPr>
+        <w:jc w:val="left"/>
+        <w:spacing w:before="0" w:after="110" w:line="264" w:lineRule="auto"/>
+      </w:pPr>
+      <w:r>
+        <w:rPr>
+          <w:rFonts w:ascii="Calibri" w:hAnsi="Calibri" w:cs="Calibri" w:eastAsia="Calibri"/>
+          <w:b w:val="0"/>
+          <w:i/>
+          <w:color w:val="1F2933"/>
+          <w:sz w:val="21"/>
+        </w:rPr>
+        <w:t>Sections 11–17. Everything here is about the agent that decides how long a bus should wait. It uses the corridor built in Part 1 and changes none of it.</w:t>
+      </w:r>
+    </w:p>
+    <w:p>
+      <w:pPr>
+        <w:pStyle w:val="Heading1"/>
+        <w:keepNext/>
+        <w:spacing w:before="320" w:after="120"/>
+      </w:pPr>
+      <w:r>
+        <w:rPr>
+          <w:rFonts w:ascii="Calibri Light" w:hAnsi="Calibri Light" w:cs="Calibri Light" w:eastAsia="Calibri Light"/>
+          <w:b/>
+          <w:i w:val="0"/>
+          <w:color w:val="1F3B63"/>
+          <w:sz w:val="30"/>
+        </w:rPr>
+        <w:t>11. What MSA 2 adds</w:t>
+      </w:r>
+    </w:p>
+    <w:p>
+      <w:pPr>
+        <w:jc w:val="left"/>
+        <w:spacing w:before="0" w:after="110" w:line="264" w:lineRule="auto"/>
+      </w:pPr>
+      <w:r>
+        <w:rPr>
+          <w:rFonts w:ascii="Calibri" w:hAnsi="Calibri" w:cs="Calibri" w:eastAsia="Calibri"/>
+          <w:b w:val="0"/>
+          <w:i w:val="0"/>
+          <w:color w:val="1F2933"/>
+          <w:sz w:val="21"/>
+        </w:rPr>
+        <w:t>Part 1 ends with a corridor that behaves like the real Route 801 and three ready-made rules to drive it: No Control, Forward-Headway and Even-Headway. Part 2 adds a fourth driver that is not written by hand — it learns when to hold buses by trying, being scored, and adjusting.</w:t>
+      </w:r>
+    </w:p>
+    <w:p>
+      <w:pPr>
+        <w:jc w:val="left"/>
+        <w:spacing w:before="0" w:after="110" w:line="264" w:lineRule="auto"/>
+      </w:pPr>
+      <w:r>
+        <w:rPr>
+          <w:rFonts w:ascii="Calibri" w:hAnsi="Calibri" w:cs="Calibri" w:eastAsia="Calibri"/>
+          <w:b/>
+          <w:i w:val="0"/>
+          <w:color w:val="10233D"/>
+          <w:sz w:val="21"/>
+        </w:rPr>
+        <w:t>The four MARL files were rewritten on 16 September in the same plain style as Part 1, and again nothing they calculate changed.</w:t>
+      </w:r>
+      <w:r>
+        <w:rPr>
+          <w:rFonts w:ascii="Calibri" w:hAnsi="Calibri" w:cs="Calibri" w:eastAsia="Calibri"/>
+          <w:b w:val="0"/>
+          <w:i w:val="0"/>
+          <w:color w:val="1F2933"/>
+          <w:sz w:val="21"/>
+        </w:rPr>
+        <w:t xml:space="preserve"> The evidence:</w:t>
+      </w:r>
+    </w:p>
+    <w:tbl>
+      <w:tblPr>
+        <w:tblW w:type="auto" w:w="0"/>
+        <w:jc w:val="center"/>
+        <w:tblLook w:firstColumn="1" w:firstRow="1" w:lastColumn="0" w:lastRow="0" w:noHBand="0" w:noVBand="1" w:val="04A0"/>
+        <w:tblW w:type="dxa" w:w="9359"/>
+        <w:tblBorders>
+          <w:top w:val="single" w:color="C9D4E3" w:sz="4"/>
+          <w:left w:val="single" w:color="C9D4E3" w:sz="4"/>
+          <w:bottom w:val="single" w:color="C9D4E3" w:sz="4"/>
+          <w:right w:val="single" w:color="C9D4E3" w:sz="4"/>
+          <w:insideH w:val="single" w:color="C9D4E3" w:sz="4"/>
+          <w:insideV w:val="single" w:color="C9D4E3" w:sz="4"/>
+        </w:tblBorders>
+      </w:tblPr>
+      <w:tblGrid>
+        <w:gridCol w:w="4680"/>
+        <w:gridCol w:w="4680"/>
+      </w:tblGrid>
+      <w:tr>
+        <w:trPr>
+          <w:cantSplit/>
+          <w:tblHeader/>
+        </w:trPr>
+        <w:tc>
+          <w:tcPr>
+            <w:tcW w:type="dxa" w:w="4680"/>
+            <w:tcW w:type="dxa" w:w="4476"/>
+            <w:shd w:val="clear" w:color="auto" w:fill="1F3B63"/>
+            <w:tcMar>
+              <w:top w:type="dxa" w:w="50"/>
+              <w:left w:type="dxa" w:w="100"/>
+              <w:bottom w:type="dxa" w:w="50"/>
+              <w:right w:type="dxa" w:w="100"/>
+            </w:tcMar>
+          </w:tcPr>
+          <w:p>
+            <w:pPr>
+              <w:spacing w:after="0" w:line="252" w:lineRule="auto"/>
+            </w:pPr>
+            <w:r>
+              <w:rPr>
+                <w:rFonts w:ascii="Calibri" w:hAnsi="Calibri" w:cs="Calibri" w:eastAsia="Calibri"/>
+                <w:b/>
+                <w:i w:val="0"/>
+                <w:color w:val="FFFFFF"/>
+                <w:sz w:val="16"/>
+                <w:spacing w:val="10"/>
+              </w:rPr>
+              <w:t>CHECK</w:t>
+            </w:r>
+          </w:p>
+        </w:tc>
+        <w:tc>
+          <w:tcPr>
+            <w:tcW w:type="dxa" w:w="4680"/>
+            <w:tcW w:type="dxa" w:w="4883"/>
+            <w:shd w:val="clear" w:color="auto" w:fill="1F3B63"/>
+            <w:tcMar>
+              <w:top w:type="dxa" w:w="50"/>
+              <w:left w:type="dxa" w:w="100"/>
+              <w:bottom w:type="dxa" w:w="50"/>
+              <w:right w:type="dxa" w:w="100"/>
+            </w:tcMar>
+          </w:tcPr>
+          <w:p>
+            <w:pPr>
+              <w:spacing w:after="0" w:line="252" w:lineRule="auto"/>
+            </w:pPr>
+            <w:r>
+              <w:rPr>
+                <w:rFonts w:ascii="Calibri" w:hAnsi="Calibri" w:cs="Calibri" w:eastAsia="Calibri"/>
+                <w:b/>
+                <w:i w:val="0"/>
+                <w:color w:val="FFFFFF"/>
+                <w:sz w:val="16"/>
+                <w:spacing w:val="10"/>
+              </w:rPr>
+              <w:t>RESULT</w:t>
+            </w:r>
+          </w:p>
+        </w:tc>
+      </w:tr>
+      <w:tr>
+        <w:trPr>
+          <w:cantSplit/>
+        </w:trPr>
+        <w:tc>
+          <w:tcPr>
+            <w:tcW w:type="dxa" w:w="4680"/>
+            <w:tcW w:type="dxa" w:w="4476"/>
+            <w:shd w:val="clear" w:color="auto" w:fill="FFFFFF"/>
+            <w:tcMar>
+              <w:top w:type="dxa" w:w="50"/>
+              <w:left w:type="dxa" w:w="100"/>
+              <w:bottom w:type="dxa" w:w="50"/>
+              <w:right w:type="dxa" w:w="100"/>
+            </w:tcMar>
+          </w:tcPr>
+          <w:p>
+            <w:pPr>
+              <w:spacing w:after="0" w:line="252" w:lineRule="auto"/>
+            </w:pPr>
+            <w:r>
+              <w:rPr>
+                <w:rFonts w:ascii="Calibri" w:hAnsi="Calibri" w:cs="Calibri" w:eastAsia="Calibri"/>
+                <w:b w:val="0"/>
+                <w:i w:val="0"/>
+                <w:color w:val="1F2933"/>
+                <w:sz w:val="18"/>
+              </w:rPr>
+              <w:t>All nine reward combinations, before vs after</w:t>
+            </w:r>
+          </w:p>
+        </w:tc>
+        <w:tc>
+          <w:tcPr>
+            <w:tcW w:type="dxa" w:w="4680"/>
+            <w:tcW w:type="dxa" w:w="4883"/>
+            <w:shd w:val="clear" w:color="auto" w:fill="FFFFFF"/>
+            <w:tcMar>
+              <w:top w:type="dxa" w:w="50"/>
+              <w:left w:type="dxa" w:w="100"/>
+              <w:bottom w:type="dxa" w:w="50"/>
+              <w:right w:type="dxa" w:w="100"/>
+            </w:tcMar>
+          </w:tcPr>
+          <w:p>
+            <w:pPr>
+              <w:spacing w:after="0" w:line="252" w:lineRule="auto"/>
+            </w:pPr>
+            <w:r>
+              <w:rPr>
+                <w:rFonts w:ascii="Calibri" w:hAnsi="Calibri" w:cs="Calibri" w:eastAsia="Calibri"/>
+                <w:b w:val="0"/>
+                <w:i w:val="0"/>
+                <w:color w:val="1F2933"/>
+                <w:sz w:val="18"/>
+              </w:rPr>
+              <w:t>identical to the last digit</w:t>
+            </w:r>
+          </w:p>
+        </w:tc>
+      </w:tr>
+      <w:tr>
+        <w:trPr>
+          <w:cantSplit/>
+        </w:trPr>
+        <w:tc>
+          <w:tcPr>
+            <w:tcW w:type="dxa" w:w="4680"/>
+            <w:tcW w:type="dxa" w:w="4476"/>
+            <w:shd w:val="clear" w:color="auto" w:fill="EEF2F8"/>
+            <w:tcMar>
+              <w:top w:type="dxa" w:w="50"/>
+              <w:left w:type="dxa" w:w="100"/>
+              <w:bottom w:type="dxa" w:w="50"/>
+              <w:right w:type="dxa" w:w="100"/>
+            </w:tcMar>
+          </w:tcPr>
+          <w:p>
+            <w:pPr>
+              <w:spacing w:after="0" w:line="252" w:lineRule="auto"/>
+            </w:pPr>
+            <w:r>
+              <w:rPr>
+                <w:rFonts w:ascii="Calibri" w:hAnsi="Calibri" w:cs="Calibri" w:eastAsia="Calibri"/>
+                <w:b w:val="0"/>
+                <w:i w:val="0"/>
+                <w:color w:val="1F2933"/>
+                <w:sz w:val="18"/>
+              </w:rPr>
+              <w:t>The seven observation numbers</w:t>
+            </w:r>
+          </w:p>
+        </w:tc>
+        <w:tc>
+          <w:tcPr>
+            <w:tcW w:type="dxa" w:w="4680"/>
+            <w:tcW w:type="dxa" w:w="4883"/>
+            <w:shd w:val="clear" w:color="auto" w:fill="EEF2F8"/>
+            <w:tcMar>
+              <w:top w:type="dxa" w:w="50"/>
+              <w:left w:type="dxa" w:w="100"/>
+              <w:bottom w:type="dxa" w:w="50"/>
+              <w:right w:type="dxa" w:w="100"/>
+            </w:tcMar>
+          </w:tcPr>
+          <w:p>
+            <w:pPr>
+              <w:spacing w:after="0" w:line="252" w:lineRule="auto"/>
+            </w:pPr>
+            <w:r>
+              <w:rPr>
+                <w:rFonts w:ascii="Calibri" w:hAnsi="Calibri" w:cs="Calibri" w:eastAsia="Calibri"/>
+                <w:b w:val="0"/>
+                <w:i w:val="0"/>
+                <w:color w:val="1F2933"/>
+                <w:sz w:val="18"/>
+              </w:rPr>
+              <w:t>identical to a hand calculation</w:t>
+            </w:r>
+          </w:p>
+        </w:tc>
+      </w:tr>
+      <w:tr>
+        <w:trPr>
+          <w:cantSplit/>
+        </w:trPr>
+        <w:tc>
+          <w:tcPr>
+            <w:tcW w:type="dxa" w:w="4680"/>
+            <w:tcW w:type="dxa" w:w="4476"/>
+            <w:shd w:val="clear" w:color="auto" w:fill="FFFFFF"/>
+            <w:tcMar>
+              <w:top w:type="dxa" w:w="50"/>
+              <w:left w:type="dxa" w:w="100"/>
+              <w:bottom w:type="dxa" w:w="50"/>
+              <w:right w:type="dxa" w:w="100"/>
+            </w:tcMar>
+          </w:tcPr>
+          <w:p>
+            <w:pPr>
+              <w:spacing w:after="0" w:line="252" w:lineRule="auto"/>
+            </w:pPr>
+            <w:r>
+              <w:rPr>
+                <w:rFonts w:ascii="Calibri" w:hAnsi="Calibri" w:cs="Calibri" w:eastAsia="Calibri"/>
+                <w:b w:val="0"/>
+                <w:i w:val="0"/>
+                <w:color w:val="1F2933"/>
+                <w:sz w:val="18"/>
+              </w:rPr>
+              <w:t>The learner’s three self-tests</w:t>
+            </w:r>
+          </w:p>
+        </w:tc>
+        <w:tc>
+          <w:tcPr>
+            <w:tcW w:type="dxa" w:w="4680"/>
+            <w:tcW w:type="dxa" w:w="4883"/>
+            <w:shd w:val="clear" w:color="auto" w:fill="FFFFFF"/>
+            <w:tcMar>
+              <w:top w:type="dxa" w:w="50"/>
+              <w:left w:type="dxa" w:w="100"/>
+              <w:bottom w:type="dxa" w:w="50"/>
+              <w:right w:type="dxa" w:w="100"/>
+            </w:tcMar>
+          </w:tcPr>
+          <w:p>
+            <w:pPr>
+              <w:spacing w:after="0" w:line="252" w:lineRule="auto"/>
+            </w:pPr>
+            <w:r>
+              <w:rPr>
+                <w:rFonts w:ascii="Calibri" w:hAnsi="Calibri" w:cs="Calibri" w:eastAsia="Calibri"/>
+                <w:b w:val="0"/>
+                <w:i w:val="0"/>
+                <w:color w:val="1F2933"/>
+                <w:sz w:val="18"/>
+              </w:rPr>
+              <w:t>same results (0.92 accuracy, discount 10.0 / 2.0, resume identical)</w:t>
+            </w:r>
+          </w:p>
+        </w:tc>
+      </w:tr>
+      <w:tr>
+        <w:trPr>
+          <w:cantSplit/>
+        </w:trPr>
+        <w:tc>
+          <w:tcPr>
+            <w:tcW w:type="dxa" w:w="4680"/>
+            <w:tcW w:type="dxa" w:w="4476"/>
+            <w:shd w:val="clear" w:color="auto" w:fill="EEF2F8"/>
+            <w:tcMar>
+              <w:top w:type="dxa" w:w="50"/>
+              <w:left w:type="dxa" w:w="100"/>
+              <w:bottom w:type="dxa" w:w="50"/>
+              <w:right w:type="dxa" w:w="100"/>
+            </w:tcMar>
+          </w:tcPr>
+          <w:p>
+            <w:pPr>
+              <w:spacing w:after="0" w:line="252" w:lineRule="auto"/>
+            </w:pPr>
+            <w:r>
+              <w:rPr>
+                <w:rFonts w:ascii="Calibri" w:hAnsi="Calibri" w:cs="Calibri" w:eastAsia="Calibri"/>
+                <w:b w:val="0"/>
+                <w:i w:val="0"/>
+                <w:color w:val="1F2933"/>
+                <w:sz w:val="18"/>
+              </w:rPr>
+              <w:t>Run D’s saved policy, re-evaluated through the new code</w:t>
+            </w:r>
+          </w:p>
+        </w:tc>
+        <w:tc>
+          <w:tcPr>
+            <w:tcW w:type="dxa" w:w="4680"/>
+            <w:tcW w:type="dxa" w:w="4883"/>
+            <w:shd w:val="clear" w:color="auto" w:fill="EEF2F8"/>
+            <w:tcMar>
+              <w:top w:type="dxa" w:w="50"/>
+              <w:left w:type="dxa" w:w="100"/>
+              <w:bottom w:type="dxa" w:w="50"/>
+              <w:right w:type="dxa" w:w="100"/>
+            </w:tcMar>
+          </w:tcPr>
+          <w:p>
+            <w:pPr>
+              <w:spacing w:after="0" w:line="252" w:lineRule="auto"/>
+            </w:pPr>
+            <w:r>
+              <w:rPr>
+                <w:rFonts w:ascii="Calibri" w:hAnsi="Calibri" w:cs="Calibri" w:eastAsia="Calibri"/>
+                <w:b w:val="0"/>
+                <w:i w:val="0"/>
+                <w:color w:val="1F2933"/>
+                <w:sz w:val="18"/>
+              </w:rPr>
+              <w:t>0.340 bunching, 341 s waiting, 4,619 s travel — exactly as before</w:t>
+            </w:r>
+          </w:p>
+        </w:tc>
+      </w:tr>
+    </w:tbl>
+    <w:p>
+      <w:pPr>
+        <w:spacing w:after="60" w:line="200" w:lineRule="auto"/>
+      </w:pPr>
+    </w:p>
+    <w:p>
+      <w:pPr>
+        <w:pStyle w:val="Heading1"/>
+        <w:keepNext/>
+        <w:spacing w:before="320" w:after="120"/>
+      </w:pPr>
+      <w:r>
+        <w:rPr>
+          <w:rFonts w:ascii="Calibri Light" w:hAnsi="Calibri Light" w:cs="Calibri Light" w:eastAsia="Calibri Light"/>
+          <w:b/>
+          <w:i w:val="0"/>
+          <w:color w:val="1F3B63"/>
+          <w:sz w:val="30"/>
+        </w:rPr>
+        <w:t>12. The MARL code in one table</w:t>
+      </w:r>
+    </w:p>
+    <w:p>
+      <w:pPr>
+        <w:jc w:val="left"/>
+        <w:spacing w:before="0" w:after="110" w:line="264" w:lineRule="auto"/>
+      </w:pPr>
+      <w:r>
+        <w:rPr>
+          <w:rFonts w:ascii="Calibri" w:hAnsi="Calibri" w:cs="Calibri" w:eastAsia="Calibri"/>
+          <w:b w:val="0"/>
+          <w:i w:val="0"/>
+          <w:color w:val="1F2933"/>
+          <w:sz w:val="21"/>
+        </w:rPr>
+        <w:t>Data flows top to bottom, same as the table in section 2.</w:t>
+      </w:r>
+    </w:p>
+    <w:tbl>
+      <w:tblPr>
+        <w:tblW w:type="auto" w:w="0"/>
+        <w:jc w:val="center"/>
+        <w:tblLook w:firstColumn="1" w:firstRow="1" w:lastColumn="0" w:lastRow="0" w:noHBand="0" w:noVBand="1" w:val="04A0"/>
+        <w:tblW w:type="dxa" w:w="9357"/>
+        <w:tblBorders>
+          <w:top w:val="single" w:color="C9D4E3" w:sz="4"/>
+          <w:left w:val="single" w:color="C9D4E3" w:sz="4"/>
+          <w:bottom w:val="single" w:color="C9D4E3" w:sz="4"/>
+          <w:right w:val="single" w:color="C9D4E3" w:sz="4"/>
+          <w:insideH w:val="single" w:color="C9D4E3" w:sz="4"/>
+          <w:insideV w:val="single" w:color="C9D4E3" w:sz="4"/>
+        </w:tblBorders>
+      </w:tblPr>
+      <w:tblGrid>
+        <w:gridCol w:w="1872"/>
+        <w:gridCol w:w="1872"/>
+        <w:gridCol w:w="1872"/>
+        <w:gridCol w:w="1872"/>
+        <w:gridCol w:w="1872"/>
+      </w:tblGrid>
+      <w:tr>
+        <w:trPr>
+          <w:cantSplit/>
+          <w:tblHeader/>
+        </w:trPr>
+        <w:tc>
+          <w:tcPr>
+            <w:tcW w:type="dxa" w:w="1872"/>
+            <w:tcW w:type="dxa" w:w="589"/>
+            <w:shd w:val="clear" w:color="auto" w:fill="1F3B63"/>
+            <w:tcMar>
+              <w:top w:type="dxa" w:w="50"/>
+              <w:left w:type="dxa" w:w="100"/>
+              <w:bottom w:type="dxa" w:w="50"/>
+              <w:right w:type="dxa" w:w="100"/>
+            </w:tcMar>
+          </w:tcPr>
+          <w:p>
+            <w:pPr>
+              <w:spacing w:after="0" w:line="252" w:lineRule="auto"/>
+            </w:pPr>
+            <w:r>
+              <w:rPr>
+                <w:rFonts w:ascii="Calibri" w:hAnsi="Calibri" w:cs="Calibri" w:eastAsia="Calibri"/>
+                <w:b/>
+                <w:i w:val="0"/>
+                <w:color w:val="FFFFFF"/>
+                <w:sz w:val="16"/>
+                <w:spacing w:val="10"/>
+              </w:rPr>
+              <w:t>#</w:t>
+            </w:r>
+          </w:p>
+        </w:tc>
+        <w:tc>
+          <w:tcPr>
+            <w:tcW w:type="dxa" w:w="1872"/>
+            <w:tcW w:type="dxa" w:w="2284"/>
+            <w:shd w:val="clear" w:color="auto" w:fill="1F3B63"/>
+            <w:tcMar>
+              <w:top w:type="dxa" w:w="50"/>
+              <w:left w:type="dxa" w:w="100"/>
+              <w:bottom w:type="dxa" w:w="50"/>
+              <w:right w:type="dxa" w:w="100"/>
+            </w:tcMar>
+          </w:tcPr>
+          <w:p>
+            <w:pPr>
+              <w:spacing w:after="0" w:line="252" w:lineRule="auto"/>
+            </w:pPr>
+            <w:r>
+              <w:rPr>
+                <w:rFonts w:ascii="Calibri" w:hAnsi="Calibri" w:cs="Calibri" w:eastAsia="Calibri"/>
+                <w:b/>
+                <w:i w:val="0"/>
+                <w:color w:val="FFFFFF"/>
+                <w:sz w:val="16"/>
+                <w:spacing w:val="10"/>
+              </w:rPr>
+              <w:t>FILE</w:t>
+            </w:r>
+          </w:p>
+        </w:tc>
+        <w:tc>
+          <w:tcPr>
+            <w:tcW w:type="dxa" w:w="1872"/>
+            <w:tcW w:type="dxa" w:w="1547"/>
+            <w:shd w:val="clear" w:color="auto" w:fill="1F3B63"/>
+            <w:tcMar>
+              <w:top w:type="dxa" w:w="50"/>
+              <w:left w:type="dxa" w:w="100"/>
+              <w:bottom w:type="dxa" w:w="50"/>
+              <w:right w:type="dxa" w:w="100"/>
+            </w:tcMar>
+          </w:tcPr>
+          <w:p>
+            <w:pPr>
+              <w:spacing w:after="0" w:line="252" w:lineRule="auto"/>
+            </w:pPr>
+            <w:r>
+              <w:rPr>
+                <w:rFonts w:ascii="Calibri" w:hAnsi="Calibri" w:cs="Calibri" w:eastAsia="Calibri"/>
+                <w:b/>
+                <w:i w:val="0"/>
+                <w:color w:val="FFFFFF"/>
+                <w:sz w:val="16"/>
+                <w:spacing w:val="10"/>
+              </w:rPr>
+              <w:t>READS</w:t>
+            </w:r>
+          </w:p>
+        </w:tc>
+        <w:tc>
+          <w:tcPr>
+            <w:tcW w:type="dxa" w:w="1872"/>
+            <w:tcW w:type="dxa" w:w="2063"/>
+            <w:shd w:val="clear" w:color="auto" w:fill="1F3B63"/>
+            <w:tcMar>
+              <w:top w:type="dxa" w:w="50"/>
+              <w:left w:type="dxa" w:w="100"/>
+              <w:bottom w:type="dxa" w:w="50"/>
+              <w:right w:type="dxa" w:w="100"/>
+            </w:tcMar>
+          </w:tcPr>
+          <w:p>
+            <w:pPr>
+              <w:spacing w:after="0" w:line="252" w:lineRule="auto"/>
+            </w:pPr>
+            <w:r>
+              <w:rPr>
+                <w:rFonts w:ascii="Calibri" w:hAnsi="Calibri" w:cs="Calibri" w:eastAsia="Calibri"/>
+                <w:b/>
+                <w:i w:val="0"/>
+                <w:color w:val="FFFFFF"/>
+                <w:sz w:val="16"/>
+                <w:spacing w:val="10"/>
+              </w:rPr>
+              <w:t>MAKES</w:t>
+            </w:r>
+          </w:p>
+        </w:tc>
+        <w:tc>
+          <w:tcPr>
+            <w:tcW w:type="dxa" w:w="1872"/>
+            <w:tcW w:type="dxa" w:w="2874"/>
+            <w:shd w:val="clear" w:color="auto" w:fill="1F3B63"/>
+            <w:tcMar>
+              <w:top w:type="dxa" w:w="50"/>
+              <w:left w:type="dxa" w:w="100"/>
+              <w:bottom w:type="dxa" w:w="50"/>
+              <w:right w:type="dxa" w:w="100"/>
+            </w:tcMar>
+          </w:tcPr>
+          <w:p>
+            <w:pPr>
+              <w:spacing w:after="0" w:line="252" w:lineRule="auto"/>
+            </w:pPr>
+            <w:r>
+              <w:rPr>
+                <w:rFonts w:ascii="Calibri" w:hAnsi="Calibri" w:cs="Calibri" w:eastAsia="Calibri"/>
+                <w:b/>
+                <w:i w:val="0"/>
+                <w:color w:val="FFFFFF"/>
+                <w:sz w:val="16"/>
+                <w:spacing w:val="10"/>
+              </w:rPr>
+              <w:t>ONE-LINE PURPOSE</w:t>
+            </w:r>
+          </w:p>
+        </w:tc>
+      </w:tr>
+      <w:tr>
+        <w:trPr>
+          <w:cantSplit/>
+        </w:trPr>
+        <w:tc>
+          <w:tcPr>
+            <w:tcW w:type="dxa" w:w="1872"/>
+            <w:tcW w:type="dxa" w:w="589"/>
+            <w:shd w:val="clear" w:color="auto" w:fill="FFFFFF"/>
+            <w:tcMar>
+              <w:top w:type="dxa" w:w="50"/>
+              <w:left w:type="dxa" w:w="100"/>
+              <w:bottom w:type="dxa" w:w="50"/>
+              <w:right w:type="dxa" w:w="100"/>
+            </w:tcMar>
+          </w:tcPr>
+          <w:p>
+            <w:pPr>
+              <w:spacing w:after="0" w:line="252" w:lineRule="auto"/>
+            </w:pPr>
+            <w:r>
+              <w:rPr>
+                <w:rFonts w:ascii="Calibri" w:hAnsi="Calibri" w:cs="Calibri" w:eastAsia="Calibri"/>
+                <w:b w:val="0"/>
+                <w:i w:val="0"/>
+                <w:color w:val="1F2933"/>
+                <w:sz w:val="18"/>
+              </w:rPr>
+              <w:t>1</w:t>
+            </w:r>
+          </w:p>
+        </w:tc>
+        <w:tc>
+          <w:tcPr>
+            <w:tcW w:type="dxa" w:w="1872"/>
+            <w:tcW w:type="dxa" w:w="2284"/>
+            <w:shd w:val="clear" w:color="auto" w:fill="FFFFFF"/>
+            <w:tcMar>
+              <w:top w:type="dxa" w:w="50"/>
+              <w:left w:type="dxa" w:w="100"/>
+              <w:bottom w:type="dxa" w:w="50"/>
+              <w:right w:type="dxa" w:w="100"/>
+            </w:tcMar>
+          </w:tcPr>
+          <w:p>
+            <w:pPr>
+              <w:spacing w:after="0" w:line="252" w:lineRule="auto"/>
+            </w:pPr>
+            <w:r>
+              <w:rPr>
+                <w:rFonts w:ascii="Consolas" w:hAnsi="Consolas" w:cs="Consolas" w:eastAsia="Consolas"/>
+                <w:b w:val="0"/>
+                <w:i w:val="0"/>
+                <w:color w:val="24405F"/>
+                <w:sz w:val="15"/>
+                <w:shd w:val="clear" w:color="auto" w:fill="F3F5F8"/>
+              </w:rPr>
+              <w:t>starter/envs/obs.py</w:t>
+            </w:r>
+          </w:p>
+        </w:tc>
+        <w:tc>
+          <w:tcPr>
+            <w:tcW w:type="dxa" w:w="1872"/>
+            <w:tcW w:type="dxa" w:w="1547"/>
+            <w:shd w:val="clear" w:color="auto" w:fill="FFFFFF"/>
+            <w:tcMar>
+              <w:top w:type="dxa" w:w="50"/>
+              <w:left w:type="dxa" w:w="100"/>
+              <w:bottom w:type="dxa" w:w="50"/>
+              <w:right w:type="dxa" w:w="100"/>
+            </w:tcMar>
+          </w:tcPr>
+          <w:p>
+            <w:pPr>
+              <w:spacing w:after="0" w:line="252" w:lineRule="auto"/>
+            </w:pPr>
+            <w:r>
+              <w:rPr>
+                <w:rFonts w:ascii="Calibri" w:hAnsi="Calibri" w:cs="Calibri" w:eastAsia="Calibri"/>
+                <w:b w:val="0"/>
+                <w:i w:val="0"/>
+                <w:color w:val="1F2933"/>
+                <w:sz w:val="18"/>
+              </w:rPr>
+              <w:t>the bus’s situation</w:t>
+            </w:r>
+          </w:p>
+        </w:tc>
+        <w:tc>
+          <w:tcPr>
+            <w:tcW w:type="dxa" w:w="1872"/>
+            <w:tcW w:type="dxa" w:w="2063"/>
+            <w:shd w:val="clear" w:color="auto" w:fill="FFFFFF"/>
+            <w:tcMar>
+              <w:top w:type="dxa" w:w="50"/>
+              <w:left w:type="dxa" w:w="100"/>
+              <w:bottom w:type="dxa" w:w="50"/>
+              <w:right w:type="dxa" w:w="100"/>
+            </w:tcMar>
+          </w:tcPr>
+          <w:p>
+            <w:pPr>
+              <w:spacing w:after="0" w:line="252" w:lineRule="auto"/>
+            </w:pPr>
+            <w:r>
+              <w:rPr>
+                <w:rFonts w:ascii="Calibri" w:hAnsi="Calibri" w:cs="Calibri" w:eastAsia="Calibri"/>
+                <w:b w:val="0"/>
+                <w:i w:val="0"/>
+                <w:color w:val="1F2933"/>
+                <w:sz w:val="18"/>
+              </w:rPr>
+              <w:t>7 numbers</w:t>
+            </w:r>
+          </w:p>
+        </w:tc>
+        <w:tc>
+          <w:tcPr>
+            <w:tcW w:type="dxa" w:w="1872"/>
+            <w:tcW w:type="dxa" w:w="2874"/>
+            <w:shd w:val="clear" w:color="auto" w:fill="FFFFFF"/>
+            <w:tcMar>
+              <w:top w:type="dxa" w:w="50"/>
+              <w:left w:type="dxa" w:w="100"/>
+              <w:bottom w:type="dxa" w:w="50"/>
+              <w:right w:type="dxa" w:w="100"/>
+            </w:tcMar>
+          </w:tcPr>
+          <w:p>
+            <w:pPr>
+              <w:spacing w:after="0" w:line="252" w:lineRule="auto"/>
+            </w:pPr>
+            <w:r>
+              <w:rPr>
+                <w:rFonts w:ascii="Calibri" w:hAnsi="Calibri" w:cs="Calibri" w:eastAsia="Calibri"/>
+                <w:b w:val="0"/>
+                <w:i w:val="0"/>
+                <w:color w:val="1F2933"/>
+                <w:sz w:val="18"/>
+              </w:rPr>
+              <w:t>What a bus can see</w:t>
+            </w:r>
+          </w:p>
+        </w:tc>
+      </w:tr>
+      <w:tr>
+        <w:trPr>
+          <w:cantSplit/>
+        </w:trPr>
+        <w:tc>
+          <w:tcPr>
+            <w:tcW w:type="dxa" w:w="1872"/>
+            <w:tcW w:type="dxa" w:w="589"/>
+            <w:shd w:val="clear" w:color="auto" w:fill="EEF2F8"/>
+            <w:tcMar>
+              <w:top w:type="dxa" w:w="50"/>
+              <w:left w:type="dxa" w:w="100"/>
+              <w:bottom w:type="dxa" w:w="50"/>
+              <w:right w:type="dxa" w:w="100"/>
+            </w:tcMar>
+          </w:tcPr>
+          <w:p>
+            <w:pPr>
+              <w:spacing w:after="0" w:line="252" w:lineRule="auto"/>
+            </w:pPr>
+            <w:r>
+              <w:rPr>
+                <w:rFonts w:ascii="Calibri" w:hAnsi="Calibri" w:cs="Calibri" w:eastAsia="Calibri"/>
+                <w:b w:val="0"/>
+                <w:i w:val="0"/>
+                <w:color w:val="1F2933"/>
+                <w:sz w:val="18"/>
+              </w:rPr>
+              <w:t>2</w:t>
+            </w:r>
+          </w:p>
+        </w:tc>
+        <w:tc>
+          <w:tcPr>
+            <w:tcW w:type="dxa" w:w="1872"/>
+            <w:tcW w:type="dxa" w:w="2284"/>
+            <w:shd w:val="clear" w:color="auto" w:fill="EEF2F8"/>
+            <w:tcMar>
+              <w:top w:type="dxa" w:w="50"/>
+              <w:left w:type="dxa" w:w="100"/>
+              <w:bottom w:type="dxa" w:w="50"/>
+              <w:right w:type="dxa" w:w="100"/>
+            </w:tcMar>
+          </w:tcPr>
+          <w:p>
+            <w:pPr>
+              <w:spacing w:after="0" w:line="252" w:lineRule="auto"/>
+            </w:pPr>
+            <w:r>
+              <w:rPr>
+                <w:rFonts w:ascii="Consolas" w:hAnsi="Consolas" w:cs="Consolas" w:eastAsia="Consolas"/>
+                <w:b w:val="0"/>
+                <w:i w:val="0"/>
+                <w:color w:val="24405F"/>
+                <w:sz w:val="15"/>
+                <w:shd w:val="clear" w:color="auto" w:fill="F3F5F8"/>
+              </w:rPr>
+              <w:t>starter/envs/reward.py</w:t>
+            </w:r>
+          </w:p>
+        </w:tc>
+        <w:tc>
+          <w:tcPr>
+            <w:tcW w:type="dxa" w:w="1872"/>
+            <w:tcW w:type="dxa" w:w="1547"/>
+            <w:shd w:val="clear" w:color="auto" w:fill="EEF2F8"/>
+            <w:tcMar>
+              <w:top w:type="dxa" w:w="50"/>
+              <w:left w:type="dxa" w:w="100"/>
+              <w:bottom w:type="dxa" w:w="50"/>
+              <w:right w:type="dxa" w:w="100"/>
+            </w:tcMar>
+          </w:tcPr>
+          <w:p>
+            <w:pPr>
+              <w:spacing w:after="0" w:line="252" w:lineRule="auto"/>
+            </w:pPr>
+            <w:r>
+              <w:rPr>
+                <w:rFonts w:ascii="Calibri" w:hAnsi="Calibri" w:cs="Calibri" w:eastAsia="Calibri"/>
+                <w:b w:val="0"/>
+                <w:i w:val="0"/>
+                <w:color w:val="1F2933"/>
+                <w:sz w:val="18"/>
+              </w:rPr>
+              <w:t>what happened next</w:t>
+            </w:r>
+          </w:p>
+        </w:tc>
+        <w:tc>
+          <w:tcPr>
+            <w:tcW w:type="dxa" w:w="1872"/>
+            <w:tcW w:type="dxa" w:w="2063"/>
+            <w:shd w:val="clear" w:color="auto" w:fill="EEF2F8"/>
+            <w:tcMar>
+              <w:top w:type="dxa" w:w="50"/>
+              <w:left w:type="dxa" w:w="100"/>
+              <w:bottom w:type="dxa" w:w="50"/>
+              <w:right w:type="dxa" w:w="100"/>
+            </w:tcMar>
+          </w:tcPr>
+          <w:p>
+            <w:pPr>
+              <w:spacing w:after="0" w:line="252" w:lineRule="auto"/>
+            </w:pPr>
+            <w:r>
+              <w:rPr>
+                <w:rFonts w:ascii="Calibri" w:hAnsi="Calibri" w:cs="Calibri" w:eastAsia="Calibri"/>
+                <w:b w:val="0"/>
+                <w:i w:val="0"/>
+                <w:color w:val="1F2933"/>
+                <w:sz w:val="18"/>
+              </w:rPr>
+              <w:t>one negative score</w:t>
+            </w:r>
+          </w:p>
+        </w:tc>
+        <w:tc>
+          <w:tcPr>
+            <w:tcW w:type="dxa" w:w="1872"/>
+            <w:tcW w:type="dxa" w:w="2874"/>
+            <w:shd w:val="clear" w:color="auto" w:fill="EEF2F8"/>
+            <w:tcMar>
+              <w:top w:type="dxa" w:w="50"/>
+              <w:left w:type="dxa" w:w="100"/>
+              <w:bottom w:type="dxa" w:w="50"/>
+              <w:right w:type="dxa" w:w="100"/>
+            </w:tcMar>
+          </w:tcPr>
+          <w:p>
+            <w:pPr>
+              <w:spacing w:after="0" w:line="252" w:lineRule="auto"/>
+            </w:pPr>
+            <w:r>
+              <w:rPr>
+                <w:rFonts w:ascii="Calibri" w:hAnsi="Calibri" w:cs="Calibri" w:eastAsia="Calibri"/>
+                <w:b w:val="0"/>
+                <w:i w:val="0"/>
+                <w:color w:val="1F2933"/>
+                <w:sz w:val="18"/>
+              </w:rPr>
+              <w:t>How good that decision was</w:t>
+            </w:r>
+          </w:p>
+        </w:tc>
+      </w:tr>
+      <w:tr>
+        <w:trPr>
+          <w:cantSplit/>
+        </w:trPr>
+        <w:tc>
+          <w:tcPr>
+            <w:tcW w:type="dxa" w:w="1872"/>
+            <w:tcW w:type="dxa" w:w="589"/>
+            <w:shd w:val="clear" w:color="auto" w:fill="FFFFFF"/>
+            <w:tcMar>
+              <w:top w:type="dxa" w:w="50"/>
+              <w:left w:type="dxa" w:w="100"/>
+              <w:bottom w:type="dxa" w:w="50"/>
+              <w:right w:type="dxa" w:w="100"/>
+            </w:tcMar>
+          </w:tcPr>
+          <w:p>
+            <w:pPr>
+              <w:spacing w:after="0" w:line="252" w:lineRule="auto"/>
+            </w:pPr>
+            <w:r>
+              <w:rPr>
+                <w:rFonts w:ascii="Calibri" w:hAnsi="Calibri" w:cs="Calibri" w:eastAsia="Calibri"/>
+                <w:b w:val="0"/>
+                <w:i w:val="0"/>
+                <w:color w:val="1F2933"/>
+                <w:sz w:val="18"/>
+              </w:rPr>
+              <w:t>3</w:t>
+            </w:r>
+          </w:p>
+        </w:tc>
+        <w:tc>
+          <w:tcPr>
+            <w:tcW w:type="dxa" w:w="1872"/>
+            <w:tcW w:type="dxa" w:w="2284"/>
+            <w:shd w:val="clear" w:color="auto" w:fill="FFFFFF"/>
+            <w:tcMar>
+              <w:top w:type="dxa" w:w="50"/>
+              <w:left w:type="dxa" w:w="100"/>
+              <w:bottom w:type="dxa" w:w="50"/>
+              <w:right w:type="dxa" w:w="100"/>
+            </w:tcMar>
+          </w:tcPr>
+          <w:p>
+            <w:pPr>
+              <w:spacing w:after="0" w:line="252" w:lineRule="auto"/>
+            </w:pPr>
+            <w:r>
+              <w:rPr>
+                <w:rFonts w:ascii="Consolas" w:hAnsi="Consolas" w:cs="Consolas" w:eastAsia="Consolas"/>
+                <w:b w:val="0"/>
+                <w:i w:val="0"/>
+                <w:color w:val="24405F"/>
+                <w:sz w:val="15"/>
+                <w:shd w:val="clear" w:color="auto" w:fill="F3F5F8"/>
+              </w:rPr>
+              <w:t>starter/agents/ddqn.py</w:t>
+            </w:r>
+          </w:p>
+        </w:tc>
+        <w:tc>
+          <w:tcPr>
+            <w:tcW w:type="dxa" w:w="1872"/>
+            <w:tcW w:type="dxa" w:w="1547"/>
+            <w:shd w:val="clear" w:color="auto" w:fill="FFFFFF"/>
+            <w:tcMar>
+              <w:top w:type="dxa" w:w="50"/>
+              <w:left w:type="dxa" w:w="100"/>
+              <w:bottom w:type="dxa" w:w="50"/>
+              <w:right w:type="dxa" w:w="100"/>
+            </w:tcMar>
+          </w:tcPr>
+          <w:p>
+            <w:pPr>
+              <w:spacing w:after="0" w:line="252" w:lineRule="auto"/>
+            </w:pPr>
+            <w:r>
+              <w:rPr>
+                <w:rFonts w:ascii="Calibri" w:hAnsi="Calibri" w:cs="Calibri" w:eastAsia="Calibri"/>
+                <w:b w:val="0"/>
+                <w:i w:val="0"/>
+                <w:color w:val="1F2933"/>
+                <w:sz w:val="18"/>
+              </w:rPr>
+              <w:t>situations and scores</w:t>
+            </w:r>
+          </w:p>
+        </w:tc>
+        <w:tc>
+          <w:tcPr>
+            <w:tcW w:type="dxa" w:w="1872"/>
+            <w:tcW w:type="dxa" w:w="2063"/>
+            <w:shd w:val="clear" w:color="auto" w:fill="FFFFFF"/>
+            <w:tcMar>
+              <w:top w:type="dxa" w:w="50"/>
+              <w:left w:type="dxa" w:w="100"/>
+              <w:bottom w:type="dxa" w:w="50"/>
+              <w:right w:type="dxa" w:w="100"/>
+            </w:tcMar>
+          </w:tcPr>
+          <w:p>
+            <w:pPr>
+              <w:spacing w:after="0" w:line="252" w:lineRule="auto"/>
+            </w:pPr>
+            <w:r>
+              <w:rPr>
+                <w:rFonts w:ascii="Calibri" w:hAnsi="Calibri" w:cs="Calibri" w:eastAsia="Calibri"/>
+                <w:b w:val="0"/>
+                <w:i w:val="0"/>
+                <w:color w:val="1F2933"/>
+                <w:sz w:val="18"/>
+              </w:rPr>
+              <w:t>a trained network</w:t>
+            </w:r>
+          </w:p>
+        </w:tc>
+        <w:tc>
+          <w:tcPr>
+            <w:tcW w:type="dxa" w:w="1872"/>
+            <w:tcW w:type="dxa" w:w="2874"/>
+            <w:shd w:val="clear" w:color="auto" w:fill="FFFFFF"/>
+            <w:tcMar>
+              <w:top w:type="dxa" w:w="50"/>
+              <w:left w:type="dxa" w:w="100"/>
+              <w:bottom w:type="dxa" w:w="50"/>
+              <w:right w:type="dxa" w:w="100"/>
+            </w:tcMar>
+          </w:tcPr>
+          <w:p>
+            <w:pPr>
+              <w:spacing w:after="0" w:line="252" w:lineRule="auto"/>
+            </w:pPr>
+            <w:r>
+              <w:rPr>
+                <w:rFonts w:ascii="Calibri" w:hAnsi="Calibri" w:cs="Calibri" w:eastAsia="Calibri"/>
+                <w:b w:val="0"/>
+                <w:i w:val="0"/>
+                <w:color w:val="1F2933"/>
+                <w:sz w:val="18"/>
+              </w:rPr>
+              <w:t>The learner: act, remember, improve</w:t>
+            </w:r>
+          </w:p>
+        </w:tc>
+      </w:tr>
+      <w:tr>
+        <w:trPr>
+          <w:cantSplit/>
+        </w:trPr>
+        <w:tc>
+          <w:tcPr>
+            <w:tcW w:type="dxa" w:w="1872"/>
+            <w:tcW w:type="dxa" w:w="589"/>
+            <w:shd w:val="clear" w:color="auto" w:fill="EEF2F8"/>
+            <w:tcMar>
+              <w:top w:type="dxa" w:w="50"/>
+              <w:left w:type="dxa" w:w="100"/>
+              <w:bottom w:type="dxa" w:w="50"/>
+              <w:right w:type="dxa" w:w="100"/>
+            </w:tcMar>
+          </w:tcPr>
+          <w:p>
+            <w:pPr>
+              <w:spacing w:after="0" w:line="252" w:lineRule="auto"/>
+            </w:pPr>
+            <w:r>
+              <w:rPr>
+                <w:rFonts w:ascii="Calibri" w:hAnsi="Calibri" w:cs="Calibri" w:eastAsia="Calibri"/>
+                <w:b w:val="0"/>
+                <w:i w:val="0"/>
+                <w:color w:val="1F2933"/>
+                <w:sz w:val="18"/>
+              </w:rPr>
+              <w:t>4</w:t>
+            </w:r>
+          </w:p>
+        </w:tc>
+        <w:tc>
+          <w:tcPr>
+            <w:tcW w:type="dxa" w:w="1872"/>
+            <w:tcW w:type="dxa" w:w="2284"/>
+            <w:shd w:val="clear" w:color="auto" w:fill="EEF2F8"/>
+            <w:tcMar>
+              <w:top w:type="dxa" w:w="50"/>
+              <w:left w:type="dxa" w:w="100"/>
+              <w:bottom w:type="dxa" w:w="50"/>
+              <w:right w:type="dxa" w:w="100"/>
+            </w:tcMar>
+          </w:tcPr>
+          <w:p>
+            <w:pPr>
+              <w:spacing w:after="0" w:line="252" w:lineRule="auto"/>
+            </w:pPr>
+            <w:r>
+              <w:rPr>
+                <w:rFonts w:ascii="Consolas" w:hAnsi="Consolas" w:cs="Consolas" w:eastAsia="Consolas"/>
+                <w:b w:val="0"/>
+                <w:i w:val="0"/>
+                <w:color w:val="24405F"/>
+                <w:sz w:val="15"/>
+                <w:shd w:val="clear" w:color="auto" w:fill="F3F5F8"/>
+              </w:rPr>
+              <w:t>starter/envs/marl_env.py</w:t>
+            </w:r>
+          </w:p>
+        </w:tc>
+        <w:tc>
+          <w:tcPr>
+            <w:tcW w:type="dxa" w:w="1872"/>
+            <w:tcW w:type="dxa" w:w="1547"/>
+            <w:shd w:val="clear" w:color="auto" w:fill="EEF2F8"/>
+            <w:tcMar>
+              <w:top w:type="dxa" w:w="50"/>
+              <w:left w:type="dxa" w:w="100"/>
+              <w:bottom w:type="dxa" w:w="50"/>
+              <w:right w:type="dxa" w:w="100"/>
+            </w:tcMar>
+          </w:tcPr>
+          <w:p>
+            <w:pPr>
+              <w:spacing w:after="0" w:line="252" w:lineRule="auto"/>
+            </w:pPr>
+            <w:r>
+              <w:rPr>
+                <w:rFonts w:ascii="Calibri" w:hAnsi="Calibri" w:cs="Calibri" w:eastAsia="Calibri"/>
+                <w:b w:val="0"/>
+                <w:i w:val="0"/>
+                <w:color w:val="1F2933"/>
+                <w:sz w:val="18"/>
+              </w:rPr>
+              <w:t>all of the above</w:t>
+            </w:r>
+          </w:p>
+        </w:tc>
+        <w:tc>
+          <w:tcPr>
+            <w:tcW w:type="dxa" w:w="1872"/>
+            <w:tcW w:type="dxa" w:w="2063"/>
+            <w:shd w:val="clear" w:color="auto" w:fill="EEF2F8"/>
+            <w:tcMar>
+              <w:top w:type="dxa" w:w="50"/>
+              <w:left w:type="dxa" w:w="100"/>
+              <w:bottom w:type="dxa" w:w="50"/>
+              <w:right w:type="dxa" w:w="100"/>
+            </w:tcMar>
+          </w:tcPr>
+          <w:p>
+            <w:pPr>
+              <w:spacing w:after="0" w:line="252" w:lineRule="auto"/>
+            </w:pPr>
+            <w:r>
+              <w:rPr>
+                <w:rFonts w:ascii="Calibri" w:hAnsi="Calibri" w:cs="Calibri" w:eastAsia="Calibri"/>
+                <w:b w:val="0"/>
+                <w:i w:val="0"/>
+                <w:color w:val="1F2933"/>
+                <w:sz w:val="18"/>
+              </w:rPr>
+              <w:t xml:space="preserve">a </w:t>
+            </w:r>
+            <w:r>
+              <w:rPr>
+                <w:rFonts w:ascii="Consolas" w:hAnsi="Consolas" w:cs="Consolas" w:eastAsia="Consolas"/>
+                <w:b w:val="0"/>
+                <w:i w:val="0"/>
+                <w:color w:val="24405F"/>
+                <w:sz w:val="15"/>
+                <w:shd w:val="clear" w:color="auto" w:fill="F3F5F8"/>
+              </w:rPr>
+              <w:t>decide()</w:t>
+            </w:r>
+            <w:r>
+              <w:rPr>
+                <w:rFonts w:ascii="Calibri" w:hAnsi="Calibri" w:cs="Calibri" w:eastAsia="Calibri"/>
+                <w:b w:val="0"/>
+                <w:i w:val="0"/>
+                <w:color w:val="1F2933"/>
+                <w:sz w:val="18"/>
+              </w:rPr>
+              <w:t xml:space="preserve"> function</w:t>
+            </w:r>
+          </w:p>
+        </w:tc>
+        <w:tc>
+          <w:tcPr>
+            <w:tcW w:type="dxa" w:w="1872"/>
+            <w:tcW w:type="dxa" w:w="2874"/>
+            <w:shd w:val="clear" w:color="auto" w:fill="EEF2F8"/>
+            <w:tcMar>
+              <w:top w:type="dxa" w:w="50"/>
+              <w:left w:type="dxa" w:w="100"/>
+              <w:bottom w:type="dxa" w:w="50"/>
+              <w:right w:type="dxa" w:w="100"/>
+            </w:tcMar>
+          </w:tcPr>
+          <w:p>
+            <w:pPr>
+              <w:spacing w:after="0" w:line="252" w:lineRule="auto"/>
+            </w:pPr>
+            <w:r>
+              <w:rPr>
+                <w:rFonts w:ascii="Calibri" w:hAnsi="Calibri" w:cs="Calibri" w:eastAsia="Calibri"/>
+                <w:b w:val="0"/>
+                <w:i w:val="0"/>
+                <w:color w:val="1F2933"/>
+                <w:sz w:val="18"/>
+              </w:rPr>
+              <w:t>The glue, plus every experiment setting</w:t>
+            </w:r>
+          </w:p>
+        </w:tc>
+      </w:tr>
+      <w:tr>
+        <w:trPr>
+          <w:cantSplit/>
+        </w:trPr>
+        <w:tc>
+          <w:tcPr>
+            <w:tcW w:type="dxa" w:w="1872"/>
+            <w:tcW w:type="dxa" w:w="589"/>
+            <w:shd w:val="clear" w:color="auto" w:fill="FFFFFF"/>
+            <w:tcMar>
+              <w:top w:type="dxa" w:w="50"/>
+              <w:left w:type="dxa" w:w="100"/>
+              <w:bottom w:type="dxa" w:w="50"/>
+              <w:right w:type="dxa" w:w="100"/>
+            </w:tcMar>
+          </w:tcPr>
+          <w:p>
+            <w:pPr>
+              <w:spacing w:after="0" w:line="252" w:lineRule="auto"/>
+            </w:pPr>
+            <w:r>
+              <w:rPr>
+                <w:rFonts w:ascii="Calibri" w:hAnsi="Calibri" w:cs="Calibri" w:eastAsia="Calibri"/>
+                <w:b w:val="0"/>
+                <w:i w:val="0"/>
+                <w:color w:val="1F2933"/>
+                <w:sz w:val="18"/>
+              </w:rPr>
+              <w:t>5</w:t>
+            </w:r>
+          </w:p>
+        </w:tc>
+        <w:tc>
+          <w:tcPr>
+            <w:tcW w:type="dxa" w:w="1872"/>
+            <w:tcW w:type="dxa" w:w="2284"/>
+            <w:shd w:val="clear" w:color="auto" w:fill="FFFFFF"/>
+            <w:tcMar>
+              <w:top w:type="dxa" w:w="50"/>
+              <w:left w:type="dxa" w:w="100"/>
+              <w:bottom w:type="dxa" w:w="50"/>
+              <w:right w:type="dxa" w:w="100"/>
+            </w:tcMar>
+          </w:tcPr>
+          <w:p>
+            <w:pPr>
+              <w:spacing w:after="0" w:line="252" w:lineRule="auto"/>
+            </w:pPr>
+            <w:r>
+              <w:rPr>
+                <w:rFonts w:ascii="Consolas" w:hAnsi="Consolas" w:cs="Consolas" w:eastAsia="Consolas"/>
+                <w:b w:val="0"/>
+                <w:i w:val="0"/>
+                <w:color w:val="24405F"/>
+                <w:sz w:val="15"/>
+                <w:shd w:val="clear" w:color="auto" w:fill="F3F5F8"/>
+              </w:rPr>
+              <w:t>starter/scripts/train_marl.py</w:t>
+            </w:r>
+          </w:p>
+        </w:tc>
+        <w:tc>
+          <w:tcPr>
+            <w:tcW w:type="dxa" w:w="1872"/>
+            <w:tcW w:type="dxa" w:w="1547"/>
+            <w:shd w:val="clear" w:color="auto" w:fill="FFFFFF"/>
+            <w:tcMar>
+              <w:top w:type="dxa" w:w="50"/>
+              <w:left w:type="dxa" w:w="100"/>
+              <w:bottom w:type="dxa" w:w="50"/>
+              <w:right w:type="dxa" w:w="100"/>
+            </w:tcMar>
+          </w:tcPr>
+          <w:p>
+            <w:pPr>
+              <w:spacing w:after="0" w:line="252" w:lineRule="auto"/>
+            </w:pPr>
+            <w:r>
+              <w:rPr>
+                <w:rFonts w:ascii="Calibri" w:hAnsi="Calibri" w:cs="Calibri" w:eastAsia="Calibri"/>
+                <w:b w:val="0"/>
+                <w:i w:val="0"/>
+                <w:color w:val="1F2933"/>
+                <w:sz w:val="18"/>
+              </w:rPr>
+              <w:t>the simulator</w:t>
+            </w:r>
+          </w:p>
+        </w:tc>
+        <w:tc>
+          <w:tcPr>
+            <w:tcW w:type="dxa" w:w="1872"/>
+            <w:tcW w:type="dxa" w:w="2063"/>
+            <w:shd w:val="clear" w:color="auto" w:fill="FFFFFF"/>
+            <w:tcMar>
+              <w:top w:type="dxa" w:w="50"/>
+              <w:left w:type="dxa" w:w="100"/>
+              <w:bottom w:type="dxa" w:w="50"/>
+              <w:right w:type="dxa" w:w="100"/>
+            </w:tcMar>
+          </w:tcPr>
+          <w:p>
+            <w:pPr>
+              <w:spacing w:after="0" w:line="252" w:lineRule="auto"/>
+            </w:pPr>
+            <w:r>
+              <w:rPr>
+                <w:rFonts w:ascii="Consolas" w:hAnsi="Consolas" w:cs="Consolas" w:eastAsia="Consolas"/>
+                <w:b w:val="0"/>
+                <w:i w:val="0"/>
+                <w:color w:val="24405F"/>
+                <w:sz w:val="15"/>
+                <w:shd w:val="clear" w:color="auto" w:fill="F3F5F8"/>
+              </w:rPr>
+              <w:t>experiments/&lt;run&gt;/</w:t>
+            </w:r>
+          </w:p>
+        </w:tc>
+        <w:tc>
+          <w:tcPr>
+            <w:tcW w:type="dxa" w:w="1872"/>
+            <w:tcW w:type="dxa" w:w="2874"/>
+            <w:shd w:val="clear" w:color="auto" w:fill="FFFFFF"/>
+            <w:tcMar>
+              <w:top w:type="dxa" w:w="50"/>
+              <w:left w:type="dxa" w:w="100"/>
+              <w:bottom w:type="dxa" w:w="50"/>
+              <w:right w:type="dxa" w:w="100"/>
+            </w:tcMar>
+          </w:tcPr>
+          <w:p>
+            <w:pPr>
+              <w:spacing w:after="0" w:line="252" w:lineRule="auto"/>
+            </w:pPr>
+            <w:r>
+              <w:rPr>
+                <w:rFonts w:ascii="Calibri" w:hAnsi="Calibri" w:cs="Calibri" w:eastAsia="Calibri"/>
+                <w:b w:val="0"/>
+                <w:i w:val="0"/>
+                <w:color w:val="1F2933"/>
+                <w:sz w:val="18"/>
+              </w:rPr>
+              <w:t>Run a day, learn, repeat 800 times</w:t>
+            </w:r>
+          </w:p>
+        </w:tc>
+      </w:tr>
+      <w:tr>
+        <w:trPr>
+          <w:cantSplit/>
+        </w:trPr>
+        <w:tc>
+          <w:tcPr>
+            <w:tcW w:type="dxa" w:w="1872"/>
+            <w:tcW w:type="dxa" w:w="589"/>
+            <w:shd w:val="clear" w:color="auto" w:fill="EEF2F8"/>
+            <w:tcMar>
+              <w:top w:type="dxa" w:w="50"/>
+              <w:left w:type="dxa" w:w="100"/>
+              <w:bottom w:type="dxa" w:w="50"/>
+              <w:right w:type="dxa" w:w="100"/>
+            </w:tcMar>
+          </w:tcPr>
+          <w:p>
+            <w:pPr>
+              <w:spacing w:after="0" w:line="252" w:lineRule="auto"/>
+            </w:pPr>
+            <w:r>
+              <w:rPr>
+                <w:rFonts w:ascii="Calibri" w:hAnsi="Calibri" w:cs="Calibri" w:eastAsia="Calibri"/>
+                <w:b w:val="0"/>
+                <w:i w:val="0"/>
+                <w:color w:val="1F2933"/>
+                <w:sz w:val="18"/>
+              </w:rPr>
+              <w:t>6</w:t>
+            </w:r>
+          </w:p>
+        </w:tc>
+        <w:tc>
+          <w:tcPr>
+            <w:tcW w:type="dxa" w:w="1872"/>
+            <w:tcW w:type="dxa" w:w="2284"/>
+            <w:shd w:val="clear" w:color="auto" w:fill="EEF2F8"/>
+            <w:tcMar>
+              <w:top w:type="dxa" w:w="50"/>
+              <w:left w:type="dxa" w:w="100"/>
+              <w:bottom w:type="dxa" w:w="50"/>
+              <w:right w:type="dxa" w:w="100"/>
+            </w:tcMar>
+          </w:tcPr>
+          <w:p>
+            <w:pPr>
+              <w:spacing w:after="0" w:line="252" w:lineRule="auto"/>
+            </w:pPr>
+            <w:r>
+              <w:rPr>
+                <w:rFonts w:ascii="Consolas" w:hAnsi="Consolas" w:cs="Consolas" w:eastAsia="Consolas"/>
+                <w:b w:val="0"/>
+                <w:i w:val="0"/>
+                <w:color w:val="24405F"/>
+                <w:sz w:val="15"/>
+                <w:shd w:val="clear" w:color="auto" w:fill="F3F5F8"/>
+              </w:rPr>
+              <w:t>starter/scripts/eval_marl.py</w:t>
+            </w:r>
+          </w:p>
+        </w:tc>
+        <w:tc>
+          <w:tcPr>
+            <w:tcW w:type="dxa" w:w="1872"/>
+            <w:tcW w:type="dxa" w:w="1547"/>
+            <w:shd w:val="clear" w:color="auto" w:fill="EEF2F8"/>
+            <w:tcMar>
+              <w:top w:type="dxa" w:w="50"/>
+              <w:left w:type="dxa" w:w="100"/>
+              <w:bottom w:type="dxa" w:w="50"/>
+              <w:right w:type="dxa" w:w="100"/>
+            </w:tcMar>
+          </w:tcPr>
+          <w:p>
+            <w:pPr>
+              <w:spacing w:after="0" w:line="252" w:lineRule="auto"/>
+            </w:pPr>
+            <w:r>
+              <w:rPr>
+                <w:rFonts w:ascii="Calibri" w:hAnsi="Calibri" w:cs="Calibri" w:eastAsia="Calibri"/>
+                <w:b w:val="0"/>
+                <w:i w:val="0"/>
+                <w:color w:val="1F2933"/>
+                <w:sz w:val="18"/>
+              </w:rPr>
+              <w:t>a trained network</w:t>
+            </w:r>
+          </w:p>
+        </w:tc>
+        <w:tc>
+          <w:tcPr>
+            <w:tcW w:type="dxa" w:w="1872"/>
+            <w:tcW w:type="dxa" w:w="2063"/>
+            <w:shd w:val="clear" w:color="auto" w:fill="EEF2F8"/>
+            <w:tcMar>
+              <w:top w:type="dxa" w:w="50"/>
+              <w:left w:type="dxa" w:w="100"/>
+              <w:bottom w:type="dxa" w:w="50"/>
+              <w:right w:type="dxa" w:w="100"/>
+            </w:tcMar>
+          </w:tcPr>
+          <w:p>
+            <w:pPr>
+              <w:spacing w:after="0" w:line="252" w:lineRule="auto"/>
+            </w:pPr>
+            <w:r>
+              <w:rPr>
+                <w:rFonts w:ascii="Consolas" w:hAnsi="Consolas" w:cs="Consolas" w:eastAsia="Consolas"/>
+                <w:b w:val="0"/>
+                <w:i w:val="0"/>
+                <w:color w:val="24405F"/>
+                <w:sz w:val="15"/>
+                <w:shd w:val="clear" w:color="auto" w:fill="F3F5F8"/>
+              </w:rPr>
+              <w:t>results/marl_eval_&lt;run&gt;.md</w:t>
+            </w:r>
+          </w:p>
+        </w:tc>
+        <w:tc>
+          <w:tcPr>
+            <w:tcW w:type="dxa" w:w="1872"/>
+            <w:tcW w:type="dxa" w:w="2874"/>
+            <w:shd w:val="clear" w:color="auto" w:fill="EEF2F8"/>
+            <w:tcMar>
+              <w:top w:type="dxa" w:w="50"/>
+              <w:left w:type="dxa" w:w="100"/>
+              <w:bottom w:type="dxa" w:w="50"/>
+              <w:right w:type="dxa" w:w="100"/>
+            </w:tcMar>
+          </w:tcPr>
+          <w:p>
+            <w:pPr>
+              <w:spacing w:after="0" w:line="252" w:lineRule="auto"/>
+            </w:pPr>
+            <w:r>
+              <w:rPr>
+                <w:rFonts w:ascii="Calibri" w:hAnsi="Calibri" w:cs="Calibri" w:eastAsia="Calibri"/>
+                <w:b w:val="0"/>
+                <w:i w:val="0"/>
+                <w:color w:val="1F2933"/>
+                <w:sz w:val="18"/>
+              </w:rPr>
+              <w:t>The exam: freeze it, test it, compare</w:t>
+            </w:r>
+          </w:p>
+        </w:tc>
+      </w:tr>
+    </w:tbl>
+    <w:p>
+      <w:pPr>
+        <w:spacing w:after="60" w:line="200" w:lineRule="auto"/>
+      </w:pPr>
+    </w:p>
+    <w:p>
+      <w:pPr>
+        <w:jc w:val="left"/>
+        <w:spacing w:before="0" w:after="110" w:line="264" w:lineRule="auto"/>
+      </w:pPr>
+      <w:r>
+        <w:rPr>
+          <w:rFonts w:ascii="Consolas" w:hAnsi="Consolas" w:cs="Consolas" w:eastAsia="Consolas"/>
+          <w:b w:val="0"/>
+          <w:i w:val="0"/>
+          <w:color w:val="24405F"/>
+          <w:sz w:val="18"/>
+          <w:shd w:val="clear" w:color="auto" w:fill="F3F5F8"/>
+        </w:rPr>
+        <w:t>corridor_sim.py</w:t>
+      </w:r>
+      <w:r>
+        <w:rPr>
+          <w:rFonts w:ascii="Calibri" w:hAnsi="Calibri" w:cs="Calibri" w:eastAsia="Calibri"/>
+          <w:b w:val="0"/>
+          <w:i w:val="0"/>
+          <w:color w:val="1F2933"/>
+          <w:sz w:val="21"/>
+        </w:rPr>
+        <w:t xml:space="preserve"> from Part 1 is unchanged and does not know a neural network exists. It simply calls </w:t>
+      </w:r>
+      <w:r>
+        <w:rPr>
+          <w:rFonts w:ascii="Consolas" w:hAnsi="Consolas" w:cs="Consolas" w:eastAsia="Consolas"/>
+          <w:b w:val="0"/>
+          <w:i w:val="0"/>
+          <w:color w:val="24405F"/>
+          <w:sz w:val="18"/>
+          <w:shd w:val="clear" w:color="auto" w:fill="F3F5F8"/>
+        </w:rPr>
+        <w:t>decide(obs)</w:t>
+      </w:r>
+      <w:r>
+        <w:rPr>
+          <w:rFonts w:ascii="Calibri" w:hAnsi="Calibri" w:cs="Calibri" w:eastAsia="Calibri"/>
+          <w:b w:val="0"/>
+          <w:i w:val="0"/>
+          <w:color w:val="1F2933"/>
+          <w:sz w:val="21"/>
+        </w:rPr>
+        <w:t xml:space="preserve"> whenever a bus reaches a control stop — which is exactly what the three hand-written rules do too. That is what makes the comparison fair.</w:t>
+      </w:r>
+    </w:p>
+    <w:p>
+      <w:pPr>
+        <w:pStyle w:val="Heading1"/>
+        <w:keepNext/>
+        <w:spacing w:before="320" w:after="120"/>
+      </w:pPr>
+      <w:r>
+        <w:rPr>
+          <w:rFonts w:ascii="Calibri Light" w:hAnsi="Calibri Light" w:cs="Calibri Light" w:eastAsia="Calibri Light"/>
+          <w:b/>
+          <w:i w:val="0"/>
+          <w:color w:val="1F3B63"/>
+          <w:sz w:val="30"/>
+        </w:rPr>
+        <w:t>13. One decision, from start to finish</w:t>
+      </w:r>
+    </w:p>
+    <w:p>
+      <w:pPr>
+        <w:jc w:val="left"/>
+        <w:spacing w:before="0" w:after="110" w:line="264" w:lineRule="auto"/>
+      </w:pPr>
+      <w:r>
+        <w:rPr>
+          <w:rFonts w:ascii="Calibri" w:hAnsi="Calibri" w:cs="Calibri" w:eastAsia="Calibri"/>
+          <w:b w:val="0"/>
+          <w:i w:val="0"/>
+          <w:color w:val="1F2933"/>
+          <w:sz w:val="21"/>
+        </w:rPr>
+        <w:t>This is the story to tell if the panel asks how it works.</w:t>
+      </w:r>
+    </w:p>
+    <w:p>
+      <w:pPr>
+        <w:jc w:val="left"/>
+        <w:spacing w:before="0" w:after="110" w:line="264" w:lineRule="auto"/>
+      </w:pPr>
+      <w:r>
+        <w:rPr>
+          <w:rFonts w:ascii="Calibri" w:hAnsi="Calibri" w:cs="Calibri" w:eastAsia="Calibri"/>
+          <w:b w:val="0"/>
+          <w:i w:val="0"/>
+          <w:color w:val="1F2933"/>
+          <w:sz w:val="21"/>
+        </w:rPr>
+        <w:t>A bus pulls into a control stop. The simulator hands over its situation:</w:t>
+      </w:r>
+    </w:p>
+    <w:p>
+      <w:pPr>
+        <w:spacing w:before="60" w:after="120" w:line="232" w:lineRule="auto"/>
+        <w:keepLines/>
+        <w:pBdr>
+          <w:left w:val="single" w:color="9DB6D6" w:sz="18" w:space="8"/>
+        </w:pBdr>
+        <w:shd w:val="clear" w:color="auto" w:fill="F3F5F8"/>
+      </w:pPr>
+      <w:r>
+        <w:rPr>
+          <w:rFonts w:ascii="Consolas" w:hAnsi="Consolas" w:cs="Consolas" w:eastAsia="Consolas"/>
+          <w:b w:val="0"/>
+          <w:i w:val="0"/>
+          <w:color w:val="1F2933"/>
+          <w:sz w:val="17"/>
+        </w:rPr>
+        <w:t>{"hf": 480, "hb": 720, "load": 22, "queue": 6, ...}</w:t>
+      </w:r>
+    </w:p>
+    <w:p>
+      <w:pPr>
+        <w:jc w:val="left"/>
+        <w:spacing w:before="0" w:after="110" w:line="264" w:lineRule="auto"/>
+      </w:pPr>
+      <w:r>
+        <w:rPr>
+          <w:rFonts w:ascii="Calibri" w:hAnsi="Calibri" w:cs="Calibri" w:eastAsia="Calibri"/>
+          <w:b w:val="0"/>
+          <w:i w:val="0"/>
+          <w:color w:val="1F2933"/>
+          <w:sz w:val="21"/>
+        </w:rPr>
+        <w:t>480 seconds since the bus ahead left, 720 until the one behind is due, 22 riders on board, 6 waiting.</w:t>
+      </w:r>
+    </w:p>
+    <w:p>
+      <w:pPr>
+        <w:spacing w:after="70" w:line="264" w:lineRule="auto"/>
+        <w:ind w:left="360" w:hanging="360"/>
+      </w:pPr>
+      <w:r>
+        <w:rPr>
+          <w:rFonts w:ascii="Calibri" w:hAnsi="Calibri" w:cs="Calibri" w:eastAsia="Calibri"/>
+          <w:b/>
+          <w:i w:val="0"/>
+          <w:color w:val="1F3B63"/>
+          <w:sz w:val="21"/>
+        </w:rPr>
+        <w:t>1.</w:t>
+        <w:tab/>
+      </w:r>
+      <w:r>
+        <w:rPr>
+          <w:rFonts w:ascii="Consolas" w:hAnsi="Consolas" w:cs="Consolas" w:eastAsia="Consolas"/>
+          <w:b/>
+          <w:i w:val="0"/>
+          <w:color w:val="24405F"/>
+          <w:sz w:val="18"/>
+          <w:shd w:val="clear" w:color="auto" w:fill="F3F5F8"/>
+        </w:rPr>
+        <w:t>obs.py</w:t>
+      </w:r>
+      <w:r>
+        <w:rPr>
+          <w:rFonts w:ascii="Calibri" w:hAnsi="Calibri" w:cs="Calibri" w:eastAsia="Calibri"/>
+          <w:b/>
+          <w:i w:val="0"/>
+          <w:color w:val="10233D"/>
+          <w:sz w:val="21"/>
+        </w:rPr>
+        <w:t xml:space="preserve"> rescales it</w:t>
+      </w:r>
+      <w:r>
+        <w:rPr>
+          <w:rFonts w:ascii="Calibri" w:hAnsi="Calibri" w:cs="Calibri" w:eastAsia="Calibri"/>
+          <w:b w:val="0"/>
+          <w:i w:val="0"/>
+          <w:color w:val="1F2933"/>
+          <w:sz w:val="21"/>
+        </w:rPr>
+        <w:t xml:space="preserve"> to seven numbers near 0–1 — gaps divided by the 600-second headway, riders divided by capacity. A network behaves badly if one input is 480 and the next is 6.</w:t>
+      </w:r>
+    </w:p>
+    <w:p>
+      <w:pPr>
+        <w:spacing w:after="70" w:line="264" w:lineRule="auto"/>
+        <w:ind w:left="360" w:hanging="360"/>
+      </w:pPr>
+      <w:r>
+        <w:rPr>
+          <w:rFonts w:ascii="Calibri" w:hAnsi="Calibri" w:cs="Calibri" w:eastAsia="Calibri"/>
+          <w:b/>
+          <w:i w:val="0"/>
+          <w:color w:val="1F3B63"/>
+          <w:sz w:val="21"/>
+        </w:rPr>
+        <w:t>2.</w:t>
+        <w:tab/>
+      </w:r>
+      <w:r>
+        <w:rPr>
+          <w:rFonts w:ascii="Consolas" w:hAnsi="Consolas" w:cs="Consolas" w:eastAsia="Consolas"/>
+          <w:b/>
+          <w:i w:val="0"/>
+          <w:color w:val="24405F"/>
+          <w:sz w:val="18"/>
+          <w:shd w:val="clear" w:color="auto" w:fill="F3F5F8"/>
+        </w:rPr>
+        <w:t>ddqn.py</w:t>
+      </w:r>
+      <w:r>
+        <w:rPr>
+          <w:rFonts w:ascii="Calibri" w:hAnsi="Calibri" w:cs="Calibri" w:eastAsia="Calibri"/>
+          <w:b/>
+          <w:i w:val="0"/>
+          <w:color w:val="10233D"/>
+          <w:sz w:val="21"/>
+        </w:rPr>
+        <w:t xml:space="preserve"> scores all ten possible actions</w:t>
+      </w:r>
+      <w:r>
+        <w:rPr>
+          <w:rFonts w:ascii="Calibri" w:hAnsi="Calibri" w:cs="Calibri" w:eastAsia="Calibri"/>
+          <w:b w:val="0"/>
+          <w:i w:val="0"/>
+          <w:color w:val="1F2933"/>
+          <w:sz w:val="21"/>
+        </w:rPr>
+        <w:t xml:space="preserve"> and picks the best: hold 0, 30, 60, 90 or 120 seconds, each with or without skipping the next stop.</w:t>
+      </w:r>
+    </w:p>
+    <w:p>
+      <w:pPr>
+        <w:spacing w:after="70" w:line="264" w:lineRule="auto"/>
+        <w:ind w:left="360" w:hanging="360"/>
+      </w:pPr>
+      <w:r>
+        <w:rPr>
+          <w:rFonts w:ascii="Calibri" w:hAnsi="Calibri" w:cs="Calibri" w:eastAsia="Calibri"/>
+          <w:b/>
+          <w:i w:val="0"/>
+          <w:color w:val="1F3B63"/>
+          <w:sz w:val="21"/>
+        </w:rPr>
+        <w:t>3.</w:t>
+        <w:tab/>
+      </w:r>
+      <w:r>
+        <w:rPr>
+          <w:rFonts w:ascii="Calibri" w:hAnsi="Calibri" w:cs="Calibri" w:eastAsia="Calibri"/>
+          <w:b w:val="0"/>
+          <w:i w:val="0"/>
+          <w:color w:val="1F2933"/>
+          <w:sz w:val="21"/>
+        </w:rPr>
+        <w:t xml:space="preserve">The bus holds. Time passes. It reaches its </w:t>
+      </w:r>
+      <w:r>
+        <w:rPr>
+          <w:rFonts w:ascii="Calibri" w:hAnsi="Calibri" w:cs="Calibri" w:eastAsia="Calibri"/>
+          <w:b/>
+          <w:i w:val="0"/>
+          <w:color w:val="10233D"/>
+          <w:sz w:val="21"/>
+        </w:rPr>
+        <w:t>next</w:t>
+      </w:r>
+      <w:r>
+        <w:rPr>
+          <w:rFonts w:ascii="Calibri" w:hAnsi="Calibri" w:cs="Calibri" w:eastAsia="Calibri"/>
+          <w:b w:val="0"/>
+          <w:i w:val="0"/>
+          <w:color w:val="1F2933"/>
+          <w:sz w:val="21"/>
+        </w:rPr>
+        <w:t xml:space="preserve"> control stop.</w:t>
+      </w:r>
+    </w:p>
+    <w:p>
+      <w:pPr>
+        <w:spacing w:after="70" w:line="264" w:lineRule="auto"/>
+        <w:ind w:left="360" w:hanging="360"/>
+      </w:pPr>
+      <w:r>
+        <w:rPr>
+          <w:rFonts w:ascii="Calibri" w:hAnsi="Calibri" w:cs="Calibri" w:eastAsia="Calibri"/>
+          <w:b/>
+          <w:i w:val="0"/>
+          <w:color w:val="1F3B63"/>
+          <w:sz w:val="21"/>
+        </w:rPr>
+        <w:t>4.</w:t>
+        <w:tab/>
+      </w:r>
+      <w:r>
+        <w:rPr>
+          <w:rFonts w:ascii="Consolas" w:hAnsi="Consolas" w:cs="Consolas" w:eastAsia="Consolas"/>
+          <w:b/>
+          <w:i w:val="0"/>
+          <w:color w:val="24405F"/>
+          <w:sz w:val="18"/>
+          <w:shd w:val="clear" w:color="auto" w:fill="F3F5F8"/>
+        </w:rPr>
+        <w:t>reward.py</w:t>
+      </w:r>
+      <w:r>
+        <w:rPr>
+          <w:rFonts w:ascii="Calibri" w:hAnsi="Calibri" w:cs="Calibri" w:eastAsia="Calibri"/>
+          <w:b/>
+          <w:i w:val="0"/>
+          <w:color w:val="10233D"/>
+          <w:sz w:val="21"/>
+        </w:rPr>
+        <w:t xml:space="preserve"> now grades the earlier decision</w:t>
+      </w:r>
+      <w:r>
+        <w:rPr>
+          <w:rFonts w:ascii="Calibri" w:hAnsi="Calibri" w:cs="Calibri" w:eastAsia="Calibri"/>
+          <w:b w:val="0"/>
+          <w:i w:val="0"/>
+          <w:color w:val="1F2933"/>
+          <w:sz w:val="21"/>
+        </w:rPr>
+        <w:t xml:space="preserve"> on what actually happened: were the gaps even, how many people waited, how long were riders held on board. The answer is negative — worse means more negative.</w:t>
+      </w:r>
+    </w:p>
+    <w:p>
+      <w:pPr>
+        <w:spacing w:after="70" w:line="264" w:lineRule="auto"/>
+        <w:ind w:left="360" w:hanging="360"/>
+      </w:pPr>
+      <w:r>
+        <w:rPr>
+          <w:rFonts w:ascii="Calibri" w:hAnsi="Calibri" w:cs="Calibri" w:eastAsia="Calibri"/>
+          <w:b/>
+          <w:i w:val="0"/>
+          <w:color w:val="1F3B63"/>
+          <w:sz w:val="21"/>
+        </w:rPr>
+        <w:t>5.</w:t>
+        <w:tab/>
+      </w:r>
+      <w:r>
+        <w:rPr>
+          <w:rFonts w:ascii="Consolas" w:hAnsi="Consolas" w:cs="Consolas" w:eastAsia="Consolas"/>
+          <w:b/>
+          <w:i w:val="0"/>
+          <w:color w:val="24405F"/>
+          <w:sz w:val="18"/>
+          <w:shd w:val="clear" w:color="auto" w:fill="F3F5F8"/>
+        </w:rPr>
+        <w:t>ddqn.py</w:t>
+      </w:r>
+      <w:r>
+        <w:rPr>
+          <w:rFonts w:ascii="Calibri" w:hAnsi="Calibri" w:cs="Calibri" w:eastAsia="Calibri"/>
+          <w:b/>
+          <w:i w:val="0"/>
+          <w:color w:val="10233D"/>
+          <w:sz w:val="21"/>
+        </w:rPr>
+        <w:t xml:space="preserve"> writes down</w:t>
+      </w:r>
+      <w:r>
+        <w:rPr>
+          <w:rFonts w:ascii="Calibri" w:hAnsi="Calibri" w:cs="Calibri" w:eastAsia="Calibri"/>
+          <w:b w:val="0"/>
+          <w:i w:val="0"/>
+          <w:color w:val="1F2933"/>
+          <w:sz w:val="21"/>
+        </w:rPr>
+        <w:t xml:space="preserve"> (situation, action, score, next situation) and nudges the network so that action looks slightly better or worse next time.</w:t>
+      </w:r>
+    </w:p>
+    <w:p>
+      <w:pPr>
+        <w:spacing w:before="80" w:after="140" w:line="264" w:lineRule="auto"/>
+        <w:pBdr>
+          <w:left w:val="single" w:color="9DB6D6" w:sz="24" w:space="10"/>
+        </w:pBdr>
+        <w:shd w:val="clear" w:color="auto" w:fill="F3F5F8"/>
+        <w:ind w:left="200" w:hanging="0"/>
+      </w:pPr>
+      <w:r>
+        <w:rPr>
+          <w:rFonts w:ascii="Calibri" w:hAnsi="Calibri" w:cs="Calibri" w:eastAsia="Calibri"/>
+          <w:b/>
+          <w:i w:val="0"/>
+          <w:color w:val="667387"/>
+          <w:sz w:val="14"/>
+          <w:spacing w:val="30"/>
+        </w:rPr>
+        <w:t xml:space="preserve">SAY   </w:t>
+      </w:r>
+      <w:r>
+        <w:rPr>
+          <w:rFonts w:ascii="Calibri" w:hAnsi="Calibri" w:cs="Calibri" w:eastAsia="Calibri"/>
+          <w:b w:val="0"/>
+          <w:i w:val="0"/>
+          <w:color w:val="1F2933"/>
+          <w:sz w:val="21"/>
+        </w:rPr>
+        <w:t>The agent is never told immediately whether a decision was good. It finds out one stop later, because that is when you can see what the hold actually did. That delay is the whole reason this is a reinforcement learning problem and not a simple formula.</w:t>
+      </w:r>
+    </w:p>
+    <w:p>
+      <w:pPr>
+        <w:pStyle w:val="Heading1"/>
+        <w:keepNext/>
+        <w:spacing w:before="320" w:after="120"/>
+      </w:pPr>
+      <w:r>
+        <w:rPr>
+          <w:rFonts w:ascii="Calibri Light" w:hAnsi="Calibri Light" w:cs="Calibri Light" w:eastAsia="Calibri Light"/>
+          <w:b/>
+          <w:i w:val="0"/>
+          <w:color w:val="1F3B63"/>
+          <w:sz w:val="30"/>
+        </w:rPr>
+        <w:t>14. The live demo (MSA 2)</w:t>
+      </w:r>
+    </w:p>
+    <w:p>
+      <w:pPr>
+        <w:jc w:val="left"/>
+        <w:spacing w:before="0" w:after="110" w:line="264" w:lineRule="auto"/>
+      </w:pPr>
+      <w:r>
+        <w:rPr>
+          <w:rFonts w:ascii="Calibri" w:hAnsi="Calibri" w:cs="Calibri" w:eastAsia="Calibri"/>
+          <w:b w:val="0"/>
+          <w:i w:val="0"/>
+          <w:color w:val="1F2933"/>
+          <w:sz w:val="21"/>
+        </w:rPr>
+        <w:t xml:space="preserve">Same convention as section 5. </w:t>
+      </w:r>
+      <w:r>
+        <w:rPr>
+          <w:rFonts w:ascii="Calibri" w:hAnsi="Calibri" w:cs="Calibri" w:eastAsia="Calibri"/>
+          <w:b/>
+          <w:i w:val="0"/>
+          <w:color w:val="10233D"/>
+          <w:sz w:val="21"/>
+        </w:rPr>
+        <w:t>[SAFE]</w:t>
+      </w:r>
+      <w:r>
+        <w:rPr>
+          <w:rFonts w:ascii="Calibri" w:hAnsi="Calibri" w:cs="Calibri" w:eastAsia="Calibri"/>
+          <w:b w:val="0"/>
+          <w:i w:val="0"/>
+          <w:color w:val="1F2933"/>
+          <w:sz w:val="21"/>
+        </w:rPr>
+        <w:t xml:space="preserve"> = fast and reliable. </w:t>
+      </w:r>
+      <w:r>
+        <w:rPr>
+          <w:rFonts w:ascii="Calibri" w:hAnsi="Calibri" w:cs="Calibri" w:eastAsia="Calibri"/>
+          <w:b/>
+          <w:i w:val="0"/>
+          <w:color w:val="10233D"/>
+          <w:sz w:val="21"/>
+        </w:rPr>
+        <w:t>[SLOW]</w:t>
+      </w:r>
+      <w:r>
+        <w:rPr>
+          <w:rFonts w:ascii="Calibri" w:hAnsi="Calibri" w:cs="Calibri" w:eastAsia="Calibri"/>
+          <w:b w:val="0"/>
+          <w:i w:val="0"/>
+          <w:color w:val="1F2933"/>
+          <w:sz w:val="21"/>
+        </w:rPr>
+        <w:t xml:space="preserve"> = only if asked.</w:t>
+      </w:r>
+    </w:p>
+    <w:p>
+      <w:pPr>
+        <w:pStyle w:val="Heading2"/>
+        <w:keepNext/>
+        <w:spacing w:before="220" w:after="30"/>
+      </w:pPr>
+      <w:r>
+        <w:rPr>
+          <w:rFonts w:ascii="Calibri Light" w:hAnsi="Calibri Light" w:cs="Calibri Light" w:eastAsia="Calibri Light"/>
+          <w:b/>
+          <w:i w:val="0"/>
+          <w:color w:val="1F3B63"/>
+          <w:sz w:val="26"/>
+        </w:rPr>
+        <w:t>14.1 [SAFE · instant] What a bus sees</w:t>
+      </w:r>
+    </w:p>
+    <w:p>
+      <w:pPr>
+        <w:jc w:val="left"/>
+        <w:spacing w:before="0" w:after="110" w:line="264" w:lineRule="auto"/>
+      </w:pPr>
+      <w:r>
+        <w:rPr>
+          <w:rFonts w:ascii="Calibri" w:hAnsi="Calibri" w:cs="Calibri" w:eastAsia="Calibri"/>
+          <w:b w:val="0"/>
+          <w:i w:val="0"/>
+          <w:color w:val="1F2933"/>
+          <w:sz w:val="21"/>
+        </w:rPr>
+        <w:t xml:space="preserve">From </w:t>
+      </w:r>
+      <w:r>
+        <w:rPr>
+          <w:rFonts w:ascii="Consolas" w:hAnsi="Consolas" w:cs="Consolas" w:eastAsia="Consolas"/>
+          <w:b w:val="0"/>
+          <w:i w:val="0"/>
+          <w:color w:val="24405F"/>
+          <w:sz w:val="18"/>
+          <w:shd w:val="clear" w:color="auto" w:fill="F3F5F8"/>
+        </w:rPr>
+        <w:t>starter</w:t>
+      </w:r>
+      <w:r>
+        <w:rPr>
+          <w:rFonts w:ascii="Calibri" w:hAnsi="Calibri" w:cs="Calibri" w:eastAsia="Calibri"/>
+          <w:b w:val="0"/>
+          <w:i w:val="0"/>
+          <w:color w:val="1F2933"/>
+          <w:sz w:val="21"/>
+        </w:rPr>
+        <w:t>:</w:t>
+      </w:r>
+    </w:p>
+    <w:p>
+      <w:pPr>
+        <w:spacing w:before="60" w:after="120" w:line="232" w:lineRule="auto"/>
+        <w:keepLines/>
+        <w:pBdr>
+          <w:left w:val="single" w:color="9DB6D6" w:sz="18" w:space="8"/>
+        </w:pBdr>
+        <w:shd w:val="clear" w:color="auto" w:fill="F3F5F8"/>
+      </w:pPr>
+      <w:r>
+        <w:rPr>
+          <w:rFonts w:ascii="Consolas" w:hAnsi="Consolas" w:cs="Consolas" w:eastAsia="Consolas"/>
+          <w:b w:val="0"/>
+          <w:i w:val="0"/>
+          <w:color w:val="1F2933"/>
+          <w:sz w:val="17"/>
+        </w:rPr>
+        <w:t>python envs\obs.py</w:t>
+      </w:r>
+    </w:p>
+    <w:p>
+      <w:pPr>
+        <w:spacing w:before="60" w:after="120" w:line="232" w:lineRule="auto"/>
+        <w:keepLines/>
+        <w:pBdr>
+          <w:left w:val="single" w:color="9DB6D6" w:sz="18" w:space="8"/>
+        </w:pBdr>
+        <w:shd w:val="clear" w:color="auto" w:fill="F3F5F8"/>
+      </w:pPr>
+      <w:r>
+        <w:rPr>
+          <w:rFonts w:ascii="Consolas" w:hAnsi="Consolas" w:cs="Consolas" w:eastAsia="Consolas"/>
+          <w:b w:val="0"/>
+          <w:i w:val="0"/>
+          <w:color w:val="1F2933"/>
+          <w:sz w:val="17"/>
+        </w:rPr>
+        <w:t>obs vector (len 7): [0.192 1.    1.    0.333 0.25  0.2   0.   ]</w:t>
+        <w:br/>
+      </w:r>
+      <w:r>
+        <w:rPr>
+          <w:rFonts w:ascii="Consolas" w:hAnsi="Consolas" w:cs="Consolas" w:eastAsia="Consolas"/>
+          <w:b w:val="0"/>
+          <w:i w:val="0"/>
+          <w:color w:val="1F2933"/>
+          <w:sz w:val="17"/>
+        </w:rPr>
+        <w:t>ok</w:t>
+      </w:r>
+    </w:p>
+    <w:p>
+      <w:pPr>
+        <w:spacing w:before="80" w:after="140" w:line="264" w:lineRule="auto"/>
+        <w:pBdr>
+          <w:left w:val="single" w:color="9DB6D6" w:sz="24" w:space="10"/>
+        </w:pBdr>
+        <w:shd w:val="clear" w:color="auto" w:fill="F3F5F8"/>
+        <w:ind w:left="200" w:hanging="0"/>
+      </w:pPr>
+      <w:r>
+        <w:rPr>
+          <w:rFonts w:ascii="Calibri" w:hAnsi="Calibri" w:cs="Calibri" w:eastAsia="Calibri"/>
+          <w:b/>
+          <w:i w:val="0"/>
+          <w:color w:val="667387"/>
+          <w:sz w:val="14"/>
+          <w:spacing w:val="30"/>
+        </w:rPr>
+        <w:t xml:space="preserve">SAY   </w:t>
+      </w:r>
+      <w:r>
+        <w:rPr>
+          <w:rFonts w:ascii="Calibri" w:hAnsi="Calibri" w:cs="Calibri" w:eastAsia="Calibri"/>
+          <w:b w:val="0"/>
+          <w:i w:val="0"/>
+          <w:color w:val="1F2933"/>
+          <w:sz w:val="21"/>
+        </w:rPr>
+        <w:t>Seven numbers: where the bus is on the route, the gap ahead, the gap behind, how full it is, how many people are waiting, the weather, and whether a bus ahead has broken down. Everything is a ratio, so the same agent would work on a corridor of a different length.</w:t>
+      </w:r>
+    </w:p>
+    <w:p>
+      <w:pPr>
+        <w:pStyle w:val="Heading2"/>
+        <w:keepNext/>
+        <w:spacing w:before="220" w:after="30"/>
+      </w:pPr>
+      <w:r>
+        <w:rPr>
+          <w:rFonts w:ascii="Calibri Light" w:hAnsi="Calibri Light" w:cs="Calibri Light" w:eastAsia="Calibri Light"/>
+          <w:b/>
+          <w:i w:val="0"/>
+          <w:color w:val="1F3B63"/>
+          <w:sz w:val="26"/>
+        </w:rPr>
+        <w:t>14.2 [SAFE · instant] How a decision is scored</w:t>
+      </w:r>
+    </w:p>
+    <w:p>
+      <w:pPr>
+        <w:spacing w:before="60" w:after="120" w:line="232" w:lineRule="auto"/>
+        <w:keepLines/>
+        <w:pBdr>
+          <w:left w:val="single" w:color="9DB6D6" w:sz="18" w:space="8"/>
+        </w:pBdr>
+        <w:shd w:val="clear" w:color="auto" w:fill="F3F5F8"/>
+      </w:pPr>
+      <w:r>
+        <w:rPr>
+          <w:rFonts w:ascii="Consolas" w:hAnsi="Consolas" w:cs="Consolas" w:eastAsia="Consolas"/>
+          <w:b w:val="0"/>
+          <w:i w:val="0"/>
+          <w:color w:val="1F2933"/>
+          <w:sz w:val="17"/>
+        </w:rPr>
+        <w:t>python envs\reward.py</w:t>
+      </w:r>
+    </w:p>
+    <w:p>
+      <w:pPr>
+        <w:spacing w:before="60" w:after="120" w:line="232" w:lineRule="auto"/>
+        <w:keepLines/>
+        <w:pBdr>
+          <w:left w:val="single" w:color="9DB6D6" w:sz="18" w:space="8"/>
+        </w:pBdr>
+        <w:shd w:val="clear" w:color="auto" w:fill="F3F5F8"/>
+      </w:pPr>
+      <w:r>
+        <w:rPr>
+          <w:rFonts w:ascii="Consolas" w:hAnsi="Consolas" w:cs="Consolas" w:eastAsia="Consolas"/>
+          <w:b w:val="0"/>
+          <w:i w:val="0"/>
+          <w:color w:val="1F2933"/>
+          <w:sz w:val="17"/>
+        </w:rPr>
+        <w:t>reward on-time (a=0 hold): -0.075</w:t>
+        <w:br/>
+      </w:r>
+      <w:r>
+        <w:rPr>
+          <w:rFonts w:ascii="Consolas" w:hAnsi="Consolas" w:cs="Consolas" w:eastAsia="Consolas"/>
+          <w:b w:val="0"/>
+          <w:i w:val="0"/>
+          <w:color w:val="1F2933"/>
+          <w:sz w:val="17"/>
+        </w:rPr>
+        <w:t>reward bunched (a=0 hold): -0.480</w:t>
+        <w:br/>
+      </w:r>
+      <w:r>
+        <w:rPr>
+          <w:rFonts w:ascii="Consolas" w:hAnsi="Consolas" w:cs="Consolas" w:eastAsia="Consolas"/>
+          <w:b w:val="0"/>
+          <w:i w:val="0"/>
+          <w:color w:val="1F2933"/>
+          <w:sz w:val="17"/>
+        </w:rPr>
+        <w:t>reward bunched (a=9 max hold+skip): -0.730</w:t>
+      </w:r>
+    </w:p>
+    <w:p>
+      <w:pPr>
+        <w:spacing w:before="80" w:after="140" w:line="264" w:lineRule="auto"/>
+        <w:pBdr>
+          <w:left w:val="single" w:color="9DB6D6" w:sz="24" w:space="10"/>
+        </w:pBdr>
+        <w:shd w:val="clear" w:color="auto" w:fill="F3F5F8"/>
+        <w:ind w:left="200" w:hanging="0"/>
+      </w:pPr>
+      <w:r>
+        <w:rPr>
+          <w:rFonts w:ascii="Calibri" w:hAnsi="Calibri" w:cs="Calibri" w:eastAsia="Calibri"/>
+          <w:b/>
+          <w:i w:val="0"/>
+          <w:color w:val="667387"/>
+          <w:sz w:val="14"/>
+          <w:spacing w:val="30"/>
+        </w:rPr>
+        <w:t xml:space="preserve">SAY   </w:t>
+      </w:r>
+      <w:r>
+        <w:rPr>
+          <w:rFonts w:ascii="Calibri" w:hAnsi="Calibri" w:cs="Calibri" w:eastAsia="Calibri"/>
+          <w:b w:val="0"/>
+          <w:i w:val="0"/>
+          <w:color w:val="1F2933"/>
+          <w:sz w:val="21"/>
+        </w:rPr>
+        <w:t>Zero is perfect. A bus on headway scores nearly nothing. A bunched bus scores much worse, and if it also skips a stop full of people, worse again. Those three penalties — uneven spacing, passenger delay, and skipping — are the structure the manuscript fixes.</w:t>
+      </w:r>
+    </w:p>
+    <w:p>
+      <w:pPr>
+        <w:pStyle w:val="Heading2"/>
+        <w:keepNext/>
+        <w:spacing w:before="220" w:after="30"/>
+      </w:pPr>
+      <w:r>
+        <w:rPr>
+          <w:rFonts w:ascii="Calibri Light" w:hAnsi="Calibri Light" w:cs="Calibri Light" w:eastAsia="Calibri Light"/>
+          <w:b/>
+          <w:i w:val="0"/>
+          <w:color w:val="1F3B63"/>
+          <w:sz w:val="26"/>
+        </w:rPr>
+        <w:t>14.3 [SAFE · 40 s] Does the learner actually learn?</w:t>
+      </w:r>
+    </w:p>
+    <w:p>
+      <w:pPr>
+        <w:spacing w:before="60" w:after="120" w:line="232" w:lineRule="auto"/>
+        <w:keepLines/>
+        <w:pBdr>
+          <w:left w:val="single" w:color="9DB6D6" w:sz="18" w:space="8"/>
+        </w:pBdr>
+        <w:shd w:val="clear" w:color="auto" w:fill="F3F5F8"/>
+      </w:pPr>
+      <w:r>
+        <w:rPr>
+          <w:rFonts w:ascii="Consolas" w:hAnsi="Consolas" w:cs="Consolas" w:eastAsia="Consolas"/>
+          <w:b w:val="0"/>
+          <w:i w:val="0"/>
+          <w:color w:val="1F2933"/>
+          <w:sz w:val="17"/>
+        </w:rPr>
+        <w:t>python agents\ddqn.py</w:t>
+      </w:r>
+    </w:p>
+    <w:p>
+      <w:pPr>
+        <w:spacing w:before="60" w:after="120" w:line="232" w:lineRule="auto"/>
+        <w:keepLines/>
+        <w:pBdr>
+          <w:left w:val="single" w:color="9DB6D6" w:sz="18" w:space="8"/>
+        </w:pBdr>
+        <w:shd w:val="clear" w:color="auto" w:fill="F3F5F8"/>
+      </w:pPr>
+      <w:r>
+        <w:rPr>
+          <w:rFonts w:ascii="Consolas" w:hAnsi="Consolas" w:cs="Consolas" w:eastAsia="Consolas"/>
+          <w:b w:val="0"/>
+          <w:i w:val="0"/>
+          <w:color w:val="1F2933"/>
+          <w:sz w:val="17"/>
+        </w:rPr>
+        <w:t>DDQN self-test: greedy accuracy over last 1999 steps = 0.92 (chance = 0.10)</w:t>
+        <w:br/>
+      </w:r>
+      <w:r>
+        <w:rPr>
+          <w:rFonts w:ascii="Consolas" w:hAnsi="Consolas" w:cs="Consolas" w:eastAsia="Consolas"/>
+          <w:b w:val="0"/>
+          <w:i w:val="0"/>
+          <w:color w:val="1F2933"/>
+          <w:sz w:val="17"/>
+        </w:rPr>
+        <w:t>event discount: Q with g=0.9 -&gt; 10.0 (expect ~10), g=0.5 -&gt; 2.0 (expect ~2)</w:t>
+        <w:br/>
+      </w:r>
+      <w:r>
+        <w:rPr>
+          <w:rFonts w:ascii="Consolas" w:hAnsi="Consolas" w:cs="Consolas" w:eastAsia="Consolas"/>
+          <w:b w:val="0"/>
+          <w:i w:val="0"/>
+          <w:color w:val="1F2933"/>
+          <w:sz w:val="17"/>
+        </w:rPr>
+        <w:t>resume: extra={'episode': 7}, networks identical after resuming = True</w:t>
+        <w:br/>
+      </w:r>
+      <w:r>
+        <w:rPr>
+          <w:rFonts w:ascii="Consolas" w:hAnsi="Consolas" w:cs="Consolas" w:eastAsia="Consolas"/>
+          <w:b w:val="0"/>
+          <w:i w:val="0"/>
+          <w:color w:val="1F2933"/>
+          <w:sz w:val="17"/>
+        </w:rPr>
+        <w:t>ok</w:t>
+      </w:r>
+    </w:p>
+    <w:p>
+      <w:pPr>
+        <w:spacing w:before="80" w:after="140" w:line="264" w:lineRule="auto"/>
+        <w:pBdr>
+          <w:left w:val="single" w:color="9DB6D6" w:sz="24" w:space="10"/>
+        </w:pBdr>
+        <w:shd w:val="clear" w:color="auto" w:fill="F3F5F8"/>
+        <w:ind w:left="200" w:hanging="0"/>
+      </w:pPr>
+      <w:r>
+        <w:rPr>
+          <w:rFonts w:ascii="Calibri" w:hAnsi="Calibri" w:cs="Calibri" w:eastAsia="Calibri"/>
+          <w:b/>
+          <w:i w:val="0"/>
+          <w:color w:val="667387"/>
+          <w:sz w:val="14"/>
+          <w:spacing w:val="30"/>
+        </w:rPr>
+        <w:t xml:space="preserve">SAY   </w:t>
+      </w:r>
+      <w:r>
+        <w:rPr>
+          <w:rFonts w:ascii="Calibri" w:hAnsi="Calibri" w:cs="Calibri" w:eastAsia="Calibri"/>
+          <w:b w:val="0"/>
+          <w:i w:val="0"/>
+          <w:color w:val="1F2933"/>
+          <w:sz w:val="21"/>
+        </w:rPr>
+        <w:t>Three checks. First, on a task where one action is right, it gets 92 percent against 10 percent guessing — the learner works. Second, the time-based discount behaves as the formula predicts. Third, a training run that stops and resumes reproduces itself exactly, so a four-hour run can be interrupted safely.</w:t>
+      </w:r>
+    </w:p>
+    <w:p>
+      <w:pPr>
+        <w:pStyle w:val="Heading2"/>
+        <w:keepNext/>
+        <w:spacing w:before="220" w:after="30"/>
+      </w:pPr>
+      <w:r>
+        <w:rPr>
+          <w:rFonts w:ascii="Calibri Light" w:hAnsi="Calibri Light" w:cs="Calibri Light" w:eastAsia="Calibri Light"/>
+          <w:b/>
+          <w:i w:val="0"/>
+          <w:color w:val="1F3B63"/>
+          <w:sz w:val="26"/>
+        </w:rPr>
+        <w:t>14.4 [SLOW · 3 min] A short training run</w:t>
+      </w:r>
+    </w:p>
+    <w:p>
+      <w:pPr>
+        <w:spacing w:before="60" w:after="120" w:line="232" w:lineRule="auto"/>
+        <w:keepLines/>
+        <w:pBdr>
+          <w:left w:val="single" w:color="9DB6D6" w:sz="18" w:space="8"/>
+        </w:pBdr>
+        <w:shd w:val="clear" w:color="auto" w:fill="F3F5F8"/>
+      </w:pPr>
+      <w:r>
+        <w:rPr>
+          <w:rFonts w:ascii="Consolas" w:hAnsi="Consolas" w:cs="Consolas" w:eastAsia="Consolas"/>
+          <w:b w:val="0"/>
+          <w:i w:val="0"/>
+          <w:color w:val="1F2933"/>
+          <w:sz w:val="17"/>
+        </w:rPr>
+        <w:t>python scripts\train_marl.py --episodes 2 --eval_every 2 --save_every 2 --name smoke</w:t>
+      </w:r>
+    </w:p>
+    <w:p>
+      <w:pPr>
+        <w:spacing w:before="60" w:after="120" w:line="232" w:lineRule="auto"/>
+        <w:keepLines/>
+        <w:pBdr>
+          <w:left w:val="single" w:color="9DB6D6" w:sz="18" w:space="8"/>
+        </w:pBdr>
+        <w:shd w:val="clear" w:color="auto" w:fill="F3F5F8"/>
+      </w:pPr>
+      <w:r>
+        <w:rPr>
+          <w:rFonts w:ascii="Consolas" w:hAnsi="Consolas" w:cs="Consolas" w:eastAsia="Consolas"/>
+          <w:b w:val="0"/>
+          <w:i w:val="0"/>
+          <w:color w:val="1F2933"/>
+          <w:sz w:val="17"/>
+        </w:rPr>
+        <w:t>[smoke] reward=(dev,queue,stranded) w=(1.0, 0.5, 1.0) discount=event randomize=True clip=5.0 tau=0.005</w:t>
+        <w:br/>
+      </w:r>
+      <w:r>
+        <w:rPr>
+          <w:rFonts w:ascii="Consolas" w:hAnsi="Consolas" w:cs="Consolas" w:eastAsia="Consolas"/>
+          <w:b w:val="0"/>
+          <w:i w:val="0"/>
+          <w:color w:val="1F2933"/>
+          <w:sz w:val="17"/>
+        </w:rPr>
+        <w:t xml:space="preserve">  ep    2  eps 1.00  eval score 0.689 (A 0.610  B_obs 0.669  B_0.6 0.787)  (3 min)  &lt;- best</w:t>
+      </w:r>
+    </w:p>
+    <w:p>
+      <w:pPr>
+        <w:spacing w:before="80" w:after="140" w:line="264" w:lineRule="auto"/>
+        <w:pBdr>
+          <w:left w:val="single" w:color="9DB6D6" w:sz="24" w:space="10"/>
+        </w:pBdr>
+        <w:shd w:val="clear" w:color="auto" w:fill="F3F5F8"/>
+        <w:ind w:left="200" w:hanging="0"/>
+      </w:pPr>
+      <w:r>
+        <w:rPr>
+          <w:rFonts w:ascii="Calibri" w:hAnsi="Calibri" w:cs="Calibri" w:eastAsia="Calibri"/>
+          <w:b/>
+          <w:i w:val="0"/>
+          <w:color w:val="667387"/>
+          <w:sz w:val="14"/>
+          <w:spacing w:val="30"/>
+        </w:rPr>
+        <w:t xml:space="preserve">SAY   </w:t>
+      </w:r>
+      <w:r>
+        <w:rPr>
+          <w:rFonts w:ascii="Calibri" w:hAnsi="Calibri" w:cs="Calibri" w:eastAsia="Calibri"/>
+          <w:b w:val="0"/>
+          <w:i w:val="0"/>
+          <w:color w:val="1F2933"/>
+          <w:sz w:val="21"/>
+        </w:rPr>
+        <w:t>Each episode is one simulated service day. The disturbances are drawn fresh every episode — surge, weather and breakdown each on half the time — so the agent never learns only ordinary days. Every 50 episodes the policy is tested on three settings and the best one is kept. The real runs are 800 episodes, about four hours.</w:t>
+      </w:r>
+    </w:p>
+    <w:p>
+      <w:pPr>
+        <w:pStyle w:val="Heading2"/>
+        <w:keepNext/>
+        <w:spacing w:before="220" w:after="30"/>
+      </w:pPr>
+      <w:r>
+        <w:rPr>
+          <w:rFonts w:ascii="Calibri Light" w:hAnsi="Calibri Light" w:cs="Calibri Light" w:eastAsia="Calibri Light"/>
+          <w:b/>
+          <w:i w:val="0"/>
+          <w:color w:val="1F3B63"/>
+          <w:sz w:val="26"/>
+        </w:rPr>
+        <w:t>14.5 [SLOW · 3 min] The exam</w:t>
+      </w:r>
+    </w:p>
+    <w:p>
+      <w:pPr>
+        <w:spacing w:before="60" w:after="120" w:line="232" w:lineRule="auto"/>
+        <w:keepLines/>
+        <w:pBdr>
+          <w:left w:val="single" w:color="9DB6D6" w:sz="18" w:space="8"/>
+        </w:pBdr>
+        <w:shd w:val="clear" w:color="auto" w:fill="F3F5F8"/>
+      </w:pPr>
+      <w:r>
+        <w:rPr>
+          <w:rFonts w:ascii="Consolas" w:hAnsi="Consolas" w:cs="Consolas" w:eastAsia="Consolas"/>
+          <w:b w:val="0"/>
+          <w:i w:val="0"/>
+          <w:color w:val="1F2933"/>
+          <w:sz w:val="17"/>
+        </w:rPr>
+        <w:t>python scripts\eval_marl.py --ckpt experiments\dr4_even_hold\checkpoint_best.pt --cells A</w:t>
+      </w:r>
+    </w:p>
+    <w:p>
+      <w:pPr>
+        <w:spacing w:before="60" w:after="120" w:line="232" w:lineRule="auto"/>
+        <w:keepLines/>
+        <w:pBdr>
+          <w:left w:val="single" w:color="9DB6D6" w:sz="18" w:space="8"/>
+        </w:pBdr>
+        <w:shd w:val="clear" w:color="auto" w:fill="F3F5F8"/>
+      </w:pPr>
+      <w:r>
+        <w:rPr>
+          <w:rFonts w:ascii="Consolas" w:hAnsi="Consolas" w:cs="Consolas" w:eastAsia="Consolas"/>
+          <w:b w:val="0"/>
+          <w:i w:val="0"/>
+          <w:color w:val="1F2933"/>
+          <w:sz w:val="17"/>
+        </w:rPr>
+        <w:t>| Stage A (D+T) | NC   | 0.556 | 387 s |</w:t>
+        <w:br/>
+      </w:r>
+      <w:r>
+        <w:rPr>
+          <w:rFonts w:ascii="Consolas" w:hAnsi="Consolas" w:cs="Consolas" w:eastAsia="Consolas"/>
+          <w:b w:val="0"/>
+          <w:i w:val="0"/>
+          <w:color w:val="1F2933"/>
+          <w:sz w:val="17"/>
+        </w:rPr>
+        <w:t>| Stage A (D+T) | FH   | 0.396 | 350 s |</w:t>
+        <w:br/>
+      </w:r>
+      <w:r>
+        <w:rPr>
+          <w:rFonts w:ascii="Consolas" w:hAnsi="Consolas" w:cs="Consolas" w:eastAsia="Consolas"/>
+          <w:b w:val="0"/>
+          <w:i w:val="0"/>
+          <w:color w:val="1F2933"/>
+          <w:sz w:val="17"/>
+        </w:rPr>
+        <w:t>| Stage A (D+T) | EH   | 0.342 | 339 s |</w:t>
+        <w:br/>
+      </w:r>
+      <w:r>
+        <w:rPr>
+          <w:rFonts w:ascii="Consolas" w:hAnsi="Consolas" w:cs="Consolas" w:eastAsia="Consolas"/>
+          <w:b w:val="0"/>
+          <w:i w:val="0"/>
+          <w:color w:val="1F2933"/>
+          <w:sz w:val="17"/>
+        </w:rPr>
+        <w:t>| Stage A (D+T) | MARL | 0.340 | 341 s |</w:t>
+        <w:br/>
+      </w:r>
+      <w:r>
+        <w:rPr>
+          <w:rFonts w:ascii="Consolas" w:hAnsi="Consolas" w:cs="Consolas" w:eastAsia="Consolas"/>
+          <w:b w:val="0"/>
+          <w:i w:val="0"/>
+          <w:color w:val="1F2933"/>
+          <w:sz w:val="17"/>
+        </w:rPr>
+        <w:br/>
+      </w:r>
+      <w:r>
+        <w:rPr>
+          <w:rFonts w:ascii="Consolas" w:hAnsi="Consolas" w:cs="Consolas" w:eastAsia="Consolas"/>
+          <w:b w:val="0"/>
+          <w:i w:val="0"/>
+          <w:color w:val="1F2933"/>
+          <w:sz w:val="17"/>
+        </w:rPr>
+        <w:t>- Training gate headway CV below EH: MARL 0.340 vs EH 0.342 -&gt; PASS</w:t>
+      </w:r>
+    </w:p>
+    <w:p>
+      <w:pPr>
+        <w:spacing w:before="80" w:after="140" w:line="264" w:lineRule="auto"/>
+        <w:pBdr>
+          <w:left w:val="single" w:color="9DB6D6" w:sz="24" w:space="10"/>
+        </w:pBdr>
+        <w:shd w:val="clear" w:color="auto" w:fill="F3F5F8"/>
+        <w:ind w:left="200" w:hanging="0"/>
+      </w:pPr>
+      <w:r>
+        <w:rPr>
+          <w:rFonts w:ascii="Calibri" w:hAnsi="Calibri" w:cs="Calibri" w:eastAsia="Calibri"/>
+          <w:b/>
+          <w:i w:val="0"/>
+          <w:color w:val="667387"/>
+          <w:sz w:val="14"/>
+          <w:spacing w:val="30"/>
+        </w:rPr>
+        <w:t xml:space="preserve">SAY   </w:t>
+      </w:r>
+      <w:r>
+        <w:rPr>
+          <w:rFonts w:ascii="Calibri" w:hAnsi="Calibri" w:cs="Calibri" w:eastAsia="Calibri"/>
+          <w:b w:val="0"/>
+          <w:i w:val="0"/>
+          <w:color w:val="1F2933"/>
+          <w:sz w:val="21"/>
+        </w:rPr>
+        <w:t>Thirty runs per controller, and every controller faces the same thirty disturbance patterns, so the only difference is the decision-making. Our learned policy is at 0.340 against Even-Headway’s 0.342 — it matches the best hand-written rule on an ordinary day.</w:t>
+      </w:r>
+    </w:p>
+    <w:p>
+      <w:pPr>
+        <w:pStyle w:val="Heading1"/>
+        <w:keepNext/>
+        <w:spacing w:before="320" w:after="120"/>
+      </w:pPr>
+      <w:r>
+        <w:rPr>
+          <w:rFonts w:ascii="Calibri Light" w:hAnsi="Calibri Light" w:cs="Calibri Light" w:eastAsia="Calibri Light"/>
+          <w:b/>
+          <w:i w:val="0"/>
+          <w:color w:val="1F3B63"/>
+          <w:sz w:val="30"/>
+        </w:rPr>
+        <w:t>15. Reading the MARL code aloud</w:t>
+      </w:r>
+    </w:p>
+    <w:p>
+      <w:pPr>
+        <w:pStyle w:val="Heading2"/>
+        <w:keepNext/>
+        <w:spacing w:before="220" w:after="30"/>
+      </w:pPr>
+      <w:r>
+        <w:rPr>
+          <w:rFonts w:ascii="Calibri Light" w:hAnsi="Calibri Light" w:cs="Calibri Light" w:eastAsia="Calibri Light"/>
+          <w:b/>
+          <w:i w:val="0"/>
+          <w:color w:val="1F3B63"/>
+          <w:sz w:val="26"/>
+        </w:rPr>
+        <w:t>15.1 Six things a beginner needs to know</w:t>
+      </w:r>
+    </w:p>
+    <w:tbl>
+      <w:tblPr>
+        <w:tblW w:type="auto" w:w="0"/>
+        <w:jc w:val="center"/>
+        <w:tblLook w:firstColumn="1" w:firstRow="1" w:lastColumn="0" w:lastRow="0" w:noHBand="0" w:noVBand="1" w:val="04A0"/>
+        <w:tblW w:type="dxa" w:w="9359"/>
+        <w:tblBorders>
+          <w:top w:val="single" w:color="C9D4E3" w:sz="4"/>
+          <w:left w:val="single" w:color="C9D4E3" w:sz="4"/>
+          <w:bottom w:val="single" w:color="C9D4E3" w:sz="4"/>
+          <w:right w:val="single" w:color="C9D4E3" w:sz="4"/>
+          <w:insideH w:val="single" w:color="C9D4E3" w:sz="4"/>
+          <w:insideV w:val="single" w:color="C9D4E3" w:sz="4"/>
+        </w:tblBorders>
+      </w:tblPr>
+      <w:tblGrid>
+        <w:gridCol w:w="4680"/>
+        <w:gridCol w:w="4680"/>
+      </w:tblGrid>
+      <w:tr>
+        <w:trPr>
+          <w:cantSplit/>
+          <w:tblHeader/>
+        </w:trPr>
+        <w:tc>
+          <w:tcPr>
+            <w:tcW w:type="dxa" w:w="4680"/>
+            <w:tcW w:type="dxa" w:w="3448"/>
+            <w:shd w:val="clear" w:color="auto" w:fill="1F3B63"/>
+            <w:tcMar>
+              <w:top w:type="dxa" w:w="50"/>
+              <w:left w:type="dxa" w:w="100"/>
+              <w:bottom w:type="dxa" w:w="50"/>
+              <w:right w:type="dxa" w:w="100"/>
+            </w:tcMar>
+          </w:tcPr>
+          <w:p>
+            <w:pPr>
+              <w:spacing w:after="0" w:line="252" w:lineRule="auto"/>
+            </w:pPr>
+            <w:r>
+              <w:rPr>
+                <w:rFonts w:ascii="Calibri" w:hAnsi="Calibri" w:cs="Calibri" w:eastAsia="Calibri"/>
+                <w:b/>
+                <w:i w:val="0"/>
+                <w:color w:val="FFFFFF"/>
+                <w:sz w:val="16"/>
+                <w:spacing w:val="10"/>
+              </w:rPr>
+              <w:t>YOU WILL SEE</w:t>
+            </w:r>
+          </w:p>
+        </w:tc>
+        <w:tc>
+          <w:tcPr>
+            <w:tcW w:type="dxa" w:w="4680"/>
+            <w:tcW w:type="dxa" w:w="5911"/>
+            <w:shd w:val="clear" w:color="auto" w:fill="1F3B63"/>
+            <w:tcMar>
+              <w:top w:type="dxa" w:w="50"/>
+              <w:left w:type="dxa" w:w="100"/>
+              <w:bottom w:type="dxa" w:w="50"/>
+              <w:right w:type="dxa" w:w="100"/>
+            </w:tcMar>
+          </w:tcPr>
+          <w:p>
+            <w:pPr>
+              <w:spacing w:after="0" w:line="252" w:lineRule="auto"/>
+            </w:pPr>
+            <w:r>
+              <w:rPr>
+                <w:rFonts w:ascii="Calibri" w:hAnsi="Calibri" w:cs="Calibri" w:eastAsia="Calibri"/>
+                <w:b/>
+                <w:i w:val="0"/>
+                <w:color w:val="FFFFFF"/>
+                <w:sz w:val="16"/>
+                <w:spacing w:val="10"/>
+              </w:rPr>
+              <w:t>IT MEANS</w:t>
+            </w:r>
+          </w:p>
+        </w:tc>
+      </w:tr>
+      <w:tr>
+        <w:trPr>
+          <w:cantSplit/>
+        </w:trPr>
+        <w:tc>
+          <w:tcPr>
+            <w:tcW w:type="dxa" w:w="4680"/>
+            <w:tcW w:type="dxa" w:w="3448"/>
+            <w:shd w:val="clear" w:color="auto" w:fill="FFFFFF"/>
+            <w:tcMar>
+              <w:top w:type="dxa" w:w="50"/>
+              <w:left w:type="dxa" w:w="100"/>
+              <w:bottom w:type="dxa" w:w="50"/>
+              <w:right w:type="dxa" w:w="100"/>
+            </w:tcMar>
+          </w:tcPr>
+          <w:p>
+            <w:pPr>
+              <w:spacing w:after="0" w:line="252" w:lineRule="auto"/>
+            </w:pPr>
+            <w:r>
+              <w:rPr>
+                <w:rFonts w:ascii="Consolas" w:hAnsi="Consolas" w:cs="Consolas" w:eastAsia="Consolas"/>
+                <w:b w:val="0"/>
+                <w:i w:val="0"/>
+                <w:color w:val="24405F"/>
+                <w:sz w:val="15"/>
+                <w:shd w:val="clear" w:color="auto" w:fill="F3F5F8"/>
+              </w:rPr>
+              <w:t>@dataclass class Config:</w:t>
+            </w:r>
+          </w:p>
+        </w:tc>
+        <w:tc>
+          <w:tcPr>
+            <w:tcW w:type="dxa" w:w="4680"/>
+            <w:tcW w:type="dxa" w:w="5911"/>
+            <w:shd w:val="clear" w:color="auto" w:fill="FFFFFF"/>
+            <w:tcMar>
+              <w:top w:type="dxa" w:w="50"/>
+              <w:left w:type="dxa" w:w="100"/>
+              <w:bottom w:type="dxa" w:w="50"/>
+              <w:right w:type="dxa" w:w="100"/>
+            </w:tcMar>
+          </w:tcPr>
+          <w:p>
+            <w:pPr>
+              <w:spacing w:after="0" w:line="252" w:lineRule="auto"/>
+            </w:pPr>
+            <w:r>
+              <w:rPr>
+                <w:rFonts w:ascii="Calibri" w:hAnsi="Calibri" w:cs="Calibri" w:eastAsia="Calibri"/>
+                <w:b w:val="0"/>
+                <w:i w:val="0"/>
+                <w:color w:val="1F2933"/>
+                <w:sz w:val="18"/>
+              </w:rPr>
+              <w:t>A bag of named settings. Every experiment knob lives in this one block</w:t>
+            </w:r>
+          </w:p>
+        </w:tc>
+      </w:tr>
+      <w:tr>
+        <w:trPr>
+          <w:cantSplit/>
+        </w:trPr>
+        <w:tc>
+          <w:tcPr>
+            <w:tcW w:type="dxa" w:w="4680"/>
+            <w:tcW w:type="dxa" w:w="3448"/>
+            <w:shd w:val="clear" w:color="auto" w:fill="EEF2F8"/>
+            <w:tcMar>
+              <w:top w:type="dxa" w:w="50"/>
+              <w:left w:type="dxa" w:w="100"/>
+              <w:bottom w:type="dxa" w:w="50"/>
+              <w:right w:type="dxa" w:w="100"/>
+            </w:tcMar>
+          </w:tcPr>
+          <w:p>
+            <w:pPr>
+              <w:spacing w:after="0" w:line="252" w:lineRule="auto"/>
+            </w:pPr>
+            <w:r>
+              <w:rPr>
+                <w:rFonts w:ascii="Consolas" w:hAnsi="Consolas" w:cs="Consolas" w:eastAsia="Consolas"/>
+                <w:b w:val="0"/>
+                <w:i w:val="0"/>
+                <w:color w:val="24405F"/>
+                <w:sz w:val="15"/>
+                <w:shd w:val="clear" w:color="auto" w:fill="F3F5F8"/>
+              </w:rPr>
+              <w:t>lr: float = 1e-3</w:t>
+            </w:r>
+          </w:p>
+        </w:tc>
+        <w:tc>
+          <w:tcPr>
+            <w:tcW w:type="dxa" w:w="4680"/>
+            <w:tcW w:type="dxa" w:w="5911"/>
+            <w:shd w:val="clear" w:color="auto" w:fill="EEF2F8"/>
+            <w:tcMar>
+              <w:top w:type="dxa" w:w="50"/>
+              <w:left w:type="dxa" w:w="100"/>
+              <w:bottom w:type="dxa" w:w="50"/>
+              <w:right w:type="dxa" w:w="100"/>
+            </w:tcMar>
+          </w:tcPr>
+          <w:p>
+            <w:pPr>
+              <w:spacing w:after="0" w:line="252" w:lineRule="auto"/>
+            </w:pPr>
+            <w:r>
+              <w:rPr>
+                <w:rFonts w:ascii="Calibri" w:hAnsi="Calibri" w:cs="Calibri" w:eastAsia="Calibri"/>
+                <w:b w:val="0"/>
+                <w:i w:val="0"/>
+                <w:color w:val="1F2933"/>
+                <w:sz w:val="18"/>
+              </w:rPr>
+              <w:t xml:space="preserve">A setting called </w:t>
+            </w:r>
+            <w:r>
+              <w:rPr>
+                <w:rFonts w:ascii="Consolas" w:hAnsi="Consolas" w:cs="Consolas" w:eastAsia="Consolas"/>
+                <w:b w:val="0"/>
+                <w:i w:val="0"/>
+                <w:color w:val="24405F"/>
+                <w:sz w:val="15"/>
+                <w:shd w:val="clear" w:color="auto" w:fill="F3F5F8"/>
+              </w:rPr>
+              <w:t>lr</w:t>
+            </w:r>
+            <w:r>
+              <w:rPr>
+                <w:rFonts w:ascii="Calibri" w:hAnsi="Calibri" w:cs="Calibri" w:eastAsia="Calibri"/>
+                <w:b w:val="0"/>
+                <w:i w:val="0"/>
+                <w:color w:val="1F2933"/>
+                <w:sz w:val="18"/>
+              </w:rPr>
+              <w:t>, a decimal, default 0.001</w:t>
+            </w:r>
+          </w:p>
+        </w:tc>
+      </w:tr>
+      <w:tr>
+        <w:trPr>
+          <w:cantSplit/>
+        </w:trPr>
+        <w:tc>
+          <w:tcPr>
+            <w:tcW w:type="dxa" w:w="4680"/>
+            <w:tcW w:type="dxa" w:w="3448"/>
+            <w:shd w:val="clear" w:color="auto" w:fill="FFFFFF"/>
+            <w:tcMar>
+              <w:top w:type="dxa" w:w="50"/>
+              <w:left w:type="dxa" w:w="100"/>
+              <w:bottom w:type="dxa" w:w="50"/>
+              <w:right w:type="dxa" w:w="100"/>
+            </w:tcMar>
+          </w:tcPr>
+          <w:p>
+            <w:pPr>
+              <w:spacing w:after="0" w:line="252" w:lineRule="auto"/>
+            </w:pPr>
+            <w:r>
+              <w:rPr>
+                <w:rFonts w:ascii="Consolas" w:hAnsi="Consolas" w:cs="Consolas" w:eastAsia="Consolas"/>
+                <w:b w:val="0"/>
+                <w:i w:val="0"/>
+                <w:color w:val="24405F"/>
+                <w:sz w:val="15"/>
+                <w:shd w:val="clear" w:color="auto" w:fill="F3F5F8"/>
+              </w:rPr>
+              <w:t>def __call__(self, obs):</w:t>
+            </w:r>
+          </w:p>
+        </w:tc>
+        <w:tc>
+          <w:tcPr>
+            <w:tcW w:type="dxa" w:w="4680"/>
+            <w:tcW w:type="dxa" w:w="5911"/>
+            <w:shd w:val="clear" w:color="auto" w:fill="FFFFFF"/>
+            <w:tcMar>
+              <w:top w:type="dxa" w:w="50"/>
+              <w:left w:type="dxa" w:w="100"/>
+              <w:bottom w:type="dxa" w:w="50"/>
+              <w:right w:type="dxa" w:w="100"/>
+            </w:tcMar>
+          </w:tcPr>
+          <w:p>
+            <w:pPr>
+              <w:spacing w:after="0" w:line="252" w:lineRule="auto"/>
+            </w:pPr>
+            <w:r>
+              <w:rPr>
+                <w:rFonts w:ascii="Calibri" w:hAnsi="Calibri" w:cs="Calibri" w:eastAsia="Calibri"/>
+                <w:b w:val="0"/>
+                <w:i w:val="0"/>
+                <w:color w:val="1F2933"/>
+                <w:sz w:val="18"/>
+              </w:rPr>
+              <w:t>Lets an object be used like a function — this is what the simulator calls</w:t>
+            </w:r>
+          </w:p>
+        </w:tc>
+      </w:tr>
+      <w:tr>
+        <w:trPr>
+          <w:cantSplit/>
+        </w:trPr>
+        <w:tc>
+          <w:tcPr>
+            <w:tcW w:type="dxa" w:w="4680"/>
+            <w:tcW w:type="dxa" w:w="3448"/>
+            <w:shd w:val="clear" w:color="auto" w:fill="EEF2F8"/>
+            <w:tcMar>
+              <w:top w:type="dxa" w:w="50"/>
+              <w:left w:type="dxa" w:w="100"/>
+              <w:bottom w:type="dxa" w:w="50"/>
+              <w:right w:type="dxa" w:w="100"/>
+            </w:tcMar>
+          </w:tcPr>
+          <w:p>
+            <w:pPr>
+              <w:spacing w:after="0" w:line="252" w:lineRule="auto"/>
+            </w:pPr>
+            <w:r>
+              <w:rPr>
+                <w:rFonts w:ascii="Consolas" w:hAnsi="Consolas" w:cs="Consolas" w:eastAsia="Consolas"/>
+                <w:b w:val="0"/>
+                <w:i w:val="0"/>
+                <w:color w:val="24405F"/>
+                <w:sz w:val="15"/>
+                <w:shd w:val="clear" w:color="auto" w:fill="F3F5F8"/>
+              </w:rPr>
+              <w:t>self.last_decision[bus] = (...)</w:t>
+            </w:r>
+          </w:p>
+        </w:tc>
+        <w:tc>
+          <w:tcPr>
+            <w:tcW w:type="dxa" w:w="4680"/>
+            <w:tcW w:type="dxa" w:w="5911"/>
+            <w:shd w:val="clear" w:color="auto" w:fill="EEF2F8"/>
+            <w:tcMar>
+              <w:top w:type="dxa" w:w="50"/>
+              <w:left w:type="dxa" w:w="100"/>
+              <w:bottom w:type="dxa" w:w="50"/>
+              <w:right w:type="dxa" w:w="100"/>
+            </w:tcMar>
+          </w:tcPr>
+          <w:p>
+            <w:pPr>
+              <w:spacing w:after="0" w:line="252" w:lineRule="auto"/>
+            </w:pPr>
+            <w:r>
+              <w:rPr>
+                <w:rFonts w:ascii="Calibri" w:hAnsi="Calibri" w:cs="Calibri" w:eastAsia="Calibri"/>
+                <w:b w:val="0"/>
+                <w:i w:val="0"/>
+                <w:color w:val="1F2933"/>
+                <w:sz w:val="18"/>
+              </w:rPr>
+              <w:t>Remember this bus’s decision so it can be scored at its next stop</w:t>
+            </w:r>
+          </w:p>
+        </w:tc>
+      </w:tr>
+      <w:tr>
+        <w:trPr>
+          <w:cantSplit/>
+        </w:trPr>
+        <w:tc>
+          <w:tcPr>
+            <w:tcW w:type="dxa" w:w="4680"/>
+            <w:tcW w:type="dxa" w:w="3448"/>
+            <w:shd w:val="clear" w:color="auto" w:fill="FFFFFF"/>
+            <w:tcMar>
+              <w:top w:type="dxa" w:w="50"/>
+              <w:left w:type="dxa" w:w="100"/>
+              <w:bottom w:type="dxa" w:w="50"/>
+              <w:right w:type="dxa" w:w="100"/>
+            </w:tcMar>
+          </w:tcPr>
+          <w:p>
+            <w:pPr>
+              <w:spacing w:after="0" w:line="252" w:lineRule="auto"/>
+            </w:pPr>
+            <w:r>
+              <w:rPr>
+                <w:rFonts w:ascii="Consolas" w:hAnsi="Consolas" w:cs="Consolas" w:eastAsia="Consolas"/>
+                <w:b w:val="0"/>
+                <w:i w:val="0"/>
+                <w:color w:val="24405F"/>
+                <w:sz w:val="15"/>
+                <w:shd w:val="clear" w:color="auto" w:fill="F3F5F8"/>
+              </w:rPr>
+              <w:t>[simulate(...) for s in range(5)]</w:t>
+            </w:r>
+          </w:p>
+        </w:tc>
+        <w:tc>
+          <w:tcPr>
+            <w:tcW w:type="dxa" w:w="4680"/>
+            <w:tcW w:type="dxa" w:w="5911"/>
+            <w:shd w:val="clear" w:color="auto" w:fill="FFFFFF"/>
+            <w:tcMar>
+              <w:top w:type="dxa" w:w="50"/>
+              <w:left w:type="dxa" w:w="100"/>
+              <w:bottom w:type="dxa" w:w="50"/>
+              <w:right w:type="dxa" w:w="100"/>
+            </w:tcMar>
+          </w:tcPr>
+          <w:p>
+            <w:pPr>
+              <w:spacing w:after="0" w:line="252" w:lineRule="auto"/>
+            </w:pPr>
+            <w:r>
+              <w:rPr>
+                <w:rFonts w:ascii="Calibri" w:hAnsi="Calibri" w:cs="Calibri" w:eastAsia="Calibri"/>
+                <w:b w:val="0"/>
+                <w:i w:val="0"/>
+                <w:color w:val="1F2933"/>
+                <w:sz w:val="18"/>
+              </w:rPr>
+              <w:t>Run it five times and collect the answers in a list</w:t>
+            </w:r>
+          </w:p>
+        </w:tc>
+      </w:tr>
+      <w:tr>
+        <w:trPr>
+          <w:cantSplit/>
+        </w:trPr>
+        <w:tc>
+          <w:tcPr>
+            <w:tcW w:type="dxa" w:w="4680"/>
+            <w:tcW w:type="dxa" w:w="3448"/>
+            <w:shd w:val="clear" w:color="auto" w:fill="EEF2F8"/>
+            <w:tcMar>
+              <w:top w:type="dxa" w:w="50"/>
+              <w:left w:type="dxa" w:w="100"/>
+              <w:bottom w:type="dxa" w:w="50"/>
+              <w:right w:type="dxa" w:w="100"/>
+            </w:tcMar>
+          </w:tcPr>
+          <w:p>
+            <w:pPr>
+              <w:spacing w:after="0" w:line="252" w:lineRule="auto"/>
+            </w:pPr>
+            <w:r>
+              <w:rPr>
+                <w:rFonts w:ascii="Consolas" w:hAnsi="Consolas" w:cs="Consolas" w:eastAsia="Consolas"/>
+                <w:b w:val="0"/>
+                <w:i w:val="0"/>
+                <w:color w:val="24405F"/>
+                <w:sz w:val="15"/>
+                <w:shd w:val="clear" w:color="auto" w:fill="F3F5F8"/>
+              </w:rPr>
+              <w:t>with torch.no_grad():</w:t>
+            </w:r>
+          </w:p>
+        </w:tc>
+        <w:tc>
+          <w:tcPr>
+            <w:tcW w:type="dxa" w:w="4680"/>
+            <w:tcW w:type="dxa" w:w="5911"/>
+            <w:shd w:val="clear" w:color="auto" w:fill="EEF2F8"/>
+            <w:tcMar>
+              <w:top w:type="dxa" w:w="50"/>
+              <w:left w:type="dxa" w:w="100"/>
+              <w:bottom w:type="dxa" w:w="50"/>
+              <w:right w:type="dxa" w:w="100"/>
+            </w:tcMar>
+          </w:tcPr>
+          <w:p>
+            <w:pPr>
+              <w:spacing w:after="0" w:line="252" w:lineRule="auto"/>
+            </w:pPr>
+            <w:r>
+              <w:rPr>
+                <w:rFonts w:ascii="Calibri" w:hAnsi="Calibri" w:cs="Calibri" w:eastAsia="Calibri"/>
+                <w:b w:val="0"/>
+                <w:i w:val="0"/>
+                <w:color w:val="1F2933"/>
+                <w:sz w:val="18"/>
+              </w:rPr>
+              <w:t>“Just calculate, do not learn from this”</w:t>
+            </w:r>
+          </w:p>
+        </w:tc>
+      </w:tr>
+    </w:tbl>
+    <w:p>
+      <w:pPr>
+        <w:spacing w:after="60" w:line="200" w:lineRule="auto"/>
+      </w:pPr>
+    </w:p>
+    <w:p>
+      <w:pPr>
+        <w:pStyle w:val="Heading2"/>
+        <w:keepNext/>
+        <w:spacing w:before="220" w:after="30"/>
+      </w:pPr>
+      <w:r>
+        <w:rPr>
+          <w:rFonts w:ascii="Calibri Light" w:hAnsi="Calibri Light" w:cs="Calibri Light" w:eastAsia="Calibri Light"/>
+          <w:b/>
+          <w:i w:val="0"/>
+          <w:color w:val="1F3B63"/>
+          <w:sz w:val="26"/>
+        </w:rPr>
+        <w:t>15.2 Where to scroll, and what to say</w:t>
+      </w:r>
+    </w:p>
+    <w:tbl>
+      <w:tblPr>
+        <w:tblW w:type="auto" w:w="0"/>
+        <w:jc w:val="center"/>
+        <w:tblLook w:firstColumn="1" w:firstRow="1" w:lastColumn="0" w:lastRow="0" w:noHBand="0" w:noVBand="1" w:val="04A0"/>
+        <w:tblW w:type="dxa" w:w="9358"/>
+        <w:tblBorders>
+          <w:top w:val="single" w:color="C9D4E3" w:sz="4"/>
+          <w:left w:val="single" w:color="C9D4E3" w:sz="4"/>
+          <w:bottom w:val="single" w:color="C9D4E3" w:sz="4"/>
+          <w:right w:val="single" w:color="C9D4E3" w:sz="4"/>
+          <w:insideH w:val="single" w:color="C9D4E3" w:sz="4"/>
+          <w:insideV w:val="single" w:color="C9D4E3" w:sz="4"/>
+        </w:tblBorders>
+      </w:tblPr>
+      <w:tblGrid>
+        <w:gridCol w:w="3120"/>
+        <w:gridCol w:w="3120"/>
+        <w:gridCol w:w="3120"/>
+      </w:tblGrid>
+      <w:tr>
+        <w:trPr>
+          <w:cantSplit/>
+          <w:tblHeader/>
+        </w:trPr>
+        <w:tc>
+          <w:tcPr>
+            <w:tcW w:type="dxa" w:w="3120"/>
+            <w:tcW w:type="dxa" w:w="1618"/>
+            <w:shd w:val="clear" w:color="auto" w:fill="1F3B63"/>
+            <w:tcMar>
+              <w:top w:type="dxa" w:w="50"/>
+              <w:left w:type="dxa" w:w="100"/>
+              <w:bottom w:type="dxa" w:w="50"/>
+              <w:right w:type="dxa" w:w="100"/>
+            </w:tcMar>
+          </w:tcPr>
+          <w:p>
+            <w:pPr>
+              <w:spacing w:after="0" w:line="252" w:lineRule="auto"/>
+            </w:pPr>
+            <w:r>
+              <w:rPr>
+                <w:rFonts w:ascii="Calibri" w:hAnsi="Calibri" w:cs="Calibri" w:eastAsia="Calibri"/>
+                <w:b/>
+                <w:i w:val="0"/>
+                <w:color w:val="FFFFFF"/>
+                <w:sz w:val="16"/>
+                <w:spacing w:val="10"/>
+              </w:rPr>
+              <w:t>FILE</w:t>
+            </w:r>
+          </w:p>
+        </w:tc>
+        <w:tc>
+          <w:tcPr>
+            <w:tcW w:type="dxa" w:w="3120"/>
+            <w:tcW w:type="dxa" w:w="3518"/>
+            <w:shd w:val="clear" w:color="auto" w:fill="1F3B63"/>
+            <w:tcMar>
+              <w:top w:type="dxa" w:w="50"/>
+              <w:left w:type="dxa" w:w="100"/>
+              <w:bottom w:type="dxa" w:w="50"/>
+              <w:right w:type="dxa" w:w="100"/>
+            </w:tcMar>
+          </w:tcPr>
+          <w:p>
+            <w:pPr>
+              <w:spacing w:after="0" w:line="252" w:lineRule="auto"/>
+            </w:pPr>
+            <w:r>
+              <w:rPr>
+                <w:rFonts w:ascii="Calibri" w:hAnsi="Calibri" w:cs="Calibri" w:eastAsia="Calibri"/>
+                <w:b/>
+                <w:i w:val="0"/>
+                <w:color w:val="FFFFFF"/>
+                <w:sz w:val="16"/>
+                <w:spacing w:val="10"/>
+              </w:rPr>
+              <w:t>LINES TO SHOW</w:t>
+            </w:r>
+          </w:p>
+        </w:tc>
+        <w:tc>
+          <w:tcPr>
+            <w:tcW w:type="dxa" w:w="3120"/>
+            <w:tcW w:type="dxa" w:w="4222"/>
+            <w:shd w:val="clear" w:color="auto" w:fill="1F3B63"/>
+            <w:tcMar>
+              <w:top w:type="dxa" w:w="50"/>
+              <w:left w:type="dxa" w:w="100"/>
+              <w:bottom w:type="dxa" w:w="50"/>
+              <w:right w:type="dxa" w:w="100"/>
+            </w:tcMar>
+          </w:tcPr>
+          <w:p>
+            <w:pPr>
+              <w:spacing w:after="0" w:line="252" w:lineRule="auto"/>
+            </w:pPr>
+            <w:r>
+              <w:rPr>
+                <w:rFonts w:ascii="Calibri" w:hAnsi="Calibri" w:cs="Calibri" w:eastAsia="Calibri"/>
+                <w:b/>
+                <w:i w:val="0"/>
+                <w:color w:val="FFFFFF"/>
+                <w:sz w:val="16"/>
+                <w:spacing w:val="10"/>
+              </w:rPr>
+              <w:t>SAY</w:t>
+            </w:r>
+          </w:p>
+        </w:tc>
+      </w:tr>
+      <w:tr>
+        <w:trPr>
+          <w:cantSplit/>
+        </w:trPr>
+        <w:tc>
+          <w:tcPr>
+            <w:tcW w:type="dxa" w:w="3120"/>
+            <w:tcW w:type="dxa" w:w="1618"/>
+            <w:shd w:val="clear" w:color="auto" w:fill="FFFFFF"/>
+            <w:tcMar>
+              <w:top w:type="dxa" w:w="50"/>
+              <w:left w:type="dxa" w:w="100"/>
+              <w:bottom w:type="dxa" w:w="50"/>
+              <w:right w:type="dxa" w:w="100"/>
+            </w:tcMar>
+          </w:tcPr>
+          <w:p>
+            <w:pPr>
+              <w:spacing w:after="0" w:line="252" w:lineRule="auto"/>
+            </w:pPr>
+            <w:r>
+              <w:rPr>
+                <w:rFonts w:ascii="Consolas" w:hAnsi="Consolas" w:cs="Consolas" w:eastAsia="Consolas"/>
+                <w:b w:val="0"/>
+                <w:i w:val="0"/>
+                <w:color w:val="24405F"/>
+                <w:sz w:val="15"/>
+                <w:shd w:val="clear" w:color="auto" w:fill="F3F5F8"/>
+              </w:rPr>
+              <w:t>envs/obs.py</w:t>
+            </w:r>
+          </w:p>
+        </w:tc>
+        <w:tc>
+          <w:tcPr>
+            <w:tcW w:type="dxa" w:w="3120"/>
+            <w:tcW w:type="dxa" w:w="3518"/>
+            <w:shd w:val="clear" w:color="auto" w:fill="FFFFFF"/>
+            <w:tcMar>
+              <w:top w:type="dxa" w:w="50"/>
+              <w:left w:type="dxa" w:w="100"/>
+              <w:bottom w:type="dxa" w:w="50"/>
+              <w:right w:type="dxa" w:w="100"/>
+            </w:tcMar>
+          </w:tcPr>
+          <w:p>
+            <w:pPr>
+              <w:spacing w:after="0" w:line="252" w:lineRule="auto"/>
+            </w:pPr>
+            <w:r>
+              <w:rPr>
+                <w:rFonts w:ascii="Calibri" w:hAnsi="Calibri" w:cs="Calibri" w:eastAsia="Calibri"/>
+                <w:b w:val="0"/>
+                <w:i w:val="0"/>
+                <w:color w:val="1F2933"/>
+                <w:sz w:val="18"/>
+              </w:rPr>
+              <w:t xml:space="preserve">the seven lines inside </w:t>
+            </w:r>
+            <w:r>
+              <w:rPr>
+                <w:rFonts w:ascii="Consolas" w:hAnsi="Consolas" w:cs="Consolas" w:eastAsia="Consolas"/>
+                <w:b w:val="0"/>
+                <w:i w:val="0"/>
+                <w:color w:val="24405F"/>
+                <w:sz w:val="15"/>
+                <w:shd w:val="clear" w:color="auto" w:fill="F3F5F8"/>
+              </w:rPr>
+              <w:t>featurize</w:t>
+            </w:r>
+          </w:p>
+        </w:tc>
+        <w:tc>
+          <w:tcPr>
+            <w:tcW w:type="dxa" w:w="3120"/>
+            <w:tcW w:type="dxa" w:w="4222"/>
+            <w:shd w:val="clear" w:color="auto" w:fill="FFFFFF"/>
+            <w:tcMar>
+              <w:top w:type="dxa" w:w="50"/>
+              <w:left w:type="dxa" w:w="100"/>
+              <w:bottom w:type="dxa" w:w="50"/>
+              <w:right w:type="dxa" w:w="100"/>
+            </w:tcMar>
+          </w:tcPr>
+          <w:p>
+            <w:pPr>
+              <w:spacing w:after="0" w:line="252" w:lineRule="auto"/>
+            </w:pPr>
+            <w:r>
+              <w:rPr>
+                <w:rFonts w:ascii="Calibri" w:hAnsi="Calibri" w:cs="Calibri" w:eastAsia="Calibri"/>
+                <w:b w:val="0"/>
+                <w:i w:val="0"/>
+                <w:color w:val="1F2933"/>
+                <w:sz w:val="18"/>
+              </w:rPr>
+              <w:t>Each input is a ratio, so nothing depends on this corridor’s length</w:t>
+            </w:r>
+          </w:p>
+        </w:tc>
+      </w:tr>
+      <w:tr>
+        <w:trPr>
+          <w:cantSplit/>
+        </w:trPr>
+        <w:tc>
+          <w:tcPr>
+            <w:tcW w:type="dxa" w:w="3120"/>
+            <w:tcW w:type="dxa" w:w="1618"/>
+            <w:shd w:val="clear" w:color="auto" w:fill="EEF2F8"/>
+            <w:tcMar>
+              <w:top w:type="dxa" w:w="50"/>
+              <w:left w:type="dxa" w:w="100"/>
+              <w:bottom w:type="dxa" w:w="50"/>
+              <w:right w:type="dxa" w:w="100"/>
+            </w:tcMar>
+          </w:tcPr>
+          <w:p>
+            <w:pPr>
+              <w:spacing w:after="0" w:line="252" w:lineRule="auto"/>
+            </w:pPr>
+            <w:r>
+              <w:rPr>
+                <w:rFonts w:ascii="Consolas" w:hAnsi="Consolas" w:cs="Consolas" w:eastAsia="Consolas"/>
+                <w:b w:val="0"/>
+                <w:i w:val="0"/>
+                <w:color w:val="24405F"/>
+                <w:sz w:val="15"/>
+                <w:shd w:val="clear" w:color="auto" w:fill="F3F5F8"/>
+              </w:rPr>
+              <w:t>envs/reward.py</w:t>
+            </w:r>
+          </w:p>
+        </w:tc>
+        <w:tc>
+          <w:tcPr>
+            <w:tcW w:type="dxa" w:w="3120"/>
+            <w:tcW w:type="dxa" w:w="3518"/>
+            <w:shd w:val="clear" w:color="auto" w:fill="EEF2F8"/>
+            <w:tcMar>
+              <w:top w:type="dxa" w:w="50"/>
+              <w:left w:type="dxa" w:w="100"/>
+              <w:bottom w:type="dxa" w:w="50"/>
+              <w:right w:type="dxa" w:w="100"/>
+            </w:tcMar>
+          </w:tcPr>
+          <w:p>
+            <w:pPr>
+              <w:spacing w:after="0" w:line="252" w:lineRule="auto"/>
+            </w:pPr>
+            <w:r>
+              <w:rPr>
+                <w:rFonts w:ascii="Consolas" w:hAnsi="Consolas" w:cs="Consolas" w:eastAsia="Consolas"/>
+                <w:b w:val="0"/>
+                <w:i w:val="0"/>
+                <w:color w:val="24405F"/>
+                <w:sz w:val="15"/>
+                <w:shd w:val="clear" w:color="auto" w:fill="F3F5F8"/>
+              </w:rPr>
+              <w:t>spacing_vs_timetable</w:t>
+            </w:r>
+            <w:r>
+              <w:rPr>
+                <w:rFonts w:ascii="Calibri" w:hAnsi="Calibri" w:cs="Calibri" w:eastAsia="Calibri"/>
+                <w:b w:val="0"/>
+                <w:i w:val="0"/>
+                <w:color w:val="1F2933"/>
+                <w:sz w:val="18"/>
+              </w:rPr>
+              <w:t xml:space="preserve"> and </w:t>
+            </w:r>
+            <w:r>
+              <w:rPr>
+                <w:rFonts w:ascii="Consolas" w:hAnsi="Consolas" w:cs="Consolas" w:eastAsia="Consolas"/>
+                <w:b w:val="0"/>
+                <w:i w:val="0"/>
+                <w:color w:val="24405F"/>
+                <w:sz w:val="15"/>
+                <w:shd w:val="clear" w:color="auto" w:fill="F3F5F8"/>
+              </w:rPr>
+              <w:t>spacing_vs_neighbours</w:t>
+            </w:r>
+          </w:p>
+        </w:tc>
+        <w:tc>
+          <w:tcPr>
+            <w:tcW w:type="dxa" w:w="3120"/>
+            <w:tcW w:type="dxa" w:w="4222"/>
+            <w:shd w:val="clear" w:color="auto" w:fill="EEF2F8"/>
+            <w:tcMar>
+              <w:top w:type="dxa" w:w="50"/>
+              <w:left w:type="dxa" w:w="100"/>
+              <w:bottom w:type="dxa" w:w="50"/>
+              <w:right w:type="dxa" w:w="100"/>
+            </w:tcMar>
+          </w:tcPr>
+          <w:p>
+            <w:pPr>
+              <w:spacing w:after="0" w:line="252" w:lineRule="auto"/>
+            </w:pPr>
+            <w:r>
+              <w:rPr>
+                <w:rFonts w:ascii="Calibri" w:hAnsi="Calibri" w:cs="Calibri" w:eastAsia="Calibri"/>
+                <w:b w:val="0"/>
+                <w:i w:val="0"/>
+                <w:color w:val="1F2933"/>
+                <w:sz w:val="18"/>
+              </w:rPr>
+              <w:t>These two are the difference between run A and run B — matching the timetable, versus sitting midway between your neighbours</w:t>
+            </w:r>
+          </w:p>
+        </w:tc>
+      </w:tr>
+      <w:tr>
+        <w:trPr>
+          <w:cantSplit/>
+        </w:trPr>
+        <w:tc>
+          <w:tcPr>
+            <w:tcW w:type="dxa" w:w="3120"/>
+            <w:tcW w:type="dxa" w:w="1618"/>
+            <w:shd w:val="clear" w:color="auto" w:fill="FFFFFF"/>
+            <w:tcMar>
+              <w:top w:type="dxa" w:w="50"/>
+              <w:left w:type="dxa" w:w="100"/>
+              <w:bottom w:type="dxa" w:w="50"/>
+              <w:right w:type="dxa" w:w="100"/>
+            </w:tcMar>
+          </w:tcPr>
+          <w:p>
+            <w:pPr>
+              <w:spacing w:after="0" w:line="252" w:lineRule="auto"/>
+            </w:pPr>
+            <w:r>
+              <w:rPr>
+                <w:rFonts w:ascii="Consolas" w:hAnsi="Consolas" w:cs="Consolas" w:eastAsia="Consolas"/>
+                <w:b w:val="0"/>
+                <w:i w:val="0"/>
+                <w:color w:val="24405F"/>
+                <w:sz w:val="15"/>
+                <w:shd w:val="clear" w:color="auto" w:fill="F3F5F8"/>
+              </w:rPr>
+              <w:t>envs/marl_env.py</w:t>
+            </w:r>
+          </w:p>
+        </w:tc>
+        <w:tc>
+          <w:tcPr>
+            <w:tcW w:type="dxa" w:w="3120"/>
+            <w:tcW w:type="dxa" w:w="3518"/>
+            <w:shd w:val="clear" w:color="auto" w:fill="FFFFFF"/>
+            <w:tcMar>
+              <w:top w:type="dxa" w:w="50"/>
+              <w:left w:type="dxa" w:w="100"/>
+              <w:bottom w:type="dxa" w:w="50"/>
+              <w:right w:type="dxa" w:w="100"/>
+            </w:tcMar>
+          </w:tcPr>
+          <w:p>
+            <w:pPr>
+              <w:spacing w:after="0" w:line="252" w:lineRule="auto"/>
+            </w:pPr>
+            <w:r>
+              <w:rPr>
+                <w:rFonts w:ascii="Consolas" w:hAnsi="Consolas" w:cs="Consolas" w:eastAsia="Consolas"/>
+                <w:b w:val="0"/>
+                <w:i w:val="0"/>
+                <w:color w:val="24405F"/>
+                <w:sz w:val="15"/>
+                <w:shd w:val="clear" w:color="auto" w:fill="F3F5F8"/>
+              </w:rPr>
+              <w:t>Config</w:t>
+            </w:r>
+          </w:p>
+        </w:tc>
+        <w:tc>
+          <w:tcPr>
+            <w:tcW w:type="dxa" w:w="3120"/>
+            <w:tcW w:type="dxa" w:w="4222"/>
+            <w:shd w:val="clear" w:color="auto" w:fill="FFFFFF"/>
+            <w:tcMar>
+              <w:top w:type="dxa" w:w="50"/>
+              <w:left w:type="dxa" w:w="100"/>
+              <w:bottom w:type="dxa" w:w="50"/>
+              <w:right w:type="dxa" w:w="100"/>
+            </w:tcMar>
+          </w:tcPr>
+          <w:p>
+            <w:pPr>
+              <w:spacing w:after="0" w:line="252" w:lineRule="auto"/>
+            </w:pPr>
+            <w:r>
+              <w:rPr>
+                <w:rFonts w:ascii="Calibri" w:hAnsi="Calibri" w:cs="Calibri" w:eastAsia="Calibri"/>
+                <w:b w:val="0"/>
+                <w:i w:val="0"/>
+                <w:color w:val="1F2933"/>
+                <w:sz w:val="18"/>
+              </w:rPr>
+              <w:t>Every experimental choice in one place; we never edit the simulator to run an experiment</w:t>
+            </w:r>
+          </w:p>
+        </w:tc>
+      </w:tr>
+      <w:tr>
+        <w:trPr>
+          <w:cantSplit/>
+        </w:trPr>
+        <w:tc>
+          <w:tcPr>
+            <w:tcW w:type="dxa" w:w="3120"/>
+            <w:tcW w:type="dxa" w:w="1618"/>
+            <w:shd w:val="clear" w:color="auto" w:fill="EEF2F8"/>
+            <w:tcMar>
+              <w:top w:type="dxa" w:w="50"/>
+              <w:left w:type="dxa" w:w="100"/>
+              <w:bottom w:type="dxa" w:w="50"/>
+              <w:right w:type="dxa" w:w="100"/>
+            </w:tcMar>
+          </w:tcPr>
+          <w:p>
+            <w:pPr>
+              <w:spacing w:after="0" w:line="252" w:lineRule="auto"/>
+            </w:pPr>
+            <w:r>
+              <w:rPr>
+                <w:rFonts w:ascii="Consolas" w:hAnsi="Consolas" w:cs="Consolas" w:eastAsia="Consolas"/>
+                <w:b w:val="0"/>
+                <w:i w:val="0"/>
+                <w:color w:val="24405F"/>
+                <w:sz w:val="15"/>
+                <w:shd w:val="clear" w:color="auto" w:fill="F3F5F8"/>
+              </w:rPr>
+              <w:t>envs/marl_env.py</w:t>
+            </w:r>
+          </w:p>
+        </w:tc>
+        <w:tc>
+          <w:tcPr>
+            <w:tcW w:type="dxa" w:w="3120"/>
+            <w:tcW w:type="dxa" w:w="3518"/>
+            <w:shd w:val="clear" w:color="auto" w:fill="EEF2F8"/>
+            <w:tcMar>
+              <w:top w:type="dxa" w:w="50"/>
+              <w:left w:type="dxa" w:w="100"/>
+              <w:bottom w:type="dxa" w:w="50"/>
+              <w:right w:type="dxa" w:w="100"/>
+            </w:tcMar>
+          </w:tcPr>
+          <w:p>
+            <w:pPr>
+              <w:spacing w:after="0" w:line="252" w:lineRule="auto"/>
+            </w:pPr>
+            <w:r>
+              <w:rPr>
+                <w:rFonts w:ascii="Consolas" w:hAnsi="Consolas" w:cs="Consolas" w:eastAsia="Consolas"/>
+                <w:b w:val="0"/>
+                <w:i w:val="0"/>
+                <w:color w:val="24405F"/>
+                <w:sz w:val="15"/>
+                <w:shd w:val="clear" w:color="auto" w:fill="F3F5F8"/>
+              </w:rPr>
+              <w:t>__call__</w:t>
+            </w:r>
+            <w:r>
+              <w:rPr>
+                <w:rFonts w:ascii="Calibri" w:hAnsi="Calibri" w:cs="Calibri" w:eastAsia="Calibri"/>
+                <w:b w:val="0"/>
+                <w:i w:val="0"/>
+                <w:color w:val="1F2933"/>
+                <w:sz w:val="18"/>
+              </w:rPr>
+              <w:t>, the three numbered steps</w:t>
+            </w:r>
+          </w:p>
+        </w:tc>
+        <w:tc>
+          <w:tcPr>
+            <w:tcW w:type="dxa" w:w="3120"/>
+            <w:tcW w:type="dxa" w:w="4222"/>
+            <w:shd w:val="clear" w:color="auto" w:fill="EEF2F8"/>
+            <w:tcMar>
+              <w:top w:type="dxa" w:w="50"/>
+              <w:left w:type="dxa" w:w="100"/>
+              <w:bottom w:type="dxa" w:w="50"/>
+              <w:right w:type="dxa" w:w="100"/>
+            </w:tcMar>
+          </w:tcPr>
+          <w:p>
+            <w:pPr>
+              <w:spacing w:after="0" w:line="252" w:lineRule="auto"/>
+            </w:pPr>
+            <w:r>
+              <w:rPr>
+                <w:rFonts w:ascii="Calibri" w:hAnsi="Calibri" w:cs="Calibri" w:eastAsia="Calibri"/>
+                <w:b w:val="0"/>
+                <w:i w:val="0"/>
+                <w:color w:val="1F2933"/>
+                <w:sz w:val="18"/>
+              </w:rPr>
+              <w:t>Score the last decision, learn, then choose the next one</w:t>
+            </w:r>
+          </w:p>
+        </w:tc>
+      </w:tr>
+      <w:tr>
+        <w:trPr>
+          <w:cantSplit/>
+        </w:trPr>
+        <w:tc>
+          <w:tcPr>
+            <w:tcW w:type="dxa" w:w="3120"/>
+            <w:tcW w:type="dxa" w:w="1618"/>
+            <w:shd w:val="clear" w:color="auto" w:fill="FFFFFF"/>
+            <w:tcMar>
+              <w:top w:type="dxa" w:w="50"/>
+              <w:left w:type="dxa" w:w="100"/>
+              <w:bottom w:type="dxa" w:w="50"/>
+              <w:right w:type="dxa" w:w="100"/>
+            </w:tcMar>
+          </w:tcPr>
+          <w:p>
+            <w:pPr>
+              <w:spacing w:after="0" w:line="252" w:lineRule="auto"/>
+            </w:pPr>
+            <w:r>
+              <w:rPr>
+                <w:rFonts w:ascii="Consolas" w:hAnsi="Consolas" w:cs="Consolas" w:eastAsia="Consolas"/>
+                <w:b w:val="0"/>
+                <w:i w:val="0"/>
+                <w:color w:val="24405F"/>
+                <w:sz w:val="15"/>
+                <w:shd w:val="clear" w:color="auto" w:fill="F3F5F8"/>
+              </w:rPr>
+              <w:t>agents/ddqn.py</w:t>
+            </w:r>
+          </w:p>
+        </w:tc>
+        <w:tc>
+          <w:tcPr>
+            <w:tcW w:type="dxa" w:w="3120"/>
+            <w:tcW w:type="dxa" w:w="3518"/>
+            <w:shd w:val="clear" w:color="auto" w:fill="FFFFFF"/>
+            <w:tcMar>
+              <w:top w:type="dxa" w:w="50"/>
+              <w:left w:type="dxa" w:w="100"/>
+              <w:bottom w:type="dxa" w:w="50"/>
+              <w:right w:type="dxa" w:w="100"/>
+            </w:tcMar>
+          </w:tcPr>
+          <w:p>
+            <w:pPr>
+              <w:spacing w:after="0" w:line="252" w:lineRule="auto"/>
+            </w:pPr>
+            <w:r>
+              <w:rPr>
+                <w:rFonts w:ascii="Consolas" w:hAnsi="Consolas" w:cs="Consolas" w:eastAsia="Consolas"/>
+                <w:b w:val="0"/>
+                <w:i w:val="0"/>
+                <w:color w:val="24405F"/>
+                <w:sz w:val="15"/>
+                <w:shd w:val="clear" w:color="auto" w:fill="F3F5F8"/>
+              </w:rPr>
+              <w:t>learn()</w:t>
+            </w:r>
+          </w:p>
+        </w:tc>
+        <w:tc>
+          <w:tcPr>
+            <w:tcW w:type="dxa" w:w="3120"/>
+            <w:tcW w:type="dxa" w:w="4222"/>
+            <w:shd w:val="clear" w:color="auto" w:fill="FFFFFF"/>
+            <w:tcMar>
+              <w:top w:type="dxa" w:w="50"/>
+              <w:left w:type="dxa" w:w="100"/>
+              <w:bottom w:type="dxa" w:w="50"/>
+              <w:right w:type="dxa" w:w="100"/>
+            </w:tcMar>
+          </w:tcPr>
+          <w:p>
+            <w:pPr>
+              <w:spacing w:after="0" w:line="252" w:lineRule="auto"/>
+            </w:pPr>
+            <w:r>
+              <w:rPr>
+                <w:rFonts w:ascii="Calibri" w:hAnsi="Calibri" w:cs="Calibri" w:eastAsia="Calibri"/>
+                <w:b w:val="0"/>
+                <w:i w:val="0"/>
+                <w:color w:val="1F2933"/>
+                <w:sz w:val="18"/>
+              </w:rPr>
+              <w:t>One update: what we thought the action was worth, against the score plus what came next</w:t>
+            </w:r>
+          </w:p>
+        </w:tc>
+      </w:tr>
+      <w:tr>
+        <w:trPr>
+          <w:cantSplit/>
+        </w:trPr>
+        <w:tc>
+          <w:tcPr>
+            <w:tcW w:type="dxa" w:w="3120"/>
+            <w:tcW w:type="dxa" w:w="1618"/>
+            <w:shd w:val="clear" w:color="auto" w:fill="EEF2F8"/>
+            <w:tcMar>
+              <w:top w:type="dxa" w:w="50"/>
+              <w:left w:type="dxa" w:w="100"/>
+              <w:bottom w:type="dxa" w:w="50"/>
+              <w:right w:type="dxa" w:w="100"/>
+            </w:tcMar>
+          </w:tcPr>
+          <w:p>
+            <w:pPr>
+              <w:spacing w:after="0" w:line="252" w:lineRule="auto"/>
+            </w:pPr>
+            <w:r>
+              <w:rPr>
+                <w:rFonts w:ascii="Consolas" w:hAnsi="Consolas" w:cs="Consolas" w:eastAsia="Consolas"/>
+                <w:b w:val="0"/>
+                <w:i w:val="0"/>
+                <w:color w:val="24405F"/>
+                <w:sz w:val="15"/>
+                <w:shd w:val="clear" w:color="auto" w:fill="F3F5F8"/>
+              </w:rPr>
+              <w:t>scripts/train_marl.py</w:t>
+            </w:r>
+          </w:p>
+        </w:tc>
+        <w:tc>
+          <w:tcPr>
+            <w:tcW w:type="dxa" w:w="3120"/>
+            <w:tcW w:type="dxa" w:w="3518"/>
+            <w:shd w:val="clear" w:color="auto" w:fill="EEF2F8"/>
+            <w:tcMar>
+              <w:top w:type="dxa" w:w="50"/>
+              <w:left w:type="dxa" w:w="100"/>
+              <w:bottom w:type="dxa" w:w="50"/>
+              <w:right w:type="dxa" w:w="100"/>
+            </w:tcMar>
+          </w:tcPr>
+          <w:p>
+            <w:pPr>
+              <w:spacing w:after="0" w:line="252" w:lineRule="auto"/>
+            </w:pPr>
+            <w:r>
+              <w:rPr>
+                <w:rFonts w:ascii="Consolas" w:hAnsi="Consolas" w:cs="Consolas" w:eastAsia="Consolas"/>
+                <w:b w:val="0"/>
+                <w:i w:val="0"/>
+                <w:color w:val="24405F"/>
+                <w:sz w:val="15"/>
+                <w:shd w:val="clear" w:color="auto" w:fill="F3F5F8"/>
+              </w:rPr>
+              <w:t>training_scenario</w:t>
+            </w:r>
+          </w:p>
+        </w:tc>
+        <w:tc>
+          <w:tcPr>
+            <w:tcW w:type="dxa" w:w="3120"/>
+            <w:tcW w:type="dxa" w:w="4222"/>
+            <w:shd w:val="clear" w:color="auto" w:fill="EEF2F8"/>
+            <w:tcMar>
+              <w:top w:type="dxa" w:w="50"/>
+              <w:left w:type="dxa" w:w="100"/>
+              <w:bottom w:type="dxa" w:w="50"/>
+              <w:right w:type="dxa" w:w="100"/>
+            </w:tcMar>
+          </w:tcPr>
+          <w:p>
+            <w:pPr>
+              <w:spacing w:after="0" w:line="252" w:lineRule="auto"/>
+            </w:pPr>
+            <w:r>
+              <w:rPr>
+                <w:rFonts w:ascii="Calibri" w:hAnsi="Calibri" w:cs="Calibri" w:eastAsia="Calibri"/>
+                <w:b w:val="0"/>
+                <w:i w:val="0"/>
+                <w:color w:val="1F2933"/>
+                <w:sz w:val="18"/>
+              </w:rPr>
+              <w:t>The disturbances are drawn from the episode number, so a resumed run repeats exactly</w:t>
+            </w:r>
+          </w:p>
+        </w:tc>
+      </w:tr>
+    </w:tbl>
+    <w:p>
+      <w:pPr>
+        <w:spacing w:after="60" w:line="200" w:lineRule="auto"/>
+      </w:pPr>
+    </w:p>
+    <w:p>
+      <w:pPr>
+        <w:pStyle w:val="Heading1"/>
+        <w:keepNext/>
+        <w:spacing w:before="320" w:after="120"/>
+      </w:pPr>
+      <w:r>
+        <w:rPr>
+          <w:rFonts w:ascii="Calibri Light" w:hAnsi="Calibri Light" w:cs="Calibri Light" w:eastAsia="Calibri Light"/>
+          <w:b/>
+          <w:i w:val="0"/>
+          <w:color w:val="1F3B63"/>
+          <w:sz w:val="30"/>
+        </w:rPr>
+        <w:t>16. Questions the panel may ask about the MARL half</w:t>
+      </w:r>
+    </w:p>
+    <w:tbl>
+      <w:tblPr>
+        <w:tblW w:type="auto" w:w="0"/>
+        <w:jc w:val="center"/>
+        <w:tblLook w:firstColumn="1" w:firstRow="1" w:lastColumn="0" w:lastRow="0" w:noHBand="0" w:noVBand="1" w:val="04A0"/>
+        <w:tblW w:type="dxa" w:w="9360"/>
+        <w:tblBorders>
+          <w:top w:val="single" w:color="C9D4E3" w:sz="4"/>
+          <w:left w:val="single" w:color="C9D4E3" w:sz="4"/>
+          <w:bottom w:val="single" w:color="C9D4E3" w:sz="4"/>
+          <w:right w:val="single" w:color="C9D4E3" w:sz="4"/>
+          <w:insideH w:val="single" w:color="C9D4E3" w:sz="4"/>
+          <w:insideV w:val="single" w:color="C9D4E3" w:sz="4"/>
+        </w:tblBorders>
+      </w:tblPr>
+      <w:tblGrid>
+        <w:gridCol w:w="4680"/>
+        <w:gridCol w:w="4680"/>
+      </w:tblGrid>
+      <w:tr>
+        <w:trPr>
+          <w:cantSplit/>
+          <w:tblHeader/>
+        </w:trPr>
+        <w:tc>
+          <w:tcPr>
+            <w:tcW w:type="dxa" w:w="4680"/>
+            <w:tcW w:type="dxa" w:w="4160"/>
+            <w:shd w:val="clear" w:color="auto" w:fill="1F3B63"/>
+            <w:tcMar>
+              <w:top w:type="dxa" w:w="50"/>
+              <w:left w:type="dxa" w:w="100"/>
+              <w:bottom w:type="dxa" w:w="50"/>
+              <w:right w:type="dxa" w:w="100"/>
+            </w:tcMar>
+          </w:tcPr>
+          <w:p>
+            <w:pPr>
+              <w:spacing w:after="0" w:line="252" w:lineRule="auto"/>
+            </w:pPr>
+            <w:r>
+              <w:rPr>
+                <w:rFonts w:ascii="Calibri" w:hAnsi="Calibri" w:cs="Calibri" w:eastAsia="Calibri"/>
+                <w:b/>
+                <w:i w:val="0"/>
+                <w:color w:val="FFFFFF"/>
+                <w:sz w:val="16"/>
+                <w:spacing w:val="10"/>
+              </w:rPr>
+              <w:t>QUESTION</w:t>
+            </w:r>
+          </w:p>
+        </w:tc>
+        <w:tc>
+          <w:tcPr>
+            <w:tcW w:type="dxa" w:w="4680"/>
+            <w:tcW w:type="dxa" w:w="5200"/>
+            <w:shd w:val="clear" w:color="auto" w:fill="1F3B63"/>
+            <w:tcMar>
+              <w:top w:type="dxa" w:w="50"/>
+              <w:left w:type="dxa" w:w="100"/>
+              <w:bottom w:type="dxa" w:w="50"/>
+              <w:right w:type="dxa" w:w="100"/>
+            </w:tcMar>
+          </w:tcPr>
+          <w:p>
+            <w:pPr>
+              <w:spacing w:after="0" w:line="252" w:lineRule="auto"/>
+            </w:pPr>
+            <w:r>
+              <w:rPr>
+                <w:rFonts w:ascii="Calibri" w:hAnsi="Calibri" w:cs="Calibri" w:eastAsia="Calibri"/>
+                <w:b/>
+                <w:i w:val="0"/>
+                <w:color w:val="FFFFFF"/>
+                <w:sz w:val="16"/>
+                <w:spacing w:val="10"/>
+              </w:rPr>
+              <w:t>ANSWER</w:t>
+            </w:r>
+          </w:p>
+        </w:tc>
+      </w:tr>
+      <w:tr>
+        <w:trPr>
+          <w:cantSplit/>
+        </w:trPr>
+        <w:tc>
+          <w:tcPr>
+            <w:tcW w:type="dxa" w:w="4680"/>
+            <w:tcW w:type="dxa" w:w="4160"/>
+            <w:shd w:val="clear" w:color="auto" w:fill="FFFFFF"/>
+            <w:tcMar>
+              <w:top w:type="dxa" w:w="50"/>
+              <w:left w:type="dxa" w:w="100"/>
+              <w:bottom w:type="dxa" w:w="50"/>
+              <w:right w:type="dxa" w:w="100"/>
+            </w:tcMar>
+          </w:tcPr>
+          <w:p>
+            <w:pPr>
+              <w:spacing w:after="0" w:line="252" w:lineRule="auto"/>
+            </w:pPr>
+            <w:r>
+              <w:rPr>
+                <w:rFonts w:ascii="Calibri" w:hAnsi="Calibri" w:cs="Calibri" w:eastAsia="Calibri"/>
+                <w:b w:val="0"/>
+                <w:i w:val="0"/>
+                <w:color w:val="1F2933"/>
+                <w:sz w:val="18"/>
+              </w:rPr>
+              <w:t>Why Double-DQN and not something newer?</w:t>
+            </w:r>
+          </w:p>
+        </w:tc>
+        <w:tc>
+          <w:tcPr>
+            <w:tcW w:type="dxa" w:w="4680"/>
+            <w:tcW w:type="dxa" w:w="5200"/>
+            <w:shd w:val="clear" w:color="auto" w:fill="FFFFFF"/>
+            <w:tcMar>
+              <w:top w:type="dxa" w:w="50"/>
+              <w:left w:type="dxa" w:w="100"/>
+              <w:bottom w:type="dxa" w:w="50"/>
+              <w:right w:type="dxa" w:w="100"/>
+            </w:tcMar>
+          </w:tcPr>
+          <w:p>
+            <w:pPr>
+              <w:spacing w:after="0" w:line="252" w:lineRule="auto"/>
+            </w:pPr>
+            <w:r>
+              <w:rPr>
+                <w:rFonts w:ascii="Calibri" w:hAnsi="Calibri" w:cs="Calibri" w:eastAsia="Calibri"/>
+                <w:b w:val="0"/>
+                <w:i w:val="0"/>
+                <w:color w:val="1F2933"/>
+                <w:sz w:val="18"/>
+              </w:rPr>
+              <w:t>The bus chooses among 10 fixed actions, which suits a value-based method. “Double” keeps it from over-valuing actions, a known problem when scores are wild — which ours are under heavy weather</w:t>
+            </w:r>
+          </w:p>
+        </w:tc>
+      </w:tr>
+      <w:tr>
+        <w:trPr>
+          <w:cantSplit/>
+        </w:trPr>
+        <w:tc>
+          <w:tcPr>
+            <w:tcW w:type="dxa" w:w="4680"/>
+            <w:tcW w:type="dxa" w:w="4160"/>
+            <w:shd w:val="clear" w:color="auto" w:fill="EEF2F8"/>
+            <w:tcMar>
+              <w:top w:type="dxa" w:w="50"/>
+              <w:left w:type="dxa" w:w="100"/>
+              <w:bottom w:type="dxa" w:w="50"/>
+              <w:right w:type="dxa" w:w="100"/>
+            </w:tcMar>
+          </w:tcPr>
+          <w:p>
+            <w:pPr>
+              <w:spacing w:after="0" w:line="252" w:lineRule="auto"/>
+            </w:pPr>
+            <w:r>
+              <w:rPr>
+                <w:rFonts w:ascii="Calibri" w:hAnsi="Calibri" w:cs="Calibri" w:eastAsia="Calibri"/>
+                <w:b w:val="0"/>
+                <w:i w:val="0"/>
+                <w:color w:val="1F2933"/>
+                <w:sz w:val="18"/>
+              </w:rPr>
+              <w:t>Why does one network serve 18 buses?</w:t>
+            </w:r>
+          </w:p>
+        </w:tc>
+        <w:tc>
+          <w:tcPr>
+            <w:tcW w:type="dxa" w:w="4680"/>
+            <w:tcW w:type="dxa" w:w="5200"/>
+            <w:shd w:val="clear" w:color="auto" w:fill="EEF2F8"/>
+            <w:tcMar>
+              <w:top w:type="dxa" w:w="50"/>
+              <w:left w:type="dxa" w:w="100"/>
+              <w:bottom w:type="dxa" w:w="50"/>
+              <w:right w:type="dxa" w:w="100"/>
+            </w:tcMar>
+          </w:tcPr>
+          <w:p>
+            <w:pPr>
+              <w:spacing w:after="0" w:line="252" w:lineRule="auto"/>
+            </w:pPr>
+            <w:r>
+              <w:rPr>
+                <w:rFonts w:ascii="Calibri" w:hAnsi="Calibri" w:cs="Calibri" w:eastAsia="Calibri"/>
+                <w:b w:val="0"/>
+                <w:i w:val="0"/>
+                <w:color w:val="1F2933"/>
+                <w:sz w:val="18"/>
+              </w:rPr>
+              <w:t>Parameter sharing. Each bus decides alone from its own view, but they all learn from each other’s experience, which is what makes 800 episodes enough</w:t>
+            </w:r>
+          </w:p>
+        </w:tc>
+      </w:tr>
+      <w:tr>
+        <w:trPr>
+          <w:cantSplit/>
+        </w:trPr>
+        <w:tc>
+          <w:tcPr>
+            <w:tcW w:type="dxa" w:w="4680"/>
+            <w:tcW w:type="dxa" w:w="4160"/>
+            <w:shd w:val="clear" w:color="auto" w:fill="FFFFFF"/>
+            <w:tcMar>
+              <w:top w:type="dxa" w:w="50"/>
+              <w:left w:type="dxa" w:w="100"/>
+              <w:bottom w:type="dxa" w:w="50"/>
+              <w:right w:type="dxa" w:w="100"/>
+            </w:tcMar>
+          </w:tcPr>
+          <w:p>
+            <w:pPr>
+              <w:spacing w:after="0" w:line="252" w:lineRule="auto"/>
+            </w:pPr>
+            <w:r>
+              <w:rPr>
+                <w:rFonts w:ascii="Calibri" w:hAnsi="Calibri" w:cs="Calibri" w:eastAsia="Calibri"/>
+                <w:b w:val="0"/>
+                <w:i w:val="0"/>
+                <w:color w:val="1F2933"/>
+                <w:sz w:val="18"/>
+              </w:rPr>
+              <w:t>Why is the reward “tried in four versions”?</w:t>
+            </w:r>
+          </w:p>
+        </w:tc>
+        <w:tc>
+          <w:tcPr>
+            <w:tcW w:type="dxa" w:w="4680"/>
+            <w:tcW w:type="dxa" w:w="5200"/>
+            <w:shd w:val="clear" w:color="auto" w:fill="FFFFFF"/>
+            <w:tcMar>
+              <w:top w:type="dxa" w:w="50"/>
+              <w:left w:type="dxa" w:w="100"/>
+              <w:bottom w:type="dxa" w:w="50"/>
+              <w:right w:type="dxa" w:w="100"/>
+            </w:tcMar>
+          </w:tcPr>
+          <w:p>
+            <w:pPr>
+              <w:spacing w:after="0" w:line="252" w:lineRule="auto"/>
+            </w:pPr>
+            <w:r>
+              <w:rPr>
+                <w:rFonts w:ascii="Calibri" w:hAnsi="Calibri" w:cs="Calibri" w:eastAsia="Calibri"/>
+                <w:b w:val="0"/>
+                <w:i w:val="0"/>
+                <w:color w:val="1F2933"/>
+                <w:sz w:val="18"/>
+              </w:rPr>
+              <w:t>The manuscript fixes the three penalties and leaves their exact form as the implementation deliverable (EO 2.1). The four runs are that deliverable, and one of them lost badly, which we report</w:t>
+            </w:r>
+          </w:p>
+        </w:tc>
+      </w:tr>
+      <w:tr>
+        <w:trPr>
+          <w:cantSplit/>
+        </w:trPr>
+        <w:tc>
+          <w:tcPr>
+            <w:tcW w:type="dxa" w:w="4680"/>
+            <w:tcW w:type="dxa" w:w="4160"/>
+            <w:shd w:val="clear" w:color="auto" w:fill="EEF2F8"/>
+            <w:tcMar>
+              <w:top w:type="dxa" w:w="50"/>
+              <w:left w:type="dxa" w:w="100"/>
+              <w:bottom w:type="dxa" w:w="50"/>
+              <w:right w:type="dxa" w:w="100"/>
+            </w:tcMar>
+          </w:tcPr>
+          <w:p>
+            <w:pPr>
+              <w:spacing w:after="0" w:line="252" w:lineRule="auto"/>
+            </w:pPr>
+            <w:r>
+              <w:rPr>
+                <w:rFonts w:ascii="Calibri" w:hAnsi="Calibri" w:cs="Calibri" w:eastAsia="Calibri"/>
+                <w:b w:val="0"/>
+                <w:i w:val="0"/>
+                <w:color w:val="1F2933"/>
+                <w:sz w:val="18"/>
+              </w:rPr>
+              <w:t>How do you know it is not just lucky?</w:t>
+            </w:r>
+          </w:p>
+        </w:tc>
+        <w:tc>
+          <w:tcPr>
+            <w:tcW w:type="dxa" w:w="4680"/>
+            <w:tcW w:type="dxa" w:w="5200"/>
+            <w:shd w:val="clear" w:color="auto" w:fill="EEF2F8"/>
+            <w:tcMar>
+              <w:top w:type="dxa" w:w="50"/>
+              <w:left w:type="dxa" w:w="100"/>
+              <w:bottom w:type="dxa" w:w="50"/>
+              <w:right w:type="dxa" w:w="100"/>
+            </w:tcMar>
+          </w:tcPr>
+          <w:p>
+            <w:pPr>
+              <w:spacing w:after="0" w:line="252" w:lineRule="auto"/>
+            </w:pPr>
+            <w:r>
+              <w:rPr>
+                <w:rFonts w:ascii="Calibri" w:hAnsi="Calibri" w:cs="Calibri" w:eastAsia="Calibri"/>
+                <w:b w:val="0"/>
+                <w:i w:val="0"/>
+                <w:color w:val="1F2933"/>
+                <w:sz w:val="18"/>
+              </w:rPr>
+              <w:t>Thirty matched seeds per condition, the same seeds as the baselines, with confidence intervals and significance tests — and the pass mark was written down before training</w:t>
+            </w:r>
+          </w:p>
+        </w:tc>
+      </w:tr>
+      <w:tr>
+        <w:trPr>
+          <w:cantSplit/>
+        </w:trPr>
+        <w:tc>
+          <w:tcPr>
+            <w:tcW w:type="dxa" w:w="4680"/>
+            <w:tcW w:type="dxa" w:w="4160"/>
+            <w:shd w:val="clear" w:color="auto" w:fill="FFFFFF"/>
+            <w:tcMar>
+              <w:top w:type="dxa" w:w="50"/>
+              <w:left w:type="dxa" w:w="100"/>
+              <w:bottom w:type="dxa" w:w="50"/>
+              <w:right w:type="dxa" w:w="100"/>
+            </w:tcMar>
+          </w:tcPr>
+          <w:p>
+            <w:pPr>
+              <w:spacing w:after="0" w:line="252" w:lineRule="auto"/>
+            </w:pPr>
+            <w:r>
+              <w:rPr>
+                <w:rFonts w:ascii="Calibri" w:hAnsi="Calibri" w:cs="Calibri" w:eastAsia="Calibri"/>
+                <w:b w:val="0"/>
+                <w:i w:val="0"/>
+                <w:color w:val="1F2933"/>
+                <w:sz w:val="18"/>
+              </w:rPr>
+              <w:t>It only matches Even-Headway. Is that a failure?</w:t>
+            </w:r>
+          </w:p>
+        </w:tc>
+        <w:tc>
+          <w:tcPr>
+            <w:tcW w:type="dxa" w:w="4680"/>
+            <w:tcW w:type="dxa" w:w="5200"/>
+            <w:shd w:val="clear" w:color="auto" w:fill="FFFFFF"/>
+            <w:tcMar>
+              <w:top w:type="dxa" w:w="50"/>
+              <w:left w:type="dxa" w:w="100"/>
+              <w:bottom w:type="dxa" w:w="50"/>
+              <w:right w:type="dxa" w:w="100"/>
+            </w:tcMar>
+          </w:tcPr>
+          <w:p>
+            <w:pPr>
+              <w:spacing w:after="0" w:line="252" w:lineRule="auto"/>
+            </w:pPr>
+            <w:r>
+              <w:rPr>
+                <w:rFonts w:ascii="Calibri" w:hAnsi="Calibri" w:cs="Calibri" w:eastAsia="Calibri"/>
+                <w:b w:val="0"/>
+                <w:i w:val="0"/>
+                <w:color w:val="1F2933"/>
+                <w:sz w:val="18"/>
+              </w:rPr>
+              <w:t>On ordinary days it matches the best rule. Under severe weather it wins on waiting time. The honest claim is that simple rules are hard to beat when conditions are normal</w:t>
+            </w:r>
+          </w:p>
+        </w:tc>
+      </w:tr>
+      <w:tr>
+        <w:trPr>
+          <w:cantSplit/>
+        </w:trPr>
+        <w:tc>
+          <w:tcPr>
+            <w:tcW w:type="dxa" w:w="4680"/>
+            <w:tcW w:type="dxa" w:w="4160"/>
+            <w:shd w:val="clear" w:color="auto" w:fill="EEF2F8"/>
+            <w:tcMar>
+              <w:top w:type="dxa" w:w="50"/>
+              <w:left w:type="dxa" w:w="100"/>
+              <w:bottom w:type="dxa" w:w="50"/>
+              <w:right w:type="dxa" w:w="100"/>
+            </w:tcMar>
+          </w:tcPr>
+          <w:p>
+            <w:pPr>
+              <w:spacing w:after="0" w:line="252" w:lineRule="auto"/>
+            </w:pPr>
+            <w:r>
+              <w:rPr>
+                <w:rFonts w:ascii="Calibri" w:hAnsi="Calibri" w:cs="Calibri" w:eastAsia="Calibri"/>
+                <w:b w:val="0"/>
+                <w:i w:val="0"/>
+                <w:color w:val="1F2933"/>
+                <w:sz w:val="18"/>
+              </w:rPr>
+              <w:t>Why is severe weather “synthetic”?</w:t>
+            </w:r>
+          </w:p>
+        </w:tc>
+        <w:tc>
+          <w:tcPr>
+            <w:tcW w:type="dxa" w:w="4680"/>
+            <w:tcW w:type="dxa" w:w="5200"/>
+            <w:shd w:val="clear" w:color="auto" w:fill="EEF2F8"/>
+            <w:tcMar>
+              <w:top w:type="dxa" w:w="50"/>
+              <w:left w:type="dxa" w:w="100"/>
+              <w:bottom w:type="dxa" w:w="50"/>
+              <w:right w:type="dxa" w:w="100"/>
+            </w:tcMar>
+          </w:tcPr>
+          <w:p>
+            <w:pPr>
+              <w:spacing w:after="0" w:line="252" w:lineRule="auto"/>
+            </w:pPr>
+            <w:r>
+              <w:rPr>
+                <w:rFonts w:ascii="Calibri" w:hAnsi="Calibri" w:cs="Calibri" w:eastAsia="Calibri"/>
+                <w:b w:val="0"/>
+                <w:i w:val="0"/>
+                <w:color w:val="1F2933"/>
+                <w:sz w:val="18"/>
+              </w:rPr>
+              <w:t>Because the real rain effect we measured is 1.35 percent and not statistically significant. Anything stronger is labelled synthetic every time it appears</w:t>
+            </w:r>
+          </w:p>
+        </w:tc>
+      </w:tr>
+      <w:tr>
+        <w:trPr>
+          <w:cantSplit/>
+        </w:trPr>
+        <w:tc>
+          <w:tcPr>
+            <w:tcW w:type="dxa" w:w="4680"/>
+            <w:tcW w:type="dxa" w:w="4160"/>
+            <w:shd w:val="clear" w:color="auto" w:fill="FFFFFF"/>
+            <w:tcMar>
+              <w:top w:type="dxa" w:w="50"/>
+              <w:left w:type="dxa" w:w="100"/>
+              <w:bottom w:type="dxa" w:w="50"/>
+              <w:right w:type="dxa" w:w="100"/>
+            </w:tcMar>
+          </w:tcPr>
+          <w:p>
+            <w:pPr>
+              <w:spacing w:after="0" w:line="252" w:lineRule="auto"/>
+            </w:pPr>
+            <w:r>
+              <w:rPr>
+                <w:rFonts w:ascii="Calibri" w:hAnsi="Calibri" w:cs="Calibri" w:eastAsia="Calibri"/>
+                <w:b w:val="0"/>
+                <w:i w:val="0"/>
+                <w:color w:val="1F2933"/>
+                <w:sz w:val="18"/>
+              </w:rPr>
+              <w:t>Is 800 episodes enough?</w:t>
+            </w:r>
+          </w:p>
+        </w:tc>
+        <w:tc>
+          <w:tcPr>
+            <w:tcW w:type="dxa" w:w="4680"/>
+            <w:tcW w:type="dxa" w:w="5200"/>
+            <w:shd w:val="clear" w:color="auto" w:fill="FFFFFF"/>
+            <w:tcMar>
+              <w:top w:type="dxa" w:w="50"/>
+              <w:left w:type="dxa" w:w="100"/>
+              <w:bottom w:type="dxa" w:w="50"/>
+              <w:right w:type="dxa" w:w="100"/>
+            </w:tcMar>
+          </w:tcPr>
+          <w:p>
+            <w:pPr>
+              <w:spacing w:after="0" w:line="252" w:lineRule="auto"/>
+            </w:pPr>
+            <w:r>
+              <w:rPr>
+                <w:rFonts w:ascii="Calibri" w:hAnsi="Calibri" w:cs="Calibri" w:eastAsia="Calibri"/>
+                <w:b w:val="0"/>
+                <w:i w:val="0"/>
+                <w:color w:val="1F2933"/>
+                <w:sz w:val="18"/>
+              </w:rPr>
+              <w:t>Exploration stops falling at episode 450 and the curve is flat after that, so more episodes of the same setup buy noise. The reward mattered far more than the length</w:t>
+            </w:r>
+          </w:p>
+        </w:tc>
+      </w:tr>
+    </w:tbl>
+    <w:p>
+      <w:pPr>
+        <w:spacing w:after="60" w:line="200" w:lineRule="auto"/>
+      </w:pPr>
+    </w:p>
+    <w:p>
+      <w:pPr>
+        <w:pStyle w:val="Heading1"/>
+        <w:keepNext/>
+        <w:spacing w:before="320" w:after="120"/>
+      </w:pPr>
+      <w:r>
+        <w:rPr>
+          <w:rFonts w:ascii="Calibri Light" w:hAnsi="Calibri Light" w:cs="Calibri Light" w:eastAsia="Calibri Light"/>
+          <w:b/>
+          <w:i w:val="0"/>
+          <w:color w:val="1F3B63"/>
+          <w:sz w:val="30"/>
+        </w:rPr>
+        <w:t>17. Where the four runs landed</w:t>
+      </w:r>
+    </w:p>
+    <w:p>
+      <w:pPr>
+        <w:jc w:val="left"/>
+        <w:spacing w:before="0" w:after="110" w:line="264" w:lineRule="auto"/>
+      </w:pPr>
+      <w:r>
+        <w:rPr>
+          <w:rFonts w:ascii="Calibri" w:hAnsi="Calibri" w:cs="Calibri" w:eastAsia="Calibri"/>
+          <w:b w:val="0"/>
+          <w:i w:val="0"/>
+          <w:color w:val="1F2933"/>
+          <w:sz w:val="21"/>
+        </w:rPr>
+        <w:t>All four differ only in how the agent is scored. Same simulator, same seeds, same 800 episodes.</w:t>
+      </w:r>
+    </w:p>
+    <w:tbl>
+      <w:tblPr>
+        <w:tblW w:type="auto" w:w="0"/>
+        <w:jc w:val="center"/>
+        <w:tblLook w:firstColumn="1" w:firstRow="1" w:lastColumn="0" w:lastRow="0" w:noHBand="0" w:noVBand="1" w:val="04A0"/>
+        <w:tblW w:type="dxa" w:w="9359"/>
+        <w:tblBorders>
+          <w:top w:val="single" w:color="C9D4E3" w:sz="4"/>
+          <w:left w:val="single" w:color="C9D4E3" w:sz="4"/>
+          <w:bottom w:val="single" w:color="C9D4E3" w:sz="4"/>
+          <w:right w:val="single" w:color="C9D4E3" w:sz="4"/>
+          <w:insideH w:val="single" w:color="C9D4E3" w:sz="4"/>
+          <w:insideV w:val="single" w:color="C9D4E3" w:sz="4"/>
+        </w:tblBorders>
+      </w:tblPr>
+      <w:tblGrid>
+        <w:gridCol w:w="2340"/>
+        <w:gridCol w:w="2340"/>
+        <w:gridCol w:w="2340"/>
+        <w:gridCol w:w="2340"/>
+      </w:tblGrid>
+      <w:tr>
+        <w:trPr>
+          <w:cantSplit/>
+          <w:tblHeader/>
+        </w:trPr>
+        <w:tc>
+          <w:tcPr>
+            <w:tcW w:type="dxa" w:w="2340"/>
+            <w:tcW w:type="dxa" w:w="2340"/>
+            <w:shd w:val="clear" w:color="auto" w:fill="1F3B63"/>
+            <w:tcMar>
+              <w:top w:type="dxa" w:w="50"/>
+              <w:left w:type="dxa" w:w="100"/>
+              <w:bottom w:type="dxa" w:w="50"/>
+              <w:right w:type="dxa" w:w="100"/>
+            </w:tcMar>
+          </w:tcPr>
+          <w:p>
+            <w:pPr>
+              <w:spacing w:after="0" w:line="252" w:lineRule="auto"/>
+            </w:pPr>
+            <w:r>
+              <w:rPr>
+                <w:rFonts w:ascii="Calibri" w:hAnsi="Calibri" w:cs="Calibri" w:eastAsia="Calibri"/>
+                <w:b/>
+                <w:i w:val="0"/>
+                <w:color w:val="FFFFFF"/>
+                <w:sz w:val="16"/>
+                <w:spacing w:val="10"/>
+              </w:rPr>
+              <w:t>RUN</w:t>
+            </w:r>
+          </w:p>
+        </w:tc>
+        <w:tc>
+          <w:tcPr>
+            <w:tcW w:type="dxa" w:w="2340"/>
+            <w:tcW w:type="dxa" w:w="3997"/>
+            <w:shd w:val="clear" w:color="auto" w:fill="1F3B63"/>
+            <w:tcMar>
+              <w:top w:type="dxa" w:w="50"/>
+              <w:left w:type="dxa" w:w="100"/>
+              <w:bottom w:type="dxa" w:w="50"/>
+              <w:right w:type="dxa" w:w="100"/>
+            </w:tcMar>
+          </w:tcPr>
+          <w:p>
+            <w:pPr>
+              <w:spacing w:after="0" w:line="252" w:lineRule="auto"/>
+            </w:pPr>
+            <w:r>
+              <w:rPr>
+                <w:rFonts w:ascii="Calibri" w:hAnsi="Calibri" w:cs="Calibri" w:eastAsia="Calibri"/>
+                <w:b/>
+                <w:i w:val="0"/>
+                <w:color w:val="FFFFFF"/>
+                <w:sz w:val="16"/>
+                <w:spacing w:val="10"/>
+              </w:rPr>
+              <w:t>SCORED ON</w:t>
+            </w:r>
+          </w:p>
+        </w:tc>
+        <w:tc>
+          <w:tcPr>
+            <w:tcW w:type="dxa" w:w="2340"/>
+            <w:tcW w:type="dxa" w:w="1560"/>
+            <w:shd w:val="clear" w:color="auto" w:fill="1F3B63"/>
+            <w:tcMar>
+              <w:top w:type="dxa" w:w="50"/>
+              <w:left w:type="dxa" w:w="100"/>
+              <w:bottom w:type="dxa" w:w="50"/>
+              <w:right w:type="dxa" w:w="100"/>
+            </w:tcMar>
+          </w:tcPr>
+          <w:p>
+            <w:pPr>
+              <w:spacing w:after="0" w:line="252" w:lineRule="auto"/>
+            </w:pPr>
+            <w:r>
+              <w:rPr>
+                <w:rFonts w:ascii="Calibri" w:hAnsi="Calibri" w:cs="Calibri" w:eastAsia="Calibri"/>
+                <w:b/>
+                <w:i w:val="0"/>
+                <w:color w:val="FFFFFF"/>
+                <w:sz w:val="16"/>
+                <w:spacing w:val="10"/>
+              </w:rPr>
+              <w:t>STAGE A BUNCHING</w:t>
+            </w:r>
+          </w:p>
+        </w:tc>
+        <w:tc>
+          <w:tcPr>
+            <w:tcW w:type="dxa" w:w="2340"/>
+            <w:tcW w:type="dxa" w:w="1462"/>
+            <w:shd w:val="clear" w:color="auto" w:fill="1F3B63"/>
+            <w:tcMar>
+              <w:top w:type="dxa" w:w="50"/>
+              <w:left w:type="dxa" w:w="100"/>
+              <w:bottom w:type="dxa" w:w="50"/>
+              <w:right w:type="dxa" w:w="100"/>
+            </w:tcMar>
+          </w:tcPr>
+          <w:p>
+            <w:pPr>
+              <w:spacing w:after="0" w:line="252" w:lineRule="auto"/>
+            </w:pPr>
+            <w:r>
+              <w:rPr>
+                <w:rFonts w:ascii="Calibri" w:hAnsi="Calibri" w:cs="Calibri" w:eastAsia="Calibri"/>
+                <w:b/>
+                <w:i w:val="0"/>
+                <w:color w:val="FFFFFF"/>
+                <w:sz w:val="16"/>
+                <w:spacing w:val="10"/>
+              </w:rPr>
+              <w:t>STAGE A WAITING</w:t>
+            </w:r>
+          </w:p>
+        </w:tc>
+      </w:tr>
+      <w:tr>
+        <w:trPr>
+          <w:cantSplit/>
+        </w:trPr>
+        <w:tc>
+          <w:tcPr>
+            <w:tcW w:type="dxa" w:w="2340"/>
+            <w:tcW w:type="dxa" w:w="2340"/>
+            <w:shd w:val="clear" w:color="auto" w:fill="FFFFFF"/>
+            <w:tcMar>
+              <w:top w:type="dxa" w:w="50"/>
+              <w:left w:type="dxa" w:w="100"/>
+              <w:bottom w:type="dxa" w:w="50"/>
+              <w:right w:type="dxa" w:w="100"/>
+            </w:tcMar>
+          </w:tcPr>
+          <w:p>
+            <w:pPr>
+              <w:spacing w:after="0" w:line="252" w:lineRule="auto"/>
+            </w:pPr>
+            <w:r>
+              <w:rPr>
+                <w:rFonts w:ascii="Calibri" w:hAnsi="Calibri" w:cs="Calibri" w:eastAsia="Calibri"/>
+                <w:b w:val="0"/>
+                <w:i w:val="0"/>
+                <w:color w:val="1F2933"/>
+                <w:sz w:val="18"/>
+              </w:rPr>
+              <w:t>Even-Headway (best rule)</w:t>
+            </w:r>
+          </w:p>
+        </w:tc>
+        <w:tc>
+          <w:tcPr>
+            <w:tcW w:type="dxa" w:w="2340"/>
+            <w:tcW w:type="dxa" w:w="3997"/>
+            <w:shd w:val="clear" w:color="auto" w:fill="FFFFFF"/>
+            <w:tcMar>
+              <w:top w:type="dxa" w:w="50"/>
+              <w:left w:type="dxa" w:w="100"/>
+              <w:bottom w:type="dxa" w:w="50"/>
+              <w:right w:type="dxa" w:w="100"/>
+            </w:tcMar>
+          </w:tcPr>
+          <w:p>
+            <w:pPr>
+              <w:spacing w:after="0" w:line="252" w:lineRule="auto"/>
+            </w:pPr>
+            <w:r>
+              <w:rPr>
+                <w:rFonts w:ascii="Calibri" w:hAnsi="Calibri" w:cs="Calibri" w:eastAsia="Calibri"/>
+                <w:b w:val="0"/>
+                <w:i w:val="0"/>
+                <w:color w:val="1F2933"/>
+                <w:sz w:val="18"/>
+              </w:rPr>
+              <w:t>—</w:t>
+            </w:r>
+          </w:p>
+        </w:tc>
+        <w:tc>
+          <w:tcPr>
+            <w:tcW w:type="dxa" w:w="2340"/>
+            <w:tcW w:type="dxa" w:w="1560"/>
+            <w:shd w:val="clear" w:color="auto" w:fill="FFFFFF"/>
+            <w:tcMar>
+              <w:top w:type="dxa" w:w="50"/>
+              <w:left w:type="dxa" w:w="100"/>
+              <w:bottom w:type="dxa" w:w="50"/>
+              <w:right w:type="dxa" w:w="100"/>
+            </w:tcMar>
+          </w:tcPr>
+          <w:p>
+            <w:pPr>
+              <w:spacing w:after="0" w:line="252" w:lineRule="auto"/>
+            </w:pPr>
+            <w:r>
+              <w:rPr>
+                <w:rFonts w:ascii="Calibri" w:hAnsi="Calibri" w:cs="Calibri" w:eastAsia="Calibri"/>
+                <w:b w:val="0"/>
+                <w:i w:val="0"/>
+                <w:color w:val="1F2933"/>
+                <w:sz w:val="18"/>
+              </w:rPr>
+              <w:t>0.342</w:t>
+            </w:r>
+          </w:p>
+        </w:tc>
+        <w:tc>
+          <w:tcPr>
+            <w:tcW w:type="dxa" w:w="2340"/>
+            <w:tcW w:type="dxa" w:w="1462"/>
+            <w:shd w:val="clear" w:color="auto" w:fill="FFFFFF"/>
+            <w:tcMar>
+              <w:top w:type="dxa" w:w="50"/>
+              <w:left w:type="dxa" w:w="100"/>
+              <w:bottom w:type="dxa" w:w="50"/>
+              <w:right w:type="dxa" w:w="100"/>
+            </w:tcMar>
+          </w:tcPr>
+          <w:p>
+            <w:pPr>
+              <w:spacing w:after="0" w:line="252" w:lineRule="auto"/>
+            </w:pPr>
+            <w:r>
+              <w:rPr>
+                <w:rFonts w:ascii="Calibri" w:hAnsi="Calibri" w:cs="Calibri" w:eastAsia="Calibri"/>
+                <w:b w:val="0"/>
+                <w:i w:val="0"/>
+                <w:color w:val="1F2933"/>
+                <w:sz w:val="18"/>
+              </w:rPr>
+              <w:t>339 s</w:t>
+            </w:r>
+          </w:p>
+        </w:tc>
+      </w:tr>
+      <w:tr>
+        <w:trPr>
+          <w:cantSplit/>
+        </w:trPr>
+        <w:tc>
+          <w:tcPr>
+            <w:tcW w:type="dxa" w:w="2340"/>
+            <w:tcW w:type="dxa" w:w="2340"/>
+            <w:shd w:val="clear" w:color="auto" w:fill="EEF2F8"/>
+            <w:tcMar>
+              <w:top w:type="dxa" w:w="50"/>
+              <w:left w:type="dxa" w:w="100"/>
+              <w:bottom w:type="dxa" w:w="50"/>
+              <w:right w:type="dxa" w:w="100"/>
+            </w:tcMar>
+          </w:tcPr>
+          <w:p>
+            <w:pPr>
+              <w:spacing w:after="0" w:line="252" w:lineRule="auto"/>
+            </w:pPr>
+            <w:r>
+              <w:rPr>
+                <w:rFonts w:ascii="Calibri" w:hAnsi="Calibri" w:cs="Calibri" w:eastAsia="Calibri"/>
+                <w:b w:val="0"/>
+                <w:i w:val="0"/>
+                <w:color w:val="1F2933"/>
+                <w:sz w:val="18"/>
+              </w:rPr>
+              <w:t xml:space="preserve">A </w:t>
+            </w:r>
+            <w:r>
+              <w:rPr>
+                <w:rFonts w:ascii="Consolas" w:hAnsi="Consolas" w:cs="Consolas" w:eastAsia="Consolas"/>
+                <w:b w:val="0"/>
+                <w:i w:val="0"/>
+                <w:color w:val="24405F"/>
+                <w:sz w:val="15"/>
+                <w:shd w:val="clear" w:color="auto" w:fill="F3F5F8"/>
+              </w:rPr>
+              <w:t>dr1</w:t>
+            </w:r>
+          </w:p>
+        </w:tc>
+        <w:tc>
+          <w:tcPr>
+            <w:tcW w:type="dxa" w:w="2340"/>
+            <w:tcW w:type="dxa" w:w="3997"/>
+            <w:shd w:val="clear" w:color="auto" w:fill="EEF2F8"/>
+            <w:tcMar>
+              <w:top w:type="dxa" w:w="50"/>
+              <w:left w:type="dxa" w:w="100"/>
+              <w:bottom w:type="dxa" w:w="50"/>
+              <w:right w:type="dxa" w:w="100"/>
+            </w:tcMar>
+          </w:tcPr>
+          <w:p>
+            <w:pPr>
+              <w:spacing w:after="0" w:line="252" w:lineRule="auto"/>
+            </w:pPr>
+            <w:r>
+              <w:rPr>
+                <w:rFonts w:ascii="Calibri" w:hAnsi="Calibri" w:cs="Calibri" w:eastAsia="Calibri"/>
+                <w:b w:val="0"/>
+                <w:i w:val="0"/>
+                <w:color w:val="1F2933"/>
+                <w:sz w:val="18"/>
+              </w:rPr>
+              <w:t>distance from the timetable</w:t>
+            </w:r>
+          </w:p>
+        </w:tc>
+        <w:tc>
+          <w:tcPr>
+            <w:tcW w:type="dxa" w:w="2340"/>
+            <w:tcW w:type="dxa" w:w="1560"/>
+            <w:shd w:val="clear" w:color="auto" w:fill="EEF2F8"/>
+            <w:tcMar>
+              <w:top w:type="dxa" w:w="50"/>
+              <w:left w:type="dxa" w:w="100"/>
+              <w:bottom w:type="dxa" w:w="50"/>
+              <w:right w:type="dxa" w:w="100"/>
+            </w:tcMar>
+          </w:tcPr>
+          <w:p>
+            <w:pPr>
+              <w:spacing w:after="0" w:line="252" w:lineRule="auto"/>
+            </w:pPr>
+            <w:r>
+              <w:rPr>
+                <w:rFonts w:ascii="Calibri" w:hAnsi="Calibri" w:cs="Calibri" w:eastAsia="Calibri"/>
+                <w:b w:val="0"/>
+                <w:i w:val="0"/>
+                <w:color w:val="1F2933"/>
+                <w:sz w:val="18"/>
+              </w:rPr>
+              <w:t>0.362</w:t>
+            </w:r>
+          </w:p>
+        </w:tc>
+        <w:tc>
+          <w:tcPr>
+            <w:tcW w:type="dxa" w:w="2340"/>
+            <w:tcW w:type="dxa" w:w="1462"/>
+            <w:shd w:val="clear" w:color="auto" w:fill="EEF2F8"/>
+            <w:tcMar>
+              <w:top w:type="dxa" w:w="50"/>
+              <w:left w:type="dxa" w:w="100"/>
+              <w:bottom w:type="dxa" w:w="50"/>
+              <w:right w:type="dxa" w:w="100"/>
+            </w:tcMar>
+          </w:tcPr>
+          <w:p>
+            <w:pPr>
+              <w:spacing w:after="0" w:line="252" w:lineRule="auto"/>
+            </w:pPr>
+            <w:r>
+              <w:rPr>
+                <w:rFonts w:ascii="Calibri" w:hAnsi="Calibri" w:cs="Calibri" w:eastAsia="Calibri"/>
+                <w:b w:val="0"/>
+                <w:i w:val="0"/>
+                <w:color w:val="1F2933"/>
+                <w:sz w:val="18"/>
+              </w:rPr>
+              <w:t>345 s</w:t>
+            </w:r>
+          </w:p>
+        </w:tc>
+      </w:tr>
+      <w:tr>
+        <w:trPr>
+          <w:cantSplit/>
+        </w:trPr>
+        <w:tc>
+          <w:tcPr>
+            <w:tcW w:type="dxa" w:w="2340"/>
+            <w:tcW w:type="dxa" w:w="2340"/>
+            <w:shd w:val="clear" w:color="auto" w:fill="FFFFFF"/>
+            <w:tcMar>
+              <w:top w:type="dxa" w:w="50"/>
+              <w:left w:type="dxa" w:w="100"/>
+              <w:bottom w:type="dxa" w:w="50"/>
+              <w:right w:type="dxa" w:w="100"/>
+            </w:tcMar>
+          </w:tcPr>
+          <w:p>
+            <w:pPr>
+              <w:spacing w:after="0" w:line="252" w:lineRule="auto"/>
+            </w:pPr>
+            <w:r>
+              <w:rPr>
+                <w:rFonts w:ascii="Calibri" w:hAnsi="Calibri" w:cs="Calibri" w:eastAsia="Calibri"/>
+                <w:b w:val="0"/>
+                <w:i w:val="0"/>
+                <w:color w:val="1F2933"/>
+                <w:sz w:val="18"/>
+              </w:rPr>
+              <w:t xml:space="preserve">B </w:t>
+            </w:r>
+            <w:r>
+              <w:rPr>
+                <w:rFonts w:ascii="Consolas" w:hAnsi="Consolas" w:cs="Consolas" w:eastAsia="Consolas"/>
+                <w:b w:val="0"/>
+                <w:i w:val="0"/>
+                <w:color w:val="24405F"/>
+                <w:sz w:val="15"/>
+                <w:shd w:val="clear" w:color="auto" w:fill="F3F5F8"/>
+              </w:rPr>
+              <w:t>dr2_even</w:t>
+            </w:r>
+          </w:p>
+        </w:tc>
+        <w:tc>
+          <w:tcPr>
+            <w:tcW w:type="dxa" w:w="2340"/>
+            <w:tcW w:type="dxa" w:w="3997"/>
+            <w:shd w:val="clear" w:color="auto" w:fill="FFFFFF"/>
+            <w:tcMar>
+              <w:top w:type="dxa" w:w="50"/>
+              <w:left w:type="dxa" w:w="100"/>
+              <w:bottom w:type="dxa" w:w="50"/>
+              <w:right w:type="dxa" w:w="100"/>
+            </w:tcMar>
+          </w:tcPr>
+          <w:p>
+            <w:pPr>
+              <w:spacing w:after="0" w:line="252" w:lineRule="auto"/>
+            </w:pPr>
+            <w:r>
+              <w:rPr>
+                <w:rFonts w:ascii="Calibri" w:hAnsi="Calibri" w:cs="Calibri" w:eastAsia="Calibri"/>
+                <w:b w:val="0"/>
+                <w:i w:val="0"/>
+                <w:color w:val="1F2933"/>
+                <w:sz w:val="18"/>
+              </w:rPr>
+              <w:t>gap ahead vs gap behind</w:t>
+            </w:r>
+          </w:p>
+        </w:tc>
+        <w:tc>
+          <w:tcPr>
+            <w:tcW w:type="dxa" w:w="2340"/>
+            <w:tcW w:type="dxa" w:w="1560"/>
+            <w:shd w:val="clear" w:color="auto" w:fill="FFFFFF"/>
+            <w:tcMar>
+              <w:top w:type="dxa" w:w="50"/>
+              <w:left w:type="dxa" w:w="100"/>
+              <w:bottom w:type="dxa" w:w="50"/>
+              <w:right w:type="dxa" w:w="100"/>
+            </w:tcMar>
+          </w:tcPr>
+          <w:p>
+            <w:pPr>
+              <w:spacing w:after="0" w:line="252" w:lineRule="auto"/>
+            </w:pPr>
+            <w:r>
+              <w:rPr>
+                <w:rFonts w:ascii="Calibri" w:hAnsi="Calibri" w:cs="Calibri" w:eastAsia="Calibri"/>
+                <w:b w:val="0"/>
+                <w:i w:val="0"/>
+                <w:color w:val="1F2933"/>
+                <w:sz w:val="18"/>
+              </w:rPr>
+              <w:t>0.345</w:t>
+            </w:r>
+          </w:p>
+        </w:tc>
+        <w:tc>
+          <w:tcPr>
+            <w:tcW w:type="dxa" w:w="2340"/>
+            <w:tcW w:type="dxa" w:w="1462"/>
+            <w:shd w:val="clear" w:color="auto" w:fill="FFFFFF"/>
+            <w:tcMar>
+              <w:top w:type="dxa" w:w="50"/>
+              <w:left w:type="dxa" w:w="100"/>
+              <w:bottom w:type="dxa" w:w="50"/>
+              <w:right w:type="dxa" w:w="100"/>
+            </w:tcMar>
+          </w:tcPr>
+          <w:p>
+            <w:pPr>
+              <w:spacing w:after="0" w:line="252" w:lineRule="auto"/>
+            </w:pPr>
+            <w:r>
+              <w:rPr>
+                <w:rFonts w:ascii="Calibri" w:hAnsi="Calibri" w:cs="Calibri" w:eastAsia="Calibri"/>
+                <w:b w:val="0"/>
+                <w:i w:val="0"/>
+                <w:color w:val="1F2933"/>
+                <w:sz w:val="18"/>
+              </w:rPr>
+              <w:t>342 s</w:t>
+            </w:r>
+          </w:p>
+        </w:tc>
+      </w:tr>
+      <w:tr>
+        <w:trPr>
+          <w:cantSplit/>
+        </w:trPr>
+        <w:tc>
+          <w:tcPr>
+            <w:tcW w:type="dxa" w:w="2340"/>
+            <w:tcW w:type="dxa" w:w="2340"/>
+            <w:shd w:val="clear" w:color="auto" w:fill="EEF2F8"/>
+            <w:tcMar>
+              <w:top w:type="dxa" w:w="50"/>
+              <w:left w:type="dxa" w:w="100"/>
+              <w:bottom w:type="dxa" w:w="50"/>
+              <w:right w:type="dxa" w:w="100"/>
+            </w:tcMar>
+          </w:tcPr>
+          <w:p>
+            <w:pPr>
+              <w:spacing w:after="0" w:line="252" w:lineRule="auto"/>
+            </w:pPr>
+            <w:r>
+              <w:rPr>
+                <w:rFonts w:ascii="Calibri" w:hAnsi="Calibri" w:cs="Calibri" w:eastAsia="Calibri"/>
+                <w:b w:val="0"/>
+                <w:i w:val="0"/>
+                <w:color w:val="1F2933"/>
+                <w:sz w:val="18"/>
+              </w:rPr>
+              <w:t xml:space="preserve">C </w:t>
+            </w:r>
+            <w:r>
+              <w:rPr>
+                <w:rFonts w:ascii="Consolas" w:hAnsi="Consolas" w:cs="Consolas" w:eastAsia="Consolas"/>
+                <w:b w:val="0"/>
+                <w:i w:val="0"/>
+                <w:color w:val="24405F"/>
+                <w:sz w:val="15"/>
+                <w:shd w:val="clear" w:color="auto" w:fill="F3F5F8"/>
+              </w:rPr>
+              <w:t>dr3_both</w:t>
+            </w:r>
+          </w:p>
+        </w:tc>
+        <w:tc>
+          <w:tcPr>
+            <w:tcW w:type="dxa" w:w="2340"/>
+            <w:tcW w:type="dxa" w:w="3997"/>
+            <w:shd w:val="clear" w:color="auto" w:fill="EEF2F8"/>
+            <w:tcMar>
+              <w:top w:type="dxa" w:w="50"/>
+              <w:left w:type="dxa" w:w="100"/>
+              <w:bottom w:type="dxa" w:w="50"/>
+              <w:right w:type="dxa" w:w="100"/>
+            </w:tcMar>
+          </w:tcPr>
+          <w:p>
+            <w:pPr>
+              <w:spacing w:after="0" w:line="252" w:lineRule="auto"/>
+            </w:pPr>
+            <w:r>
+              <w:rPr>
+                <w:rFonts w:ascii="Calibri" w:hAnsi="Calibri" w:cs="Calibri" w:eastAsia="Calibri"/>
+                <w:b w:val="0"/>
+                <w:i w:val="0"/>
+                <w:color w:val="1F2933"/>
+                <w:sz w:val="18"/>
+              </w:rPr>
+              <w:t>both gaps vs the timetable</w:t>
+            </w:r>
+          </w:p>
+        </w:tc>
+        <w:tc>
+          <w:tcPr>
+            <w:tcW w:type="dxa" w:w="2340"/>
+            <w:tcW w:type="dxa" w:w="1560"/>
+            <w:shd w:val="clear" w:color="auto" w:fill="EEF2F8"/>
+            <w:tcMar>
+              <w:top w:type="dxa" w:w="50"/>
+              <w:left w:type="dxa" w:w="100"/>
+              <w:bottom w:type="dxa" w:w="50"/>
+              <w:right w:type="dxa" w:w="100"/>
+            </w:tcMar>
+          </w:tcPr>
+          <w:p>
+            <w:pPr>
+              <w:spacing w:after="0" w:line="252" w:lineRule="auto"/>
+            </w:pPr>
+            <w:r>
+              <w:rPr>
+                <w:rFonts w:ascii="Calibri" w:hAnsi="Calibri" w:cs="Calibri" w:eastAsia="Calibri"/>
+                <w:b w:val="0"/>
+                <w:i w:val="0"/>
+                <w:color w:val="1F2933"/>
+                <w:sz w:val="18"/>
+              </w:rPr>
+              <w:t>0.412</w:t>
+            </w:r>
+          </w:p>
+        </w:tc>
+        <w:tc>
+          <w:tcPr>
+            <w:tcW w:type="dxa" w:w="2340"/>
+            <w:tcW w:type="dxa" w:w="1462"/>
+            <w:shd w:val="clear" w:color="auto" w:fill="EEF2F8"/>
+            <w:tcMar>
+              <w:top w:type="dxa" w:w="50"/>
+              <w:left w:type="dxa" w:w="100"/>
+              <w:bottom w:type="dxa" w:w="50"/>
+              <w:right w:type="dxa" w:w="100"/>
+            </w:tcMar>
+          </w:tcPr>
+          <w:p>
+            <w:pPr>
+              <w:spacing w:after="0" w:line="252" w:lineRule="auto"/>
+            </w:pPr>
+            <w:r>
+              <w:rPr>
+                <w:rFonts w:ascii="Calibri" w:hAnsi="Calibri" w:cs="Calibri" w:eastAsia="Calibri"/>
+                <w:b w:val="0"/>
+                <w:i w:val="0"/>
+                <w:color w:val="1F2933"/>
+                <w:sz w:val="18"/>
+              </w:rPr>
+              <w:t>351 s</w:t>
+            </w:r>
+          </w:p>
+        </w:tc>
+      </w:tr>
+      <w:tr>
+        <w:trPr>
+          <w:cantSplit/>
+        </w:trPr>
+        <w:tc>
+          <w:tcPr>
+            <w:tcW w:type="dxa" w:w="2340"/>
+            <w:tcW w:type="dxa" w:w="2340"/>
+            <w:shd w:val="clear" w:color="auto" w:fill="FFFFFF"/>
+            <w:tcMar>
+              <w:top w:type="dxa" w:w="50"/>
+              <w:left w:type="dxa" w:w="100"/>
+              <w:bottom w:type="dxa" w:w="50"/>
+              <w:right w:type="dxa" w:w="100"/>
+            </w:tcMar>
+          </w:tcPr>
+          <w:p>
+            <w:pPr>
+              <w:spacing w:after="0" w:line="252" w:lineRule="auto"/>
+            </w:pPr>
+            <w:r>
+              <w:rPr>
+                <w:rFonts w:ascii="Calibri" w:hAnsi="Calibri" w:cs="Calibri" w:eastAsia="Calibri"/>
+                <w:b/>
+                <w:i w:val="0"/>
+                <w:color w:val="10233D"/>
+                <w:sz w:val="18"/>
+              </w:rPr>
+              <w:t xml:space="preserve">D </w:t>
+            </w:r>
+            <w:r>
+              <w:rPr>
+                <w:rFonts w:ascii="Consolas" w:hAnsi="Consolas" w:cs="Consolas" w:eastAsia="Consolas"/>
+                <w:b/>
+                <w:i w:val="0"/>
+                <w:color w:val="24405F"/>
+                <w:sz w:val="15"/>
+                <w:shd w:val="clear" w:color="auto" w:fill="F3F5F8"/>
+              </w:rPr>
+              <w:t>dr4_even_hold</w:t>
+            </w:r>
+          </w:p>
+        </w:tc>
+        <w:tc>
+          <w:tcPr>
+            <w:tcW w:type="dxa" w:w="2340"/>
+            <w:tcW w:type="dxa" w:w="3997"/>
+            <w:shd w:val="clear" w:color="auto" w:fill="FFFFFF"/>
+            <w:tcMar>
+              <w:top w:type="dxa" w:w="50"/>
+              <w:left w:type="dxa" w:w="100"/>
+              <w:bottom w:type="dxa" w:w="50"/>
+              <w:right w:type="dxa" w:w="100"/>
+            </w:tcMar>
+          </w:tcPr>
+          <w:p>
+            <w:pPr>
+              <w:spacing w:after="0" w:line="252" w:lineRule="auto"/>
+            </w:pPr>
+            <w:r>
+              <w:rPr>
+                <w:rFonts w:ascii="Calibri" w:hAnsi="Calibri" w:cs="Calibri" w:eastAsia="Calibri"/>
+                <w:b/>
+                <w:i w:val="0"/>
+                <w:color w:val="10233D"/>
+                <w:sz w:val="18"/>
+              </w:rPr>
+              <w:t>gaps, plus the cost of holding riders</w:t>
+            </w:r>
+          </w:p>
+        </w:tc>
+        <w:tc>
+          <w:tcPr>
+            <w:tcW w:type="dxa" w:w="2340"/>
+            <w:tcW w:type="dxa" w:w="1560"/>
+            <w:shd w:val="clear" w:color="auto" w:fill="FFFFFF"/>
+            <w:tcMar>
+              <w:top w:type="dxa" w:w="50"/>
+              <w:left w:type="dxa" w:w="100"/>
+              <w:bottom w:type="dxa" w:w="50"/>
+              <w:right w:type="dxa" w:w="100"/>
+            </w:tcMar>
+          </w:tcPr>
+          <w:p>
+            <w:pPr>
+              <w:spacing w:after="0" w:line="252" w:lineRule="auto"/>
+            </w:pPr>
+            <w:r>
+              <w:rPr>
+                <w:rFonts w:ascii="Calibri" w:hAnsi="Calibri" w:cs="Calibri" w:eastAsia="Calibri"/>
+                <w:b/>
+                <w:i w:val="0"/>
+                <w:color w:val="10233D"/>
+                <w:sz w:val="18"/>
+              </w:rPr>
+              <w:t>0.340</w:t>
+            </w:r>
+          </w:p>
+        </w:tc>
+        <w:tc>
+          <w:tcPr>
+            <w:tcW w:type="dxa" w:w="2340"/>
+            <w:tcW w:type="dxa" w:w="1462"/>
+            <w:shd w:val="clear" w:color="auto" w:fill="FFFFFF"/>
+            <w:tcMar>
+              <w:top w:type="dxa" w:w="50"/>
+              <w:left w:type="dxa" w:w="100"/>
+              <w:bottom w:type="dxa" w:w="50"/>
+              <w:right w:type="dxa" w:w="100"/>
+            </w:tcMar>
+          </w:tcPr>
+          <w:p>
+            <w:pPr>
+              <w:spacing w:after="0" w:line="252" w:lineRule="auto"/>
+            </w:pPr>
+            <w:r>
+              <w:rPr>
+                <w:rFonts w:ascii="Calibri" w:hAnsi="Calibri" w:cs="Calibri" w:eastAsia="Calibri"/>
+                <w:b w:val="0"/>
+                <w:i w:val="0"/>
+                <w:color w:val="1F2933"/>
+                <w:sz w:val="18"/>
+              </w:rPr>
+              <w:t>341 s</w:t>
+            </w:r>
+          </w:p>
+        </w:tc>
+      </w:tr>
+    </w:tbl>
+    <w:p>
+      <w:pPr>
+        <w:spacing w:after="60" w:line="200" w:lineRule="auto"/>
+      </w:pPr>
+    </w:p>
+    <w:p>
+      <w:pPr>
+        <w:jc w:val="left"/>
+        <w:spacing w:before="0" w:after="110" w:line="264" w:lineRule="auto"/>
+      </w:pPr>
+      <w:r>
+        <w:rPr>
+          <w:rFonts w:ascii="Calibri" w:hAnsi="Calibri" w:cs="Calibri" w:eastAsia="Calibri"/>
+          <w:b w:val="0"/>
+          <w:i w:val="0"/>
+          <w:color w:val="1F2933"/>
+          <w:sz w:val="21"/>
+        </w:rPr>
+        <w:t xml:space="preserve">Lower is better. D matches the best hand-written rule; B is the one that beats every baseline on waiting time under severe weather. The full tables, both metrics, all nine conditions, are in </w:t>
+      </w:r>
+      <w:r>
+        <w:rPr>
+          <w:rFonts w:ascii="Consolas" w:hAnsi="Consolas" w:cs="Consolas" w:eastAsia="Consolas"/>
+          <w:b w:val="0"/>
+          <w:i w:val="0"/>
+          <w:color w:val="24405F"/>
+          <w:sz w:val="18"/>
+          <w:shd w:val="clear" w:color="auto" w:fill="F3F5F8"/>
+        </w:rPr>
+        <w:t>starter/results/marl_eval_*.md</w:t>
+      </w:r>
+      <w:r>
+        <w:rPr>
+          <w:rFonts w:ascii="Calibri" w:hAnsi="Calibri" w:cs="Calibri" w:eastAsia="Calibri"/>
+          <w:b w:val="0"/>
+          <w:i w:val="0"/>
+          <w:color w:val="1F2933"/>
+          <w:sz w:val="21"/>
+        </w:rPr>
+        <w:t xml:space="preserve">, and what each run taught us is in </w:t>
+      </w:r>
+      <w:r>
+        <w:rPr>
+          <w:rFonts w:ascii="Consolas" w:hAnsi="Consolas" w:cs="Consolas" w:eastAsia="Consolas"/>
+          <w:b w:val="0"/>
+          <w:i w:val="0"/>
+          <w:color w:val="24405F"/>
+          <w:sz w:val="18"/>
+          <w:shd w:val="clear" w:color="auto" w:fill="F3F5F8"/>
+        </w:rPr>
+        <w:t>docs/reference/REWARD_DESIGN_NOTES.md</w:t>
+      </w:r>
+      <w:r>
+        <w:rPr>
+          <w:rFonts w:ascii="Calibri" w:hAnsi="Calibri" w:cs="Calibri" w:eastAsia="Calibri"/>
+          <w:b w:val="0"/>
+          <w:i w:val="0"/>
+          <w:color w:val="1F2933"/>
+          <w:sz w:val="21"/>
+        </w:rPr>
+        <w:t>.</w:t>
+      </w:r>
+    </w:p>
+    <w:p>
+      <w:pPr>
+        <w:jc w:val="left"/>
+        <w:spacing w:before="0" w:after="110" w:line="264" w:lineRule="auto"/>
+      </w:pPr>
+      <w:r>
+        <w:rPr>
+          <w:rFonts w:ascii="Calibri" w:hAnsi="Calibri" w:cs="Calibri" w:eastAsia="Calibri"/>
+          <w:b/>
+          <w:i w:val="0"/>
+          <w:color w:val="10233D"/>
+          <w:sz w:val="21"/>
+        </w:rPr>
+        <w:t>Figures to show:</w:t>
+      </w:r>
+      <w:r>
+        <w:rPr>
+          <w:rFonts w:ascii="Calibri" w:hAnsi="Calibri" w:cs="Calibri" w:eastAsia="Calibri"/>
+          <w:b w:val="0"/>
+          <w:i w:val="0"/>
+          <w:color w:val="1F2933"/>
+          <w:sz w:val="21"/>
+        </w:rPr>
+        <w:t xml:space="preserve"> </w:t>
+      </w:r>
+      <w:r>
+        <w:rPr>
+          <w:rFonts w:ascii="Consolas" w:hAnsi="Consolas" w:cs="Consolas" w:eastAsia="Consolas"/>
+          <w:b w:val="0"/>
+          <w:i w:val="0"/>
+          <w:color w:val="24405F"/>
+          <w:sz w:val="18"/>
+          <w:shd w:val="clear" w:color="auto" w:fill="F3F5F8"/>
+        </w:rPr>
+        <w:t>marl_runs_comparison.png</w:t>
+      </w:r>
+      <w:r>
+        <w:rPr>
+          <w:rFonts w:ascii="Calibri" w:hAnsi="Calibri" w:cs="Calibri" w:eastAsia="Calibri"/>
+          <w:b w:val="0"/>
+          <w:i w:val="0"/>
+          <w:color w:val="1F2933"/>
+          <w:sz w:val="21"/>
+        </w:rPr>
+        <w:t xml:space="preserve"> (all four runs against the baselines), </w:t>
+      </w:r>
+      <w:r>
+        <w:rPr>
+          <w:rFonts w:ascii="Consolas" w:hAnsi="Consolas" w:cs="Consolas" w:eastAsia="Consolas"/>
+          <w:b w:val="0"/>
+          <w:i w:val="0"/>
+          <w:color w:val="24405F"/>
+          <w:sz w:val="18"/>
+          <w:shd w:val="clear" w:color="auto" w:fill="F3F5F8"/>
+        </w:rPr>
+        <w:t>marl_dr4_even_hold_headway_cv.png</w:t>
+      </w:r>
+      <w:r>
+        <w:rPr>
+          <w:rFonts w:ascii="Calibri" w:hAnsi="Calibri" w:cs="Calibri" w:eastAsia="Calibri"/>
+          <w:b w:val="0"/>
+          <w:i w:val="0"/>
+          <w:color w:val="1F2933"/>
+          <w:sz w:val="21"/>
+        </w:rPr>
+        <w:t xml:space="preserve"> (the best run against all three rules, every condition), and </w:t>
+      </w:r>
+      <w:r>
+        <w:rPr>
+          <w:rFonts w:ascii="Consolas" w:hAnsi="Consolas" w:cs="Consolas" w:eastAsia="Consolas"/>
+          <w:b w:val="0"/>
+          <w:i w:val="0"/>
+          <w:color w:val="24405F"/>
+          <w:sz w:val="18"/>
+          <w:shd w:val="clear" w:color="auto" w:fill="F3F5F8"/>
+        </w:rPr>
+        <w:t>marl_runs_return.png</w:t>
+      </w:r>
+      <w:r>
+        <w:rPr>
+          <w:rFonts w:ascii="Calibri" w:hAnsi="Calibri" w:cs="Calibri" w:eastAsia="Calibri"/>
+          <w:b w:val="0"/>
+          <w:i w:val="0"/>
+          <w:color w:val="1F2933"/>
+          <w:sz w:val="21"/>
+        </w:rPr>
+        <w:t xml:space="preserve"> (the reward converging). Do </w:t>
+      </w:r>
+      <w:r>
+        <w:rPr>
+          <w:rFonts w:ascii="Calibri" w:hAnsi="Calibri" w:cs="Calibri" w:eastAsia="Calibri"/>
+          <w:b/>
+          <w:i w:val="0"/>
+          <w:color w:val="10233D"/>
+          <w:sz w:val="21"/>
+        </w:rPr>
+        <w:t>not</w:t>
+      </w:r>
+      <w:r>
+        <w:rPr>
+          <w:rFonts w:ascii="Calibri" w:hAnsi="Calibri" w:cs="Calibri" w:eastAsia="Calibri"/>
+          <w:b w:val="0"/>
+          <w:i w:val="0"/>
+          <w:color w:val="1F2933"/>
+          <w:sz w:val="21"/>
+        </w:rPr>
+        <w:t xml:space="preserve"> show </w:t>
+      </w:r>
+      <w:r>
+        <w:rPr>
+          <w:rFonts w:ascii="Consolas" w:hAnsi="Consolas" w:cs="Consolas" w:eastAsia="Consolas"/>
+          <w:b w:val="0"/>
+          <w:i w:val="0"/>
+          <w:color w:val="24405F"/>
+          <w:sz w:val="18"/>
+          <w:shd w:val="clear" w:color="auto" w:fill="F3F5F8"/>
+        </w:rPr>
+        <w:t>gate1_convergence.png</w:t>
+      </w:r>
+      <w:r>
+        <w:rPr>
+          <w:rFonts w:ascii="Calibri" w:hAnsi="Calibri" w:cs="Calibri" w:eastAsia="Calibri"/>
+          <w:b w:val="0"/>
+          <w:i w:val="0"/>
+          <w:color w:val="1F2933"/>
+          <w:sz w:val="21"/>
+        </w:rPr>
+        <w:t xml:space="preserve"> — it is from the old simulator.</w:t>
+      </w:r>
     </w:p>
     <w:sectPr>
       <w:footerReference w:type="default" r:id="rId9"/>

--- a/docs/reference/B3_Code_Demo_Guide.docx
+++ b/docs/reference/B3_Code_Demo_Guide.docx
@@ -31,7 +31,7 @@
           <w:color w:val="2E4B73"/>
           <w:sz w:val="24"/>
         </w:rPr>
-        <w:t>How to run, show and read our MSA 1 code</w:t>
+        <w:t>How to run, show and read our code — MSA 1 and MSA 2</w:t>
       </w:r>
     </w:p>
     <w:p>
@@ -47,7 +47,7 @@
           <w:color w:val="555555"/>
           <w:sz w:val="19"/>
         </w:rPr>
-        <w:t>Group B3 · UST Electronics Engineering · Checked 13 September 2026</w:t>
+        <w:t>Group B3 · UST Electronics Engineering · MSA 1 checked 13–14 September, MSA 2 checked 16 September 2026</w:t>
       </w:r>
     </w:p>
     <w:p>
@@ -120,6 +120,35 @@
           <w:sz w:val="17"/>
         </w:rPr>
         <w:t xml:space="preserve"> is MSA 2: the learning half — what a bus sees, how it is scored, how it learns, and what the four training runs found, run on 16 September 2026. Each part stands on its own; nothing in Part 2 changes anything in Part 1.</w:t>
+      </w:r>
+    </w:p>
+    <w:p>
+      <w:pPr>
+        <w:spacing w:before="200" w:after="80" w:line="300" w:lineRule="auto"/>
+        <w:shd w:val="clear" w:color="auto" w:fill="E8EEF6"/>
+        <w:pBdr>
+          <w:left w:val="single" w:color="1F3B63" w:sz="48" w:space="12"/>
+        </w:pBdr>
+      </w:pPr>
+      <w:r>
+        <w:rPr>
+          <w:rFonts w:ascii="Calibri Light" w:hAnsi="Calibri Light" w:cs="Calibri Light" w:eastAsia="Calibri Light"/>
+          <w:b/>
+          <w:i w:val="0"/>
+          <w:color w:val="1F3B63"/>
+          <w:sz w:val="36"/>
+        </w:rPr>
+        <w:t xml:space="preserve">PART 1   </w:t>
+      </w:r>
+      <w:r>
+        <w:rPr>
+          <w:rFonts w:ascii="Calibri Light" w:hAnsi="Calibri Light" w:cs="Calibri Light" w:eastAsia="Calibri Light"/>
+          <w:b w:val="0"/>
+          <w:i w:val="0"/>
+          <w:color w:val="2E4B73"/>
+          <w:sz w:val="28"/>
+        </w:rPr>
+        <w:t>MSA 1: the data, the corridor, the calibration</w:t>
       </w:r>
     </w:p>
     <w:p>
@@ -1369,7 +1398,28 @@
           <w:color w:val="1F2933"/>
           <w:sz w:val="21"/>
         </w:rPr>
-        <w:t>) are MSA 2 work. They were not rewritten yet.</w:t>
+        <w:t xml:space="preserve">, </w:t>
+      </w:r>
+      <w:r>
+        <w:rPr>
+          <w:rFonts w:ascii="Consolas" w:hAnsi="Consolas" w:cs="Consolas" w:eastAsia="Consolas"/>
+          <w:b w:val="0"/>
+          <w:i w:val="0"/>
+          <w:color w:val="24405F"/>
+          <w:sz w:val="18"/>
+          <w:shd w:val="clear" w:color="auto" w:fill="F3F5F8"/>
+        </w:rPr>
+        <w:t>envs/obs.py</w:t>
+      </w:r>
+      <w:r>
+        <w:rPr>
+          <w:rFonts w:ascii="Calibri" w:hAnsi="Calibri" w:cs="Calibri" w:eastAsia="Calibri"/>
+          <w:b w:val="0"/>
+          <w:i w:val="0"/>
+          <w:color w:val="1F2933"/>
+          <w:sz w:val="21"/>
+        </w:rPr>
+        <w:t>) are MSA 2 work; they were rewritten in the same style on 16 September, and Part 2 covers them.</w:t>
       </w:r>
     </w:p>
     <w:p>
@@ -13090,6 +13140,40 @@
       </w:pPr>
     </w:p>
     <w:p>
+      <w:r>
+        <w:br w:type="page"/>
+      </w:r>
+    </w:p>
+    <w:p>
+      <w:pPr>
+        <w:spacing w:before="200" w:after="80" w:line="300" w:lineRule="auto"/>
+        <w:shd w:val="clear" w:color="auto" w:fill="E8EEF6"/>
+        <w:pBdr>
+          <w:left w:val="single" w:color="1F3B63" w:sz="48" w:space="12"/>
+        </w:pBdr>
+      </w:pPr>
+      <w:r>
+        <w:rPr>
+          <w:rFonts w:ascii="Calibri Light" w:hAnsi="Calibri Light" w:cs="Calibri Light" w:eastAsia="Calibri Light"/>
+          <w:b/>
+          <w:i w:val="0"/>
+          <w:color w:val="1F3B63"/>
+          <w:sz w:val="36"/>
+        </w:rPr>
+        <w:t xml:space="preserve">PART 2   </w:t>
+      </w:r>
+      <w:r>
+        <w:rPr>
+          <w:rFonts w:ascii="Calibri Light" w:hAnsi="Calibri Light" w:cs="Calibri Light" w:eastAsia="Calibri Light"/>
+          <w:b w:val="0"/>
+          <w:i w:val="0"/>
+          <w:color w:val="2E4B73"/>
+          <w:sz w:val="28"/>
+        </w:rPr>
+        <w:t>MSA 2: the learning half</w:t>
+      </w:r>
+    </w:p>
+    <w:p>
       <w:pPr>
         <w:jc w:val="left"/>
         <w:spacing w:before="0" w:after="110" w:line="264" w:lineRule="auto"/>
@@ -15012,6 +15096,11 @@
       </w:r>
     </w:p>
     <w:p>
+      <w:r>
+        <w:br w:type="page"/>
+      </w:r>
+    </w:p>
+    <w:p>
       <w:pPr>
         <w:pStyle w:val="Heading1"/>
         <w:keepNext/>
@@ -15690,6 +15779,11 @@
           <w:sz w:val="21"/>
         </w:rPr>
         <w:t>Thirty runs per controller, and every controller faces the same thirty disturbance patterns, so the only difference is the decision-making. Our learned policy is at 0.340 against Even-Headway’s 0.342 — it matches the best hand-written rule on an ordinary day.</w:t>
+      </w:r>
+    </w:p>
+    <w:p>
+      <w:r>
+        <w:br w:type="page"/>
       </w:r>
     </w:p>
     <w:p>
